--- a/discoverer-neo/docs/user-guide/manual/Discoverer-Neo-USER-Guide-Quick-fr-FR.docx
+++ b/discoverer-neo/docs/user-guide/manual/Discoverer-Neo-USER-Guide-Quick-fr-FR.docx
@@ -54,7 +54,7 @@
           <w:sz w:val="22"/>
           <w:szCs w:val="22"/>
         </w:rPr>
-        <w:t>Version 2.0.0</w:t>
+        <w:t>Version 2.0.1</w:t>
       </w:r>
     </w:p>
     <w:p>
@@ -74,7 +74,7 @@
     <w:sdt>
       <w:sdtPr>
         <w:alias w:val="Sommaire"/>
-        <w:id w:val="1221865209"/>
+        <w:id w:val="-1438594605"/>
       </w:sdtPr>
       <w:sdtEndPr/>
       <w:sdtContent>
@@ -102,7 +102,7 @@
           <w:r>
             <w:fldChar w:fldCharType="separate"/>
           </w:r>
-          <w:hyperlink w:anchor="_Toc241669156" w:history="1">
+          <w:hyperlink w:anchor="_Toc241671687" w:history="1">
             <w:r>
               <w:rPr>
                 <w:rStyle w:val="Hiperligao"/>
@@ -126,7 +126,7 @@
               <w:rPr>
                 <w:noProof/>
               </w:rPr>
-              <w:instrText xml:space="preserve"> PAGEREF _Toc241669156 \h </w:instrText>
+              <w:instrText xml:space="preserve"> PAGEREF _Toc241671687 \h </w:instrText>
             </w:r>
             <w:r>
               <w:rPr>
@@ -168,7 +168,7 @@
               <w14:ligatures w14:val="standardContextual"/>
             </w:rPr>
           </w:pPr>
-          <w:hyperlink w:anchor="_Toc241669157" w:history="1">
+          <w:hyperlink w:anchor="_Toc241671688" w:history="1">
             <w:r>
               <w:rPr>
                 <w:rStyle w:val="Hiperligao"/>
@@ -192,7 +192,7 @@
               <w:rPr>
                 <w:noProof/>
               </w:rPr>
-              <w:instrText xml:space="preserve"> PAGEREF _Toc241669157 \h </w:instrText>
+              <w:instrText xml:space="preserve"> PAGEREF _Toc241671688 \h </w:instrText>
             </w:r>
             <w:r>
               <w:rPr>
@@ -234,7 +234,7 @@
               <w14:ligatures w14:val="standardContextual"/>
             </w:rPr>
           </w:pPr>
-          <w:hyperlink w:anchor="_Toc241669158" w:history="1">
+          <w:hyperlink w:anchor="_Toc241671689" w:history="1">
             <w:r>
               <w:rPr>
                 <w:rStyle w:val="Hiperligao"/>
@@ -258,7 +258,7 @@
               <w:rPr>
                 <w:noProof/>
               </w:rPr>
-              <w:instrText xml:space="preserve"> PAGEREF _Toc241669158 \h </w:instrText>
+              <w:instrText xml:space="preserve"> PAGEREF _Toc241671689 \h </w:instrText>
             </w:r>
             <w:r>
               <w:rPr>
@@ -300,7 +300,7 @@
               <w14:ligatures w14:val="standardContextual"/>
             </w:rPr>
           </w:pPr>
-          <w:hyperlink w:anchor="_Toc241669159" w:history="1">
+          <w:hyperlink w:anchor="_Toc241671690" w:history="1">
             <w:r>
               <w:rPr>
                 <w:rStyle w:val="Hiperligao"/>
@@ -324,7 +324,7 @@
               <w:rPr>
                 <w:noProof/>
               </w:rPr>
-              <w:instrText xml:space="preserve"> PAGEREF _Toc241669159 \h </w:instrText>
+              <w:instrText xml:space="preserve"> PAGEREF _Toc241671690 \h </w:instrText>
             </w:r>
             <w:r>
               <w:rPr>
@@ -366,7 +366,7 @@
               <w14:ligatures w14:val="standardContextual"/>
             </w:rPr>
           </w:pPr>
-          <w:hyperlink w:anchor="_Toc241669160" w:history="1">
+          <w:hyperlink w:anchor="_Toc241671691" w:history="1">
             <w:r>
               <w:rPr>
                 <w:rStyle w:val="Hiperligao"/>
@@ -390,7 +390,7 @@
               <w:rPr>
                 <w:noProof/>
               </w:rPr>
-              <w:instrText xml:space="preserve"> PAGEREF _Toc241669160 \h </w:instrText>
+              <w:instrText xml:space="preserve"> PAGEREF _Toc241671691 \h </w:instrText>
             </w:r>
             <w:r>
               <w:rPr>
@@ -432,7 +432,7 @@
               <w14:ligatures w14:val="standardContextual"/>
             </w:rPr>
           </w:pPr>
-          <w:hyperlink w:anchor="_Toc241669161" w:history="1">
+          <w:hyperlink w:anchor="_Toc241671692" w:history="1">
             <w:r>
               <w:rPr>
                 <w:rStyle w:val="Hiperligao"/>
@@ -456,7 +456,7 @@
               <w:rPr>
                 <w:noProof/>
               </w:rPr>
-              <w:instrText xml:space="preserve"> PAGEREF _Toc241669161 \h </w:instrText>
+              <w:instrText xml:space="preserve"> PAGEREF _Toc241671692 \h </w:instrText>
             </w:r>
             <w:r>
               <w:rPr>
@@ -498,7 +498,7 @@
               <w14:ligatures w14:val="standardContextual"/>
             </w:rPr>
           </w:pPr>
-          <w:hyperlink w:anchor="_Toc241669162" w:history="1">
+          <w:hyperlink w:anchor="_Toc241671693" w:history="1">
             <w:r>
               <w:rPr>
                 <w:rStyle w:val="Hiperligao"/>
@@ -522,7 +522,7 @@
               <w:rPr>
                 <w:noProof/>
               </w:rPr>
-              <w:instrText xml:space="preserve"> PAGEREF _Toc241669162 \h </w:instrText>
+              <w:instrText xml:space="preserve"> PAGEREF _Toc241671693 \h </w:instrText>
             </w:r>
             <w:r>
               <w:rPr>
@@ -564,7 +564,7 @@
               <w14:ligatures w14:val="standardContextual"/>
             </w:rPr>
           </w:pPr>
-          <w:hyperlink w:anchor="_Toc241669163" w:history="1">
+          <w:hyperlink w:anchor="_Toc241671694" w:history="1">
             <w:r>
               <w:rPr>
                 <w:rStyle w:val="Hiperligao"/>
@@ -588,7 +588,7 @@
               <w:rPr>
                 <w:noProof/>
               </w:rPr>
-              <w:instrText xml:space="preserve"> PAGEREF _Toc241669163 \h </w:instrText>
+              <w:instrText xml:space="preserve"> PAGEREF _Toc241671694 \h </w:instrText>
             </w:r>
             <w:r>
               <w:rPr>
@@ -636,7 +636,7 @@
       <w:pPr>
         <w:pStyle w:val="Ttulo1"/>
       </w:pPr>
-      <w:bookmarkStart w:id="0" w:name="_Toc241669156"/>
+      <w:bookmarkStart w:id="0" w:name="_Toc241671687"/>
       <w:r>
         <w:lastRenderedPageBreak/>
         <w:t>Votre rôle en une page</w:t>
@@ -1257,7 +1257,7 @@
         </w:rPr>
         <w:lastRenderedPageBreak/>
         <w:drawing>
-          <wp:inline distT="0" distB="0" distL="0" distR="0" wp14:anchorId="67DA0592" wp14:editId="32149240">
+          <wp:inline distT="0" distB="0" distL="0" distR="0" wp14:anchorId="3074EBF1" wp14:editId="108C3C05">
             <wp:extent cx="5715000" cy="3571875"/>
             <wp:effectExtent l="0" t="0" r="0" b="0"/>
             <wp:docPr id="412" name="01-login.png" descr="La page de connexion avec E-mail, Mot de passe, Rester connecté et le bouton Se connecter." title="La page de connexion avec E-mail, Mot de passe, Rester connecté et le bouton Se connecter."/>
@@ -1310,7 +1310,7 @@
         <w:pStyle w:val="Ttulo1"/>
         <w:pageBreakBefore/>
       </w:pPr>
-      <w:bookmarkStart w:id="1" w:name="_Toc241669157"/>
+      <w:bookmarkStart w:id="1" w:name="_Toc241671688"/>
       <w:r>
         <w:lastRenderedPageBreak/>
         <w:t>Tableau de bord</w:t>
@@ -1333,7 +1333,7 @@
           <w:noProof/>
         </w:rPr>
         <w:drawing>
-          <wp:inline distT="0" distB="0" distL="0" distR="0" wp14:anchorId="5A3B5D6B" wp14:editId="327BA63E">
+          <wp:inline distT="0" distB="0" distL="0" distR="0" wp14:anchorId="6EE73985" wp14:editId="37969BE0">
             <wp:extent cx="5715000" cy="3571875"/>
             <wp:effectExtent l="0" t="0" r="0" b="0"/>
             <wp:docPr id="413" name="45-dashboard.png" descr="Le tableau de bord avec les cartes de synthèse et la liste Cartes récentes." title="Le tableau de bord avec les cartes de synthèse et la liste Cartes récentes."/>
@@ -1485,7 +1485,7 @@
         <w:pStyle w:val="Ttulo1"/>
         <w:pageBreakBefore/>
       </w:pPr>
-      <w:bookmarkStart w:id="2" w:name="_Toc241669158"/>
+      <w:bookmarkStart w:id="2" w:name="_Toc241671689"/>
       <w:r>
         <w:lastRenderedPageBreak/>
         <w:t>Cartes</w:t>
@@ -1538,7 +1538,7 @@
           <w:noProof/>
         </w:rPr>
         <w:drawing>
-          <wp:inline distT="0" distB="0" distL="0" distR="0" wp14:anchorId="4CA5603B" wp14:editId="7F698AC0">
+          <wp:inline distT="0" distB="0" distL="0" distR="0" wp14:anchorId="27E6C442" wp14:editId="5B03D052">
             <wp:extent cx="5715000" cy="3429000"/>
             <wp:effectExtent l="0" t="0" r="0" b="0"/>
             <wp:docPr id="414" name="03-maps-mine.png" descr="La liste Cartes, onglet Mes cartes, affichant les icônes d'action sur la ligne de la carte." title="La liste Cartes, onglet Mes cartes, affichant les icônes d'action sur la ligne de la carte."/>
@@ -2219,7 +2219,7 @@
         <w:pStyle w:val="Ttulo1"/>
         <w:pageBreakBefore/>
       </w:pPr>
-      <w:bookmarkStart w:id="3" w:name="_Toc241669159"/>
+      <w:bookmarkStart w:id="3" w:name="_Toc241671690"/>
       <w:r>
         <w:lastRenderedPageBreak/>
         <w:t>Exécuter et exporter</w:t>
@@ -2242,7 +2242,7 @@
           <w:noProof/>
         </w:rPr>
         <w:drawing>
-          <wp:inline distT="0" distB="0" distL="0" distR="0" wp14:anchorId="0EFCE75B" wp14:editId="17444E6D">
+          <wp:inline distT="0" distB="0" distL="0" distR="0" wp14:anchorId="3C5BCA68" wp14:editId="2870D1D9">
             <wp:extent cx="5715000" cy="3571875"/>
             <wp:effectExtent l="0" t="0" r="0" b="0"/>
             <wp:docPr id="415" name="25-viewer-results.png" descr="La visionneuse de cartes après une exécution terminée, avec la grille de résultats et les boutons d'exportation." title="La visionneuse de cartes après une exécution terminée, avec la grille de résultats et les boutons d'exportation."/>
@@ -2771,7 +2771,7 @@
         <w:pStyle w:val="Ttulo1"/>
         <w:pageBreakBefore/>
       </w:pPr>
-      <w:bookmarkStart w:id="4" w:name="_Toc241669160"/>
+      <w:bookmarkStart w:id="4" w:name="_Toc241671691"/>
       <w:r>
         <w:lastRenderedPageBreak/>
         <w:t>Créer et modifier une carte</w:t>
@@ -2794,7 +2794,7 @@
           <w:noProof/>
         </w:rPr>
         <w:drawing>
-          <wp:inline distT="0" distB="0" distL="0" distR="0" wp14:anchorId="32816033" wp14:editId="28544BA3">
+          <wp:inline distT="0" distB="0" distL="0" distR="0" wp14:anchorId="0B2F320D" wp14:editId="2C9FC363">
             <wp:extent cx="5715000" cy="3571875"/>
             <wp:effectExtent l="0" t="0" r="0" b="0"/>
             <wp:docPr id="416" name="05-builder-overview.png" descr="Le créateur de cartes avec l'arborescence Domaines d'activité, la zone Colonnes et le panneau Propriétés." title="Le créateur de cartes avec l'arborescence Domaines d'activité, la zone Colonnes et le panneau Propriétés."/>
@@ -3456,7 +3456,7 @@
         <w:pStyle w:val="Ttulo1"/>
         <w:pageBreakBefore/>
       </w:pPr>
-      <w:bookmarkStart w:id="5" w:name="_Toc241669161"/>
+      <w:bookmarkStart w:id="5" w:name="_Toc241671692"/>
       <w:r>
         <w:lastRenderedPageBreak/>
         <w:t>Exécutions et exportations</w:t>
@@ -3496,7 +3496,7 @@
           <w:noProof/>
         </w:rPr>
         <w:drawing>
-          <wp:inline distT="0" distB="0" distL="0" distR="0" wp14:anchorId="44E66E27" wp14:editId="571CA203">
+          <wp:inline distT="0" distB="0" distL="0" distR="0" wp14:anchorId="08177C51" wp14:editId="0808F09E">
             <wp:extent cx="5715000" cy="3571875"/>
             <wp:effectExtent l="0" t="0" r="0" b="0"/>
             <wp:docPr id="417" name="41-runs.png" descr="La page Exécutions avec les filtres et le tableau des exécutions et de leurs boutons d'exportation." title="La page Exécutions avec les filtres et le tableau des exécutions et de leurs boutons d'exportation."/>
@@ -3997,7 +3997,7 @@
         </w:rPr>
         <w:lastRenderedPageBreak/>
         <w:drawing>
-          <wp:inline distT="0" distB="0" distL="0" distR="0" wp14:anchorId="008030C0" wp14:editId="50DAD931">
+          <wp:inline distT="0" distB="0" distL="0" distR="0" wp14:anchorId="5A0391EC" wp14:editId="5601F13C">
             <wp:extent cx="5715000" cy="3571875"/>
             <wp:effectExtent l="0" t="0" r="0" b="0"/>
             <wp:docPr id="418" name="44-exports.png" descr="La page Exportations listant les exportations avec un bouton Télécharger sur celles qui sont terminées." title="La page Exportations listant les exportations avec un bouton Télécharger sur celles qui sont terminées."/>
@@ -4050,7 +4050,7 @@
         <w:pStyle w:val="Ttulo1"/>
         <w:pageBreakBefore/>
       </w:pPr>
-      <w:bookmarkStart w:id="6" w:name="_Toc241669162"/>
+      <w:bookmarkStart w:id="6" w:name="_Toc241671693"/>
       <w:r>
         <w:lastRenderedPageBreak/>
         <w:t>Planifications</w:t>
@@ -4073,7 +4073,7 @@
           <w:noProof/>
         </w:rPr>
         <w:drawing>
-          <wp:inline distT="0" distB="0" distL="0" distR="0" wp14:anchorId="76CB036B" wp14:editId="654F0446">
+          <wp:inline distT="0" distB="0" distL="0" distR="0" wp14:anchorId="23907738" wp14:editId="783A72D0">
             <wp:extent cx="3743325" cy="4676775"/>
             <wp:effectExtent l="0" t="0" r="0" b="0"/>
             <wp:docPr id="419" name="32-schedule-new-dialog.png" descr="La boîte de dialogue Nouvelle planification avec carte, nom, fréquence, fuseau horaire et format de sortie." title="La boîte de dialogue Nouvelle planification avec carte, nom, fréquence, fuseau horaire et format de sortie."/>
@@ -4700,7 +4700,7 @@
         <w:pStyle w:val="Ttulo1"/>
         <w:pageBreakBefore/>
       </w:pPr>
-      <w:bookmarkStart w:id="7" w:name="_Toc241669163"/>
+      <w:bookmarkStart w:id="7" w:name="_Toc241671694"/>
       <w:r>
         <w:lastRenderedPageBreak/>
         <w:t>Paramètres</w:t>
@@ -4733,7 +4733,7 @@
           <w:noProof/>
         </w:rPr>
         <w:drawing>
-          <wp:inline distT="0" distB="0" distL="0" distR="0" wp14:anchorId="2363DA8E" wp14:editId="48C44D5B">
+          <wp:inline distT="0" distB="0" distL="0" distR="0" wp14:anchorId="48D3AC6F" wp14:editId="7B8B07E5">
             <wp:extent cx="5715000" cy="3571875"/>
             <wp:effectExtent l="0" t="0" r="0" b="0"/>
             <wp:docPr id="420" name="04-settings.png" descr="La page Paramètres avec les cartes Langue, Thème et Palette de couleurs." title="La page Paramètres avec les cartes Langue, Thème et Palette de couleurs."/>
@@ -5042,7 +5042,7 @@
         <w:sz w:val="16"/>
         <w:szCs w:val="16"/>
       </w:rPr>
-      <w:t>Discoverer Neo 2.0.0 · Guide rapide · USER</w:t>
+      <w:t>Discoverer Neo 2.0.1 · Guide rapide · USER</w:t>
     </w:r>
   </w:p>
 </w:hdr>
@@ -5051,10 +5051,10 @@
 <file path=word/numbering.xml><?xml version="1.0" encoding="utf-8"?>
 <w:numbering xmlns:wpc="http://schemas.microsoft.com/office/word/2010/wordprocessingCanvas" xmlns:cx="http://schemas.microsoft.com/office/drawing/2014/chartex" xmlns:cx1="http://schemas.microsoft.com/office/drawing/2015/9/8/chartex" xmlns:cx2="http://schemas.microsoft.com/office/drawing/2015/10/21/chartex" xmlns:cx3="http://schemas.microsoft.com/office/drawing/2016/5/9/chartex" xmlns:cx4="http://schemas.microsoft.com/office/drawing/2016/5/10/chartex" xmlns:cx5="http://schemas.microsoft.com/office/drawing/2016/5/11/chartex" xmlns:cx6="http://schemas.microsoft.com/office/drawing/2016/5/12/chartex" xmlns:cx7="http://schemas.microsoft.com/office/drawing/2016/5/13/chartex" xmlns:cx8="http://schemas.microsoft.com/office/drawing/2016/5/14/chartex" xmlns:mc="http://schemas.openxmlformats.org/markup-compatibility/2006" xmlns:aink="http://schemas.microsoft.com/office/drawing/2016/ink" xmlns:am3d="http://schemas.microsoft.com/office/drawing/2017/model3d" xmlns:o="urn:schemas-microsoft-com:office:office" xmlns:oel="http://schemas.microsoft.com/office/2019/extlst" xmlns:r="http://schemas.openxmlformats.org/officeDocument/2006/relationships" xmlns:m="http://schemas.openxmlformats.org/officeDocument/2006/math" xmlns:v="urn:schemas-microsoft-com:vml" xmlns:wp14="http://schemas.microsoft.com/office/word/2010/wordprocessingDrawing" xmlns:wp="http://schemas.openxmlformats.org/drawingml/2006/wordprocessingDrawing" xmlns:w10="urn:schemas-microsoft-com:office:word" xmlns:w="http://schemas.openxmlformats.org/wordprocessingml/2006/main" xmlns:w14="http://schemas.microsoft.com/office/word/2010/wordml" xmlns:w15="http://schemas.microsoft.com/office/word/2012/wordml" xmlns:w16cex="http://schemas.microsoft.com/office/word/2018/wordml/cex" xmlns:w16cid="http://schemas.microsoft.com/office/word/2016/wordml/cid" xmlns:w16="http://schemas.microsoft.com/office/word/2018/wordml" xmlns:w16sdtdh="http://schemas.microsoft.com/office/word/2020/wordml/sdtdatahash" xmlns:w16se="http://schemas.microsoft.com/office/word/2015/wordml/symex" xmlns:wpg="http://schemas.microsoft.com/office/word/2010/wordprocessingGroup" xmlns:wpi="http://schemas.microsoft.com/office/word/2010/wordprocessingInk" xmlns:wne="http://schemas.microsoft.com/office/word/2006/wordml" xmlns:wps="http://schemas.microsoft.com/office/word/2010/wordprocessingShape" mc:Ignorable="w14 w15 w16se w16cid w16 w16cex w16sdtdh wp14">
   <w:abstractNum w:abstractNumId="0" w15:restartNumberingAfterBreak="0">
-    <w:nsid w:val="00FE37DC"/>
+    <w:nsid w:val="010D0185"/>
     <w:multiLevelType w:val="hybridMultilevel"/>
-    <w:tmpl w:val="513CCCA0"/>
-    <w:lvl w:ilvl="0" w:tplc="CB90CAD0">
+    <w:tmpl w:val="F4EA7A0A"/>
+    <w:lvl w:ilvl="0" w:tplc="730619FC">
       <w:start w:val="1"/>
       <w:numFmt w:val="decimal"/>
       <w:lvlText w:val="%1."/>
@@ -5063,7 +5063,7 @@
         <w:ind w:left="360" w:hanging="300"/>
       </w:pPr>
     </w:lvl>
-    <w:lvl w:ilvl="1" w:tplc="25045CA2" w:tentative="1">
+    <w:lvl w:ilvl="1" w:tplc="37F665DE" w:tentative="1">
       <w:start w:val="1"/>
       <w:numFmt w:val="lowerLetter"/>
       <w:lvlText w:val="%2."/>
@@ -5072,47 +5072,221 @@
         <w:ind w:left="720" w:hanging="300"/>
       </w:pPr>
     </w:lvl>
-    <w:lvl w:ilvl="2" w:tplc="4732E05A">
+    <w:lvl w:ilvl="2" w:tplc="58841E0A">
       <w:numFmt w:val="decimal"/>
       <w:lvlText w:val=""/>
       <w:lvlJc w:val="left"/>
     </w:lvl>
-    <w:lvl w:ilvl="3" w:tplc="7C124542">
+    <w:lvl w:ilvl="3" w:tplc="C2DE6504">
       <w:numFmt w:val="decimal"/>
       <w:lvlText w:val=""/>
       <w:lvlJc w:val="left"/>
     </w:lvl>
-    <w:lvl w:ilvl="4" w:tplc="48CC3526">
+    <w:lvl w:ilvl="4" w:tplc="D328416E">
       <w:numFmt w:val="decimal"/>
       <w:lvlText w:val=""/>
       <w:lvlJc w:val="left"/>
     </w:lvl>
-    <w:lvl w:ilvl="5" w:tplc="4F54BE32">
+    <w:lvl w:ilvl="5" w:tplc="7EF60E82">
       <w:numFmt w:val="decimal"/>
       <w:lvlText w:val=""/>
       <w:lvlJc w:val="left"/>
     </w:lvl>
-    <w:lvl w:ilvl="6" w:tplc="37B4561C">
+    <w:lvl w:ilvl="6" w:tplc="E196FCA8">
       <w:numFmt w:val="decimal"/>
       <w:lvlText w:val=""/>
       <w:lvlJc w:val="left"/>
     </w:lvl>
-    <w:lvl w:ilvl="7" w:tplc="DA1E3102">
+    <w:lvl w:ilvl="7" w:tplc="418C0440">
       <w:numFmt w:val="decimal"/>
       <w:lvlText w:val=""/>
       <w:lvlJc w:val="left"/>
     </w:lvl>
-    <w:lvl w:ilvl="8" w:tplc="7F3ED8C6">
+    <w:lvl w:ilvl="8" w:tplc="5D866362">
       <w:numFmt w:val="decimal"/>
       <w:lvlText w:val=""/>
       <w:lvlJc w:val="left"/>
     </w:lvl>
   </w:abstractNum>
   <w:abstractNum w:abstractNumId="1" w15:restartNumberingAfterBreak="0">
-    <w:nsid w:val="03EE00CE"/>
+    <w:nsid w:val="1F8324CA"/>
     <w:multiLevelType w:val="hybridMultilevel"/>
-    <w:tmpl w:val="3F9A6190"/>
-    <w:lvl w:ilvl="0" w:tplc="314C7FA6" w:tentative="1">
+    <w:tmpl w:val="04849A5C"/>
+    <w:lvl w:ilvl="0" w:tplc="2DA68A4A">
+      <w:start w:val="1"/>
+      <w:numFmt w:val="decimal"/>
+      <w:lvlText w:val="%1."/>
+      <w:lvlJc w:val="left"/>
+      <w:pPr>
+        <w:ind w:left="360" w:hanging="300"/>
+      </w:pPr>
+    </w:lvl>
+    <w:lvl w:ilvl="1" w:tplc="B8DA39E4" w:tentative="1">
+      <w:start w:val="1"/>
+      <w:numFmt w:val="lowerLetter"/>
+      <w:lvlText w:val="%2."/>
+      <w:lvlJc w:val="left"/>
+      <w:pPr>
+        <w:ind w:left="720" w:hanging="300"/>
+      </w:pPr>
+    </w:lvl>
+    <w:lvl w:ilvl="2" w:tplc="3740F6C8">
+      <w:numFmt w:val="decimal"/>
+      <w:lvlText w:val=""/>
+      <w:lvlJc w:val="left"/>
+    </w:lvl>
+    <w:lvl w:ilvl="3" w:tplc="223843E2">
+      <w:numFmt w:val="decimal"/>
+      <w:lvlText w:val=""/>
+      <w:lvlJc w:val="left"/>
+    </w:lvl>
+    <w:lvl w:ilvl="4" w:tplc="82F6A64C">
+      <w:numFmt w:val="decimal"/>
+      <w:lvlText w:val=""/>
+      <w:lvlJc w:val="left"/>
+    </w:lvl>
+    <w:lvl w:ilvl="5" w:tplc="59D847D2">
+      <w:numFmt w:val="decimal"/>
+      <w:lvlText w:val=""/>
+      <w:lvlJc w:val="left"/>
+    </w:lvl>
+    <w:lvl w:ilvl="6" w:tplc="B6EACA78">
+      <w:numFmt w:val="decimal"/>
+      <w:lvlText w:val=""/>
+      <w:lvlJc w:val="left"/>
+    </w:lvl>
+    <w:lvl w:ilvl="7" w:tplc="F32A4716">
+      <w:numFmt w:val="decimal"/>
+      <w:lvlText w:val=""/>
+      <w:lvlJc w:val="left"/>
+    </w:lvl>
+    <w:lvl w:ilvl="8" w:tplc="97D44DF0">
+      <w:numFmt w:val="decimal"/>
+      <w:lvlText w:val=""/>
+      <w:lvlJc w:val="left"/>
+    </w:lvl>
+  </w:abstractNum>
+  <w:abstractNum w:abstractNumId="2" w15:restartNumberingAfterBreak="0">
+    <w:nsid w:val="2B366CF3"/>
+    <w:multiLevelType w:val="hybridMultilevel"/>
+    <w:tmpl w:val="CE48146C"/>
+    <w:lvl w:ilvl="0" w:tplc="CC38098E">
+      <w:start w:val="1"/>
+      <w:numFmt w:val="decimal"/>
+      <w:lvlText w:val="%1."/>
+      <w:lvlJc w:val="left"/>
+      <w:pPr>
+        <w:ind w:left="360" w:hanging="300"/>
+      </w:pPr>
+    </w:lvl>
+    <w:lvl w:ilvl="1" w:tplc="FFFC2A3E" w:tentative="1">
+      <w:start w:val="1"/>
+      <w:numFmt w:val="lowerLetter"/>
+      <w:lvlText w:val="%2."/>
+      <w:lvlJc w:val="left"/>
+      <w:pPr>
+        <w:ind w:left="720" w:hanging="300"/>
+      </w:pPr>
+    </w:lvl>
+    <w:lvl w:ilvl="2" w:tplc="F3FA4588">
+      <w:numFmt w:val="decimal"/>
+      <w:lvlText w:val=""/>
+      <w:lvlJc w:val="left"/>
+    </w:lvl>
+    <w:lvl w:ilvl="3" w:tplc="DB7CC14A">
+      <w:numFmt w:val="decimal"/>
+      <w:lvlText w:val=""/>
+      <w:lvlJc w:val="left"/>
+    </w:lvl>
+    <w:lvl w:ilvl="4" w:tplc="EA567C12">
+      <w:numFmt w:val="decimal"/>
+      <w:lvlText w:val=""/>
+      <w:lvlJc w:val="left"/>
+    </w:lvl>
+    <w:lvl w:ilvl="5" w:tplc="45F2CD18">
+      <w:numFmt w:val="decimal"/>
+      <w:lvlText w:val=""/>
+      <w:lvlJc w:val="left"/>
+    </w:lvl>
+    <w:lvl w:ilvl="6" w:tplc="A358F9EE">
+      <w:numFmt w:val="decimal"/>
+      <w:lvlText w:val=""/>
+      <w:lvlJc w:val="left"/>
+    </w:lvl>
+    <w:lvl w:ilvl="7" w:tplc="DAF21048">
+      <w:numFmt w:val="decimal"/>
+      <w:lvlText w:val=""/>
+      <w:lvlJc w:val="left"/>
+    </w:lvl>
+    <w:lvl w:ilvl="8" w:tplc="F1F88152">
+      <w:numFmt w:val="decimal"/>
+      <w:lvlText w:val=""/>
+      <w:lvlJc w:val="left"/>
+    </w:lvl>
+  </w:abstractNum>
+  <w:abstractNum w:abstractNumId="3" w15:restartNumberingAfterBreak="0">
+    <w:nsid w:val="5E3605B2"/>
+    <w:multiLevelType w:val="hybridMultilevel"/>
+    <w:tmpl w:val="508A19D4"/>
+    <w:lvl w:ilvl="0" w:tplc="18142C38">
+      <w:start w:val="1"/>
+      <w:numFmt w:val="decimal"/>
+      <w:lvlText w:val="%1."/>
+      <w:lvlJc w:val="left"/>
+      <w:pPr>
+        <w:ind w:left="360" w:hanging="300"/>
+      </w:pPr>
+    </w:lvl>
+    <w:lvl w:ilvl="1" w:tplc="B5E0CD66" w:tentative="1">
+      <w:start w:val="1"/>
+      <w:numFmt w:val="lowerLetter"/>
+      <w:lvlText w:val="%2."/>
+      <w:lvlJc w:val="left"/>
+      <w:pPr>
+        <w:ind w:left="720" w:hanging="300"/>
+      </w:pPr>
+    </w:lvl>
+    <w:lvl w:ilvl="2" w:tplc="4F1698F2">
+      <w:numFmt w:val="decimal"/>
+      <w:lvlText w:val=""/>
+      <w:lvlJc w:val="left"/>
+    </w:lvl>
+    <w:lvl w:ilvl="3" w:tplc="E8FE05AA">
+      <w:numFmt w:val="decimal"/>
+      <w:lvlText w:val=""/>
+      <w:lvlJc w:val="left"/>
+    </w:lvl>
+    <w:lvl w:ilvl="4" w:tplc="9BBCE416">
+      <w:numFmt w:val="decimal"/>
+      <w:lvlText w:val=""/>
+      <w:lvlJc w:val="left"/>
+    </w:lvl>
+    <w:lvl w:ilvl="5" w:tplc="A68A92EC">
+      <w:numFmt w:val="decimal"/>
+      <w:lvlText w:val=""/>
+      <w:lvlJc w:val="left"/>
+    </w:lvl>
+    <w:lvl w:ilvl="6" w:tplc="FCE2F142">
+      <w:numFmt w:val="decimal"/>
+      <w:lvlText w:val=""/>
+      <w:lvlJc w:val="left"/>
+    </w:lvl>
+    <w:lvl w:ilvl="7" w:tplc="16BC6BE6">
+      <w:numFmt w:val="decimal"/>
+      <w:lvlText w:val=""/>
+      <w:lvlJc w:val="left"/>
+    </w:lvl>
+    <w:lvl w:ilvl="8" w:tplc="E72045EA">
+      <w:numFmt w:val="decimal"/>
+      <w:lvlText w:val=""/>
+      <w:lvlJc w:val="left"/>
+    </w:lvl>
+  </w:abstractNum>
+  <w:abstractNum w:abstractNumId="4" w15:restartNumberingAfterBreak="0">
+    <w:nsid w:val="625C35BF"/>
+    <w:multiLevelType w:val="hybridMultilevel"/>
+    <w:tmpl w:val="5D8EADCE"/>
+    <w:lvl w:ilvl="0" w:tplc="63D2FF6E" w:tentative="1">
       <w:start w:val="1"/>
       <w:numFmt w:val="bullet"/>
       <w:lvlText w:val="•"/>
@@ -5121,7 +5295,7 @@
         <w:ind w:left="360" w:hanging="260"/>
       </w:pPr>
     </w:lvl>
-    <w:lvl w:ilvl="1" w:tplc="6D746160" w:tentative="1">
+    <w:lvl w:ilvl="1" w:tplc="DEAE7918" w:tentative="1">
       <w:start w:val="1"/>
       <w:numFmt w:val="bullet"/>
       <w:lvlText w:val="–"/>
@@ -5130,47 +5304,47 @@
         <w:ind w:left="720" w:hanging="260"/>
       </w:pPr>
     </w:lvl>
-    <w:lvl w:ilvl="2" w:tplc="19FE8974">
+    <w:lvl w:ilvl="2" w:tplc="F250AFFA">
       <w:numFmt w:val="decimal"/>
       <w:lvlText w:val=""/>
       <w:lvlJc w:val="left"/>
     </w:lvl>
-    <w:lvl w:ilvl="3" w:tplc="8848A968">
+    <w:lvl w:ilvl="3" w:tplc="AC3E67D8">
       <w:numFmt w:val="decimal"/>
       <w:lvlText w:val=""/>
       <w:lvlJc w:val="left"/>
     </w:lvl>
-    <w:lvl w:ilvl="4" w:tplc="7516467E">
+    <w:lvl w:ilvl="4" w:tplc="6172AD0E">
       <w:numFmt w:val="decimal"/>
       <w:lvlText w:val=""/>
       <w:lvlJc w:val="left"/>
     </w:lvl>
-    <w:lvl w:ilvl="5" w:tplc="DEACF554">
+    <w:lvl w:ilvl="5" w:tplc="89BA3F70">
       <w:numFmt w:val="decimal"/>
       <w:lvlText w:val=""/>
       <w:lvlJc w:val="left"/>
     </w:lvl>
-    <w:lvl w:ilvl="6" w:tplc="5AACEBD2">
+    <w:lvl w:ilvl="6" w:tplc="1EBEB9E0">
       <w:numFmt w:val="decimal"/>
       <w:lvlText w:val=""/>
       <w:lvlJc w:val="left"/>
     </w:lvl>
-    <w:lvl w:ilvl="7" w:tplc="9E64E51E">
+    <w:lvl w:ilvl="7" w:tplc="3B6E6CFC">
       <w:numFmt w:val="decimal"/>
       <w:lvlText w:val=""/>
       <w:lvlJc w:val="left"/>
     </w:lvl>
-    <w:lvl w:ilvl="8" w:tplc="35CC51EA">
+    <w:lvl w:ilvl="8" w:tplc="75AEF66A">
       <w:numFmt w:val="decimal"/>
       <w:lvlText w:val=""/>
       <w:lvlJc w:val="left"/>
     </w:lvl>
   </w:abstractNum>
-  <w:abstractNum w:abstractNumId="2" w15:restartNumberingAfterBreak="0">
-    <w:nsid w:val="076A1FFE"/>
+  <w:abstractNum w:abstractNumId="5" w15:restartNumberingAfterBreak="0">
+    <w:nsid w:val="65CE6C4B"/>
     <w:multiLevelType w:val="hybridMultilevel"/>
-    <w:tmpl w:val="12189564"/>
-    <w:lvl w:ilvl="0" w:tplc="C3EA5CB0">
+    <w:tmpl w:val="748C954C"/>
+    <w:lvl w:ilvl="0" w:tplc="EDB266BE">
       <w:start w:val="1"/>
       <w:numFmt w:val="decimal"/>
       <w:lvlText w:val="%1."/>
@@ -5179,7 +5353,7 @@
         <w:ind w:left="360" w:hanging="300"/>
       </w:pPr>
     </w:lvl>
-    <w:lvl w:ilvl="1" w:tplc="414A3DCC" w:tentative="1">
+    <w:lvl w:ilvl="1" w:tplc="E266E3A0" w:tentative="1">
       <w:start w:val="1"/>
       <w:numFmt w:val="lowerLetter"/>
       <w:lvlText w:val="%2."/>
@@ -5188,47 +5362,47 @@
         <w:ind w:left="720" w:hanging="300"/>
       </w:pPr>
     </w:lvl>
-    <w:lvl w:ilvl="2" w:tplc="09B6E46C">
+    <w:lvl w:ilvl="2" w:tplc="F12CB24E">
       <w:numFmt w:val="decimal"/>
       <w:lvlText w:val=""/>
       <w:lvlJc w:val="left"/>
     </w:lvl>
-    <w:lvl w:ilvl="3" w:tplc="8DB01C2A">
+    <w:lvl w:ilvl="3" w:tplc="0B983C10">
       <w:numFmt w:val="decimal"/>
       <w:lvlText w:val=""/>
       <w:lvlJc w:val="left"/>
     </w:lvl>
-    <w:lvl w:ilvl="4" w:tplc="FE6CF914">
+    <w:lvl w:ilvl="4" w:tplc="BB6E1152">
       <w:numFmt w:val="decimal"/>
       <w:lvlText w:val=""/>
       <w:lvlJc w:val="left"/>
     </w:lvl>
-    <w:lvl w:ilvl="5" w:tplc="3556AF4E">
+    <w:lvl w:ilvl="5" w:tplc="CF3A5E58">
       <w:numFmt w:val="decimal"/>
       <w:lvlText w:val=""/>
       <w:lvlJc w:val="left"/>
     </w:lvl>
-    <w:lvl w:ilvl="6" w:tplc="D5467BEE">
+    <w:lvl w:ilvl="6" w:tplc="F214B1BC">
       <w:numFmt w:val="decimal"/>
       <w:lvlText w:val=""/>
       <w:lvlJc w:val="left"/>
     </w:lvl>
-    <w:lvl w:ilvl="7" w:tplc="CFC2E4BA">
+    <w:lvl w:ilvl="7" w:tplc="E8E2B624">
       <w:numFmt w:val="decimal"/>
       <w:lvlText w:val=""/>
       <w:lvlJc w:val="left"/>
     </w:lvl>
-    <w:lvl w:ilvl="8" w:tplc="3F82E1E0">
+    <w:lvl w:ilvl="8" w:tplc="16787B02">
       <w:numFmt w:val="decimal"/>
       <w:lvlText w:val=""/>
       <w:lvlJc w:val="left"/>
     </w:lvl>
   </w:abstractNum>
-  <w:abstractNum w:abstractNumId="3" w15:restartNumberingAfterBreak="0">
-    <w:nsid w:val="194B181D"/>
+  <w:abstractNum w:abstractNumId="6" w15:restartNumberingAfterBreak="0">
+    <w:nsid w:val="66551395"/>
     <w:multiLevelType w:val="hybridMultilevel"/>
-    <w:tmpl w:val="9A567250"/>
-    <w:lvl w:ilvl="0" w:tplc="E356E032">
+    <w:tmpl w:val="FFFC24C4"/>
+    <w:lvl w:ilvl="0" w:tplc="EC309DAE">
       <w:start w:val="1"/>
       <w:numFmt w:val="decimal"/>
       <w:lvlText w:val="%1."/>
@@ -5237,7 +5411,7 @@
         <w:ind w:left="360" w:hanging="300"/>
       </w:pPr>
     </w:lvl>
-    <w:lvl w:ilvl="1" w:tplc="94E20DA0" w:tentative="1">
+    <w:lvl w:ilvl="1" w:tplc="81D2D4F2" w:tentative="1">
       <w:start w:val="1"/>
       <w:numFmt w:val="lowerLetter"/>
       <w:lvlText w:val="%2."/>
@@ -5246,47 +5420,47 @@
         <w:ind w:left="720" w:hanging="300"/>
       </w:pPr>
     </w:lvl>
-    <w:lvl w:ilvl="2" w:tplc="2A78B03C">
+    <w:lvl w:ilvl="2" w:tplc="FEF0ED64">
       <w:numFmt w:val="decimal"/>
       <w:lvlText w:val=""/>
       <w:lvlJc w:val="left"/>
     </w:lvl>
-    <w:lvl w:ilvl="3" w:tplc="7772BFB8">
+    <w:lvl w:ilvl="3" w:tplc="D10401C0">
       <w:numFmt w:val="decimal"/>
       <w:lvlText w:val=""/>
       <w:lvlJc w:val="left"/>
     </w:lvl>
-    <w:lvl w:ilvl="4" w:tplc="7188E2A0">
+    <w:lvl w:ilvl="4" w:tplc="6D00F6EA">
       <w:numFmt w:val="decimal"/>
       <w:lvlText w:val=""/>
       <w:lvlJc w:val="left"/>
     </w:lvl>
-    <w:lvl w:ilvl="5" w:tplc="8F4839E2">
+    <w:lvl w:ilvl="5" w:tplc="1834EA92">
       <w:numFmt w:val="decimal"/>
       <w:lvlText w:val=""/>
       <w:lvlJc w:val="left"/>
     </w:lvl>
-    <w:lvl w:ilvl="6" w:tplc="089C8D42">
+    <w:lvl w:ilvl="6" w:tplc="A9BAE972">
       <w:numFmt w:val="decimal"/>
       <w:lvlText w:val=""/>
       <w:lvlJc w:val="left"/>
     </w:lvl>
-    <w:lvl w:ilvl="7" w:tplc="8B62B928">
+    <w:lvl w:ilvl="7" w:tplc="3D462922">
       <w:numFmt w:val="decimal"/>
       <w:lvlText w:val=""/>
       <w:lvlJc w:val="left"/>
     </w:lvl>
-    <w:lvl w:ilvl="8" w:tplc="AA0C4360">
+    <w:lvl w:ilvl="8" w:tplc="625833C4">
       <w:numFmt w:val="decimal"/>
       <w:lvlText w:val=""/>
       <w:lvlJc w:val="left"/>
     </w:lvl>
   </w:abstractNum>
-  <w:abstractNum w:abstractNumId="4" w15:restartNumberingAfterBreak="0">
-    <w:nsid w:val="1E944C41"/>
+  <w:abstractNum w:abstractNumId="7" w15:restartNumberingAfterBreak="0">
+    <w:nsid w:val="792E269F"/>
     <w:multiLevelType w:val="hybridMultilevel"/>
-    <w:tmpl w:val="51BC0BE2"/>
-    <w:lvl w:ilvl="0" w:tplc="50A2D5D8">
+    <w:tmpl w:val="C088B0CA"/>
+    <w:lvl w:ilvl="0" w:tplc="A2C88126">
       <w:start w:val="1"/>
       <w:numFmt w:val="decimal"/>
       <w:lvlText w:val="%1."/>
@@ -5295,7 +5469,7 @@
         <w:ind w:left="360" w:hanging="300"/>
       </w:pPr>
     </w:lvl>
-    <w:lvl w:ilvl="1" w:tplc="4022B6AA" w:tentative="1">
+    <w:lvl w:ilvl="1" w:tplc="2962E898" w:tentative="1">
       <w:start w:val="1"/>
       <w:numFmt w:val="lowerLetter"/>
       <w:lvlText w:val="%2."/>
@@ -5304,105 +5478,47 @@
         <w:ind w:left="720" w:hanging="300"/>
       </w:pPr>
     </w:lvl>
-    <w:lvl w:ilvl="2" w:tplc="1F1E3836">
+    <w:lvl w:ilvl="2" w:tplc="C504D056">
       <w:numFmt w:val="decimal"/>
       <w:lvlText w:val=""/>
       <w:lvlJc w:val="left"/>
     </w:lvl>
-    <w:lvl w:ilvl="3" w:tplc="C9789E7E">
+    <w:lvl w:ilvl="3" w:tplc="05CA989A">
       <w:numFmt w:val="decimal"/>
       <w:lvlText w:val=""/>
       <w:lvlJc w:val="left"/>
     </w:lvl>
-    <w:lvl w:ilvl="4" w:tplc="DDA21D04">
+    <w:lvl w:ilvl="4" w:tplc="C12C638E">
       <w:numFmt w:val="decimal"/>
       <w:lvlText w:val=""/>
       <w:lvlJc w:val="left"/>
     </w:lvl>
-    <w:lvl w:ilvl="5" w:tplc="A5A08BAC">
+    <w:lvl w:ilvl="5" w:tplc="DA5EF932">
       <w:numFmt w:val="decimal"/>
       <w:lvlText w:val=""/>
       <w:lvlJc w:val="left"/>
     </w:lvl>
-    <w:lvl w:ilvl="6" w:tplc="B700E7F4">
+    <w:lvl w:ilvl="6" w:tplc="8A8A6AD4">
       <w:numFmt w:val="decimal"/>
       <w:lvlText w:val=""/>
       <w:lvlJc w:val="left"/>
     </w:lvl>
-    <w:lvl w:ilvl="7" w:tplc="1FCAFBC8">
+    <w:lvl w:ilvl="7" w:tplc="C87CE658">
       <w:numFmt w:val="decimal"/>
       <w:lvlText w:val=""/>
       <w:lvlJc w:val="left"/>
     </w:lvl>
-    <w:lvl w:ilvl="8" w:tplc="ECC289CE">
+    <w:lvl w:ilvl="8" w:tplc="64D0DDFC">
       <w:numFmt w:val="decimal"/>
       <w:lvlText w:val=""/>
       <w:lvlJc w:val="left"/>
     </w:lvl>
   </w:abstractNum>
-  <w:abstractNum w:abstractNumId="5" w15:restartNumberingAfterBreak="0">
-    <w:nsid w:val="24477264"/>
+  <w:abstractNum w:abstractNumId="8" w15:restartNumberingAfterBreak="0">
+    <w:nsid w:val="7F553B32"/>
     <w:multiLevelType w:val="hybridMultilevel"/>
-    <w:tmpl w:val="8968EC9A"/>
-    <w:lvl w:ilvl="0" w:tplc="7116B6FA">
-      <w:start w:val="1"/>
-      <w:numFmt w:val="decimal"/>
-      <w:lvlText w:val="%1."/>
-      <w:lvlJc w:val="left"/>
-      <w:pPr>
-        <w:ind w:left="360" w:hanging="300"/>
-      </w:pPr>
-    </w:lvl>
-    <w:lvl w:ilvl="1" w:tplc="160E8428" w:tentative="1">
-      <w:start w:val="1"/>
-      <w:numFmt w:val="lowerLetter"/>
-      <w:lvlText w:val="%2."/>
-      <w:lvlJc w:val="left"/>
-      <w:pPr>
-        <w:ind w:left="720" w:hanging="300"/>
-      </w:pPr>
-    </w:lvl>
-    <w:lvl w:ilvl="2" w:tplc="7D5836F4">
-      <w:numFmt w:val="decimal"/>
-      <w:lvlText w:val=""/>
-      <w:lvlJc w:val="left"/>
-    </w:lvl>
-    <w:lvl w:ilvl="3" w:tplc="993065E4">
-      <w:numFmt w:val="decimal"/>
-      <w:lvlText w:val=""/>
-      <w:lvlJc w:val="left"/>
-    </w:lvl>
-    <w:lvl w:ilvl="4" w:tplc="4C56DBDC">
-      <w:numFmt w:val="decimal"/>
-      <w:lvlText w:val=""/>
-      <w:lvlJc w:val="left"/>
-    </w:lvl>
-    <w:lvl w:ilvl="5" w:tplc="0FE89AC0">
-      <w:numFmt w:val="decimal"/>
-      <w:lvlText w:val=""/>
-      <w:lvlJc w:val="left"/>
-    </w:lvl>
-    <w:lvl w:ilvl="6" w:tplc="44D02CD0">
-      <w:numFmt w:val="decimal"/>
-      <w:lvlText w:val=""/>
-      <w:lvlJc w:val="left"/>
-    </w:lvl>
-    <w:lvl w:ilvl="7" w:tplc="B6E603C2">
-      <w:numFmt w:val="decimal"/>
-      <w:lvlText w:val=""/>
-      <w:lvlJc w:val="left"/>
-    </w:lvl>
-    <w:lvl w:ilvl="8" w:tplc="A52E3F92">
-      <w:numFmt w:val="decimal"/>
-      <w:lvlText w:val=""/>
-      <w:lvlJc w:val="left"/>
-    </w:lvl>
-  </w:abstractNum>
-  <w:abstractNum w:abstractNumId="6" w15:restartNumberingAfterBreak="0">
-    <w:nsid w:val="30073450"/>
-    <w:multiLevelType w:val="hybridMultilevel"/>
-    <w:tmpl w:val="4C9C8952"/>
-    <w:lvl w:ilvl="0" w:tplc="A036E906" w:tentative="1">
+    <w:tmpl w:val="41B07A64"/>
+    <w:lvl w:ilvl="0" w:tplc="B3020A50" w:tentative="1">
       <w:start w:val="1"/>
       <w:numFmt w:val="bullet"/>
       <w:lvlText w:val="●"/>
@@ -5411,7 +5527,7 @@
         <w:ind w:left="720" w:hanging="360"/>
       </w:pPr>
     </w:lvl>
-    <w:lvl w:ilvl="1" w:tplc="2EF620A6" w:tentative="1">
+    <w:lvl w:ilvl="1" w:tplc="DBF25EA6" w:tentative="1">
       <w:start w:val="1"/>
       <w:numFmt w:val="bullet"/>
       <w:lvlText w:val="○"/>
@@ -5420,7 +5536,7 @@
         <w:ind w:left="1440" w:hanging="360"/>
       </w:pPr>
     </w:lvl>
-    <w:lvl w:ilvl="2" w:tplc="FBBAC4E8" w:tentative="1">
+    <w:lvl w:ilvl="2" w:tplc="8AD81D50" w:tentative="1">
       <w:start w:val="1"/>
       <w:numFmt w:val="bullet"/>
       <w:lvlText w:val="■"/>
@@ -5429,7 +5545,7 @@
         <w:ind w:left="2160" w:hanging="360"/>
       </w:pPr>
     </w:lvl>
-    <w:lvl w:ilvl="3" w:tplc="A8DED8B6" w:tentative="1">
+    <w:lvl w:ilvl="3" w:tplc="D3D6465E" w:tentative="1">
       <w:start w:val="1"/>
       <w:numFmt w:val="bullet"/>
       <w:lvlText w:val="●"/>
@@ -5438,7 +5554,7 @@
         <w:ind w:left="2880" w:hanging="360"/>
       </w:pPr>
     </w:lvl>
-    <w:lvl w:ilvl="4" w:tplc="7C58D5BA" w:tentative="1">
+    <w:lvl w:ilvl="4" w:tplc="EA6E2D26" w:tentative="1">
       <w:start w:val="1"/>
       <w:numFmt w:val="bullet"/>
       <w:lvlText w:val="○"/>
@@ -5447,7 +5563,7 @@
         <w:ind w:left="3600" w:hanging="360"/>
       </w:pPr>
     </w:lvl>
-    <w:lvl w:ilvl="5" w:tplc="F3A0EABA" w:tentative="1">
+    <w:lvl w:ilvl="5" w:tplc="9B1ADE3A" w:tentative="1">
       <w:start w:val="1"/>
       <w:numFmt w:val="bullet"/>
       <w:lvlText w:val="■"/>
@@ -5456,7 +5572,7 @@
         <w:ind w:left="4320" w:hanging="360"/>
       </w:pPr>
     </w:lvl>
-    <w:lvl w:ilvl="6" w:tplc="903240A6" w:tentative="1">
+    <w:lvl w:ilvl="6" w:tplc="F8289AC4" w:tentative="1">
       <w:start w:val="1"/>
       <w:numFmt w:val="bullet"/>
       <w:lvlText w:val="●"/>
@@ -5465,7 +5581,7 @@
         <w:ind w:left="5040" w:hanging="360"/>
       </w:pPr>
     </w:lvl>
-    <w:lvl w:ilvl="7" w:tplc="95B24E46" w:tentative="1">
+    <w:lvl w:ilvl="7" w:tplc="C6A2F1EA" w:tentative="1">
       <w:start w:val="1"/>
       <w:numFmt w:val="bullet"/>
       <w:lvlText w:val="●"/>
@@ -5474,7 +5590,7 @@
         <w:ind w:left="5760" w:hanging="360"/>
       </w:pPr>
     </w:lvl>
-    <w:lvl w:ilvl="8" w:tplc="6B3C7A46" w:tentative="1">
+    <w:lvl w:ilvl="8" w:tplc="402EA694" w:tentative="1">
       <w:start w:val="1"/>
       <w:numFmt w:val="bullet"/>
       <w:lvlText w:val="●"/>
@@ -5484,166 +5600,50 @@
       </w:pPr>
     </w:lvl>
   </w:abstractNum>
-  <w:abstractNum w:abstractNumId="7" w15:restartNumberingAfterBreak="0">
-    <w:nsid w:val="357515EA"/>
-    <w:multiLevelType w:val="hybridMultilevel"/>
-    <w:tmpl w:val="B5343AF2"/>
-    <w:lvl w:ilvl="0" w:tplc="C4DE1FDC">
-      <w:start w:val="1"/>
-      <w:numFmt w:val="decimal"/>
-      <w:lvlText w:val="%1."/>
-      <w:lvlJc w:val="left"/>
-      <w:pPr>
-        <w:ind w:left="360" w:hanging="300"/>
-      </w:pPr>
-    </w:lvl>
-    <w:lvl w:ilvl="1" w:tplc="A10018A0" w:tentative="1">
-      <w:start w:val="1"/>
-      <w:numFmt w:val="lowerLetter"/>
-      <w:lvlText w:val="%2."/>
-      <w:lvlJc w:val="left"/>
-      <w:pPr>
-        <w:ind w:left="720" w:hanging="300"/>
-      </w:pPr>
-    </w:lvl>
-    <w:lvl w:ilvl="2" w:tplc="045ECD56">
-      <w:numFmt w:val="decimal"/>
-      <w:lvlText w:val=""/>
-      <w:lvlJc w:val="left"/>
-    </w:lvl>
-    <w:lvl w:ilvl="3" w:tplc="FE6049A4">
-      <w:numFmt w:val="decimal"/>
-      <w:lvlText w:val=""/>
-      <w:lvlJc w:val="left"/>
-    </w:lvl>
-    <w:lvl w:ilvl="4" w:tplc="A4364578">
-      <w:numFmt w:val="decimal"/>
-      <w:lvlText w:val=""/>
-      <w:lvlJc w:val="left"/>
-    </w:lvl>
-    <w:lvl w:ilvl="5" w:tplc="76424A24">
-      <w:numFmt w:val="decimal"/>
-      <w:lvlText w:val=""/>
-      <w:lvlJc w:val="left"/>
-    </w:lvl>
-    <w:lvl w:ilvl="6" w:tplc="9F864FCA">
-      <w:numFmt w:val="decimal"/>
-      <w:lvlText w:val=""/>
-      <w:lvlJc w:val="left"/>
-    </w:lvl>
-    <w:lvl w:ilvl="7" w:tplc="608A1E8E">
-      <w:numFmt w:val="decimal"/>
-      <w:lvlText w:val=""/>
-      <w:lvlJc w:val="left"/>
-    </w:lvl>
-    <w:lvl w:ilvl="8" w:tplc="A71EBF0E">
-      <w:numFmt w:val="decimal"/>
-      <w:lvlText w:val=""/>
-      <w:lvlJc w:val="left"/>
-    </w:lvl>
-  </w:abstractNum>
-  <w:abstractNum w:abstractNumId="8" w15:restartNumberingAfterBreak="0">
-    <w:nsid w:val="60AE3C3F"/>
-    <w:multiLevelType w:val="hybridMultilevel"/>
-    <w:tmpl w:val="F3942B34"/>
-    <w:lvl w:ilvl="0" w:tplc="E326A60A">
-      <w:start w:val="1"/>
-      <w:numFmt w:val="decimal"/>
-      <w:lvlText w:val="%1."/>
-      <w:lvlJc w:val="left"/>
-      <w:pPr>
-        <w:ind w:left="360" w:hanging="300"/>
-      </w:pPr>
-    </w:lvl>
-    <w:lvl w:ilvl="1" w:tplc="7F02CE48" w:tentative="1">
-      <w:start w:val="1"/>
-      <w:numFmt w:val="lowerLetter"/>
-      <w:lvlText w:val="%2."/>
-      <w:lvlJc w:val="left"/>
-      <w:pPr>
-        <w:ind w:left="720" w:hanging="300"/>
-      </w:pPr>
-    </w:lvl>
-    <w:lvl w:ilvl="2" w:tplc="340E7A12">
-      <w:numFmt w:val="decimal"/>
-      <w:lvlText w:val=""/>
-      <w:lvlJc w:val="left"/>
-    </w:lvl>
-    <w:lvl w:ilvl="3" w:tplc="AB4ADEEA">
-      <w:numFmt w:val="decimal"/>
-      <w:lvlText w:val=""/>
-      <w:lvlJc w:val="left"/>
-    </w:lvl>
-    <w:lvl w:ilvl="4" w:tplc="5894B82A">
-      <w:numFmt w:val="decimal"/>
-      <w:lvlText w:val=""/>
-      <w:lvlJc w:val="left"/>
-    </w:lvl>
-    <w:lvl w:ilvl="5" w:tplc="A5B6A5B8">
-      <w:numFmt w:val="decimal"/>
-      <w:lvlText w:val=""/>
-      <w:lvlJc w:val="left"/>
-    </w:lvl>
-    <w:lvl w:ilvl="6" w:tplc="31F87B0A">
-      <w:numFmt w:val="decimal"/>
-      <w:lvlText w:val=""/>
-      <w:lvlJc w:val="left"/>
-    </w:lvl>
-    <w:lvl w:ilvl="7" w:tplc="8CAC3096">
-      <w:numFmt w:val="decimal"/>
-      <w:lvlText w:val=""/>
-      <w:lvlJc w:val="left"/>
-    </w:lvl>
-    <w:lvl w:ilvl="8" w:tplc="317CC7D4">
-      <w:numFmt w:val="decimal"/>
-      <w:lvlText w:val=""/>
-      <w:lvlJc w:val="left"/>
-    </w:lvl>
-  </w:abstractNum>
-  <w:num w:numId="1" w16cid:durableId="1758473979">
-    <w:abstractNumId w:val="6"/>
+  <w:num w:numId="1" w16cid:durableId="1583372478">
+    <w:abstractNumId w:val="8"/>
     <w:lvlOverride w:ilvl="0">
       <w:startOverride w:val="1"/>
     </w:lvlOverride>
   </w:num>
-  <w:num w:numId="2" w16cid:durableId="1404525587">
+  <w:num w:numId="2" w16cid:durableId="293339752">
+    <w:abstractNumId w:val="1"/>
+    <w:lvlOverride w:ilvl="0">
+      <w:startOverride w:val="1"/>
+    </w:lvlOverride>
+  </w:num>
+  <w:num w:numId="3" w16cid:durableId="1307399386">
     <w:abstractNumId w:val="0"/>
     <w:lvlOverride w:ilvl="0">
       <w:startOverride w:val="1"/>
     </w:lvlOverride>
   </w:num>
-  <w:num w:numId="3" w16cid:durableId="1744134988">
-    <w:abstractNumId w:val="8"/>
+  <w:num w:numId="4" w16cid:durableId="1996371035">
+    <w:abstractNumId w:val="5"/>
     <w:lvlOverride w:ilvl="0">
       <w:startOverride w:val="1"/>
     </w:lvlOverride>
   </w:num>
-  <w:num w:numId="4" w16cid:durableId="1489320933">
+  <w:num w:numId="5" w16cid:durableId="1264803762">
+    <w:abstractNumId w:val="3"/>
+    <w:lvlOverride w:ilvl="0">
+      <w:startOverride w:val="1"/>
+    </w:lvlOverride>
+  </w:num>
+  <w:num w:numId="6" w16cid:durableId="468283205">
     <w:abstractNumId w:val="7"/>
     <w:lvlOverride w:ilvl="0">
       <w:startOverride w:val="1"/>
     </w:lvlOverride>
   </w:num>
-  <w:num w:numId="5" w16cid:durableId="1274555480">
+  <w:num w:numId="7" w16cid:durableId="1745763408">
     <w:abstractNumId w:val="2"/>
     <w:lvlOverride w:ilvl="0">
       <w:startOverride w:val="1"/>
     </w:lvlOverride>
   </w:num>
-  <w:num w:numId="6" w16cid:durableId="556941344">
-    <w:abstractNumId w:val="4"/>
-    <w:lvlOverride w:ilvl="0">
-      <w:startOverride w:val="1"/>
-    </w:lvlOverride>
-  </w:num>
-  <w:num w:numId="7" w16cid:durableId="590088694">
-    <w:abstractNumId w:val="3"/>
-    <w:lvlOverride w:ilvl="0">
-      <w:startOverride w:val="1"/>
-    </w:lvlOverride>
-  </w:num>
-  <w:num w:numId="8" w16cid:durableId="199170883">
-    <w:abstractNumId w:val="5"/>
+  <w:num w:numId="8" w16cid:durableId="1852334401">
+    <w:abstractNumId w:val="6"/>
     <w:lvlOverride w:ilvl="0">
       <w:startOverride w:val="1"/>
     </w:lvlOverride>
@@ -6324,7 +6324,7 @@
     <w:autoRedefine/>
     <w:uiPriority w:val="39"/>
     <w:unhideWhenUsed/>
-    <w:rsid w:val="00AB1488"/>
+    <w:rsid w:val="00417BE8"/>
     <w:pPr>
       <w:spacing w:after="100"/>
     </w:pPr>

--- a/discoverer-neo/docs/user-guide/manual/Discoverer-Neo-USER-Guide-Quick-fr-FR.docx
+++ b/discoverer-neo/docs/user-guide/manual/Discoverer-Neo-USER-Guide-Quick-fr-FR.docx
@@ -54,7 +54,7 @@
           <w:sz w:val="22"/>
           <w:szCs w:val="22"/>
         </w:rPr>
-        <w:t>Version 2.0.1</w:t>
+        <w:t>Version 2.1.0</w:t>
       </w:r>
     </w:p>
     <w:p>
@@ -74,7 +74,7 @@
     <w:sdt>
       <w:sdtPr>
         <w:alias w:val="Sommaire"/>
-        <w:id w:val="-1438594605"/>
+        <w:id w:val="-410384054"/>
       </w:sdtPr>
       <w:sdtEndPr/>
       <w:sdtContent>
@@ -102,7 +102,7 @@
           <w:r>
             <w:fldChar w:fldCharType="separate"/>
           </w:r>
-          <w:hyperlink w:anchor="_Toc241671687" w:history="1">
+          <w:hyperlink w:anchor="_Toc241697004" w:history="1">
             <w:r>
               <w:rPr>
                 <w:rStyle w:val="Hiperligao"/>
@@ -126,7 +126,7 @@
               <w:rPr>
                 <w:noProof/>
               </w:rPr>
-              <w:instrText xml:space="preserve"> PAGEREF _Toc241671687 \h </w:instrText>
+              <w:instrText xml:space="preserve"> PAGEREF _Toc241697004 \h </w:instrText>
             </w:r>
             <w:r>
               <w:rPr>
@@ -168,7 +168,7 @@
               <w14:ligatures w14:val="standardContextual"/>
             </w:rPr>
           </w:pPr>
-          <w:hyperlink w:anchor="_Toc241671688" w:history="1">
+          <w:hyperlink w:anchor="_Toc241697005" w:history="1">
             <w:r>
               <w:rPr>
                 <w:rStyle w:val="Hiperligao"/>
@@ -192,7 +192,7 @@
               <w:rPr>
                 <w:noProof/>
               </w:rPr>
-              <w:instrText xml:space="preserve"> PAGEREF _Toc241671688 \h </w:instrText>
+              <w:instrText xml:space="preserve"> PAGEREF _Toc241697005 \h </w:instrText>
             </w:r>
             <w:r>
               <w:rPr>
@@ -234,7 +234,7 @@
               <w14:ligatures w14:val="standardContextual"/>
             </w:rPr>
           </w:pPr>
-          <w:hyperlink w:anchor="_Toc241671689" w:history="1">
+          <w:hyperlink w:anchor="_Toc241697006" w:history="1">
             <w:r>
               <w:rPr>
                 <w:rStyle w:val="Hiperligao"/>
@@ -258,7 +258,7 @@
               <w:rPr>
                 <w:noProof/>
               </w:rPr>
-              <w:instrText xml:space="preserve"> PAGEREF _Toc241671689 \h </w:instrText>
+              <w:instrText xml:space="preserve"> PAGEREF _Toc241697006 \h </w:instrText>
             </w:r>
             <w:r>
               <w:rPr>
@@ -300,7 +300,7 @@
               <w14:ligatures w14:val="standardContextual"/>
             </w:rPr>
           </w:pPr>
-          <w:hyperlink w:anchor="_Toc241671690" w:history="1">
+          <w:hyperlink w:anchor="_Toc241697007" w:history="1">
             <w:r>
               <w:rPr>
                 <w:rStyle w:val="Hiperligao"/>
@@ -324,7 +324,7 @@
               <w:rPr>
                 <w:noProof/>
               </w:rPr>
-              <w:instrText xml:space="preserve"> PAGEREF _Toc241671690 \h </w:instrText>
+              <w:instrText xml:space="preserve"> PAGEREF _Toc241697007 \h </w:instrText>
             </w:r>
             <w:r>
               <w:rPr>
@@ -366,7 +366,7 @@
               <w14:ligatures w14:val="standardContextual"/>
             </w:rPr>
           </w:pPr>
-          <w:hyperlink w:anchor="_Toc241671691" w:history="1">
+          <w:hyperlink w:anchor="_Toc241697008" w:history="1">
             <w:r>
               <w:rPr>
                 <w:rStyle w:val="Hiperligao"/>
@@ -390,7 +390,7 @@
               <w:rPr>
                 <w:noProof/>
               </w:rPr>
-              <w:instrText xml:space="preserve"> PAGEREF _Toc241671691 \h </w:instrText>
+              <w:instrText xml:space="preserve"> PAGEREF _Toc241697008 \h </w:instrText>
             </w:r>
             <w:r>
               <w:rPr>
@@ -432,7 +432,7 @@
               <w14:ligatures w14:val="standardContextual"/>
             </w:rPr>
           </w:pPr>
-          <w:hyperlink w:anchor="_Toc241671692" w:history="1">
+          <w:hyperlink w:anchor="_Toc241697009" w:history="1">
             <w:r>
               <w:rPr>
                 <w:rStyle w:val="Hiperligao"/>
@@ -456,7 +456,7 @@
               <w:rPr>
                 <w:noProof/>
               </w:rPr>
-              <w:instrText xml:space="preserve"> PAGEREF _Toc241671692 \h </w:instrText>
+              <w:instrText xml:space="preserve"> PAGEREF _Toc241697009 \h </w:instrText>
             </w:r>
             <w:r>
               <w:rPr>
@@ -498,7 +498,7 @@
               <w14:ligatures w14:val="standardContextual"/>
             </w:rPr>
           </w:pPr>
-          <w:hyperlink w:anchor="_Toc241671693" w:history="1">
+          <w:hyperlink w:anchor="_Toc241697010" w:history="1">
             <w:r>
               <w:rPr>
                 <w:rStyle w:val="Hiperligao"/>
@@ -522,7 +522,7 @@
               <w:rPr>
                 <w:noProof/>
               </w:rPr>
-              <w:instrText xml:space="preserve"> PAGEREF _Toc241671693 \h </w:instrText>
+              <w:instrText xml:space="preserve"> PAGEREF _Toc241697010 \h </w:instrText>
             </w:r>
             <w:r>
               <w:rPr>
@@ -564,7 +564,7 @@
               <w14:ligatures w14:val="standardContextual"/>
             </w:rPr>
           </w:pPr>
-          <w:hyperlink w:anchor="_Toc241671694" w:history="1">
+          <w:hyperlink w:anchor="_Toc241697011" w:history="1">
             <w:r>
               <w:rPr>
                 <w:rStyle w:val="Hiperligao"/>
@@ -588,7 +588,7 @@
               <w:rPr>
                 <w:noProof/>
               </w:rPr>
-              <w:instrText xml:space="preserve"> PAGEREF _Toc241671694 \h </w:instrText>
+              <w:instrText xml:space="preserve"> PAGEREF _Toc241697011 \h </w:instrText>
             </w:r>
             <w:r>
               <w:rPr>
@@ -636,7 +636,7 @@
       <w:pPr>
         <w:pStyle w:val="Ttulo1"/>
       </w:pPr>
-      <w:bookmarkStart w:id="0" w:name="_Toc241671687"/>
+      <w:bookmarkStart w:id="0" w:name="_Toc241697004"/>
       <w:r>
         <w:lastRenderedPageBreak/>
         <w:t>Votre rôle en une page</w:t>
@@ -1257,10 +1257,10 @@
         </w:rPr>
         <w:lastRenderedPageBreak/>
         <w:drawing>
-          <wp:inline distT="0" distB="0" distL="0" distR="0" wp14:anchorId="3074EBF1" wp14:editId="108C3C05">
+          <wp:inline distT="0" distB="0" distL="0" distR="0" wp14:anchorId="45D06FEF" wp14:editId="6862F98A">
             <wp:extent cx="5715000" cy="3571875"/>
             <wp:effectExtent l="0" t="0" r="0" b="0"/>
-            <wp:docPr id="412" name="01-login.png" descr="La page de connexion avec E-mail, Mot de passe, Rester connecté et le bouton Se connecter." title="La page de connexion avec E-mail, Mot de passe, Rester connecté et le bouton Se connecter."/>
+            <wp:docPr id="376" name="01-login.png" descr="La page de connexion avec E-mail, Mot de passe, Rester connecté et le bouton Se connecter." title="La page de connexion avec E-mail, Mot de passe, Rester connecté et le bouton Se connecter."/>
             <wp:cNvGraphicFramePr>
               <a:graphicFrameLocks xmlns:a="http://schemas.openxmlformats.org/drawingml/2006/main" noChangeAspect="1"/>
             </wp:cNvGraphicFramePr>
@@ -1310,7 +1310,7 @@
         <w:pStyle w:val="Ttulo1"/>
         <w:pageBreakBefore/>
       </w:pPr>
-      <w:bookmarkStart w:id="1" w:name="_Toc241671688"/>
+      <w:bookmarkStart w:id="1" w:name="_Toc241697005"/>
       <w:r>
         <w:lastRenderedPageBreak/>
         <w:t>Tableau de bord</w:t>
@@ -1333,10 +1333,10 @@
           <w:noProof/>
         </w:rPr>
         <w:drawing>
-          <wp:inline distT="0" distB="0" distL="0" distR="0" wp14:anchorId="6EE73985" wp14:editId="37969BE0">
+          <wp:inline distT="0" distB="0" distL="0" distR="0" wp14:anchorId="380C1B8B" wp14:editId="4389795D">
             <wp:extent cx="5715000" cy="3571875"/>
             <wp:effectExtent l="0" t="0" r="0" b="0"/>
-            <wp:docPr id="413" name="45-dashboard.png" descr="Le tableau de bord avec les cartes de synthèse et la liste Cartes récentes." title="Le tableau de bord avec les cartes de synthèse et la liste Cartes récentes."/>
+            <wp:docPr id="377" name="45-dashboard.png" descr="Le tableau de bord avec les cartes de synthèse et la liste Cartes récentes." title="Le tableau de bord avec les cartes de synthèse et la liste Cartes récentes."/>
             <wp:cNvGraphicFramePr>
               <a:graphicFrameLocks xmlns:a="http://schemas.openxmlformats.org/drawingml/2006/main" noChangeAspect="1"/>
             </wp:cNvGraphicFramePr>
@@ -1485,7 +1485,7 @@
         <w:pStyle w:val="Ttulo1"/>
         <w:pageBreakBefore/>
       </w:pPr>
-      <w:bookmarkStart w:id="2" w:name="_Toc241671689"/>
+      <w:bookmarkStart w:id="2" w:name="_Toc241697006"/>
       <w:r>
         <w:lastRenderedPageBreak/>
         <w:t>Cartes</w:t>
@@ -1538,10 +1538,10 @@
           <w:noProof/>
         </w:rPr>
         <w:drawing>
-          <wp:inline distT="0" distB="0" distL="0" distR="0" wp14:anchorId="27E6C442" wp14:editId="5B03D052">
+          <wp:inline distT="0" distB="0" distL="0" distR="0" wp14:anchorId="0C01C4C6" wp14:editId="3AE68731">
             <wp:extent cx="5715000" cy="3429000"/>
             <wp:effectExtent l="0" t="0" r="0" b="0"/>
-            <wp:docPr id="414" name="03-maps-mine.png" descr="La liste Cartes, onglet Mes cartes, affichant les icônes d'action sur la ligne de la carte." title="La liste Cartes, onglet Mes cartes, affichant les icônes d'action sur la ligne de la carte."/>
+            <wp:docPr id="378" name="03-maps-mine.png" descr="La liste Cartes, onglet Mes cartes, affichant les icônes d'action sur la ligne de la carte." title="La liste Cartes, onglet Mes cartes, affichant les icônes d'action sur la ligne de la carte."/>
             <wp:cNvGraphicFramePr>
               <a:graphicFrameLocks xmlns:a="http://schemas.openxmlformats.org/drawingml/2006/main" noChangeAspect="1"/>
             </wp:cNvGraphicFramePr>
@@ -2219,7 +2219,7 @@
         <w:pStyle w:val="Ttulo1"/>
         <w:pageBreakBefore/>
       </w:pPr>
-      <w:bookmarkStart w:id="3" w:name="_Toc241671690"/>
+      <w:bookmarkStart w:id="3" w:name="_Toc241697007"/>
       <w:r>
         <w:lastRenderedPageBreak/>
         <w:t>Exécuter et exporter</w:t>
@@ -2242,10 +2242,10 @@
           <w:noProof/>
         </w:rPr>
         <w:drawing>
-          <wp:inline distT="0" distB="0" distL="0" distR="0" wp14:anchorId="3C5BCA68" wp14:editId="2870D1D9">
+          <wp:inline distT="0" distB="0" distL="0" distR="0" wp14:anchorId="38DD4389" wp14:editId="1B74A55B">
             <wp:extent cx="5715000" cy="3571875"/>
             <wp:effectExtent l="0" t="0" r="0" b="0"/>
-            <wp:docPr id="415" name="25-viewer-results.png" descr="La visionneuse de cartes après une exécution terminée, avec la grille de résultats et les boutons d'exportation." title="La visionneuse de cartes après une exécution terminée, avec la grille de résultats et les boutons d'exportation."/>
+            <wp:docPr id="379" name="25-viewer-results.png" descr="La visionneuse de cartes après une exécution terminée, avec la grille de résultats et les boutons d'exportation." title="La visionneuse de cartes après une exécution terminée, avec la grille de résultats et les boutons d'exportation."/>
             <wp:cNvGraphicFramePr>
               <a:graphicFrameLocks xmlns:a="http://schemas.openxmlformats.org/drawingml/2006/main" noChangeAspect="1"/>
             </wp:cNvGraphicFramePr>
@@ -2771,7 +2771,7 @@
         <w:pStyle w:val="Ttulo1"/>
         <w:pageBreakBefore/>
       </w:pPr>
-      <w:bookmarkStart w:id="4" w:name="_Toc241671691"/>
+      <w:bookmarkStart w:id="4" w:name="_Toc241697008"/>
       <w:r>
         <w:lastRenderedPageBreak/>
         <w:t>Créer et modifier une carte</w:t>
@@ -2794,10 +2794,10 @@
           <w:noProof/>
         </w:rPr>
         <w:drawing>
-          <wp:inline distT="0" distB="0" distL="0" distR="0" wp14:anchorId="0B2F320D" wp14:editId="2C9FC363">
+          <wp:inline distT="0" distB="0" distL="0" distR="0" wp14:anchorId="64F84B94" wp14:editId="24785D76">
             <wp:extent cx="5715000" cy="3571875"/>
             <wp:effectExtent l="0" t="0" r="0" b="0"/>
-            <wp:docPr id="416" name="05-builder-overview.png" descr="Le créateur de cartes avec l'arborescence Domaines d'activité, la zone Colonnes et le panneau Propriétés." title="Le créateur de cartes avec l'arborescence Domaines d'activité, la zone Colonnes et le panneau Propriétés."/>
+            <wp:docPr id="380" name="05-builder-overview.png" descr="Le créateur de cartes avec l'arborescence Domaines d'activité, la zone Colonnes et le panneau Propriétés." title="Le créateur de cartes avec l'arborescence Domaines d'activité, la zone Colonnes et le panneau Propriétés."/>
             <wp:cNvGraphicFramePr>
               <a:graphicFrameLocks xmlns:a="http://schemas.openxmlformats.org/drawingml/2006/main" noChangeAspect="1"/>
             </wp:cNvGraphicFramePr>
@@ -3456,7 +3456,7 @@
         <w:pStyle w:val="Ttulo1"/>
         <w:pageBreakBefore/>
       </w:pPr>
-      <w:bookmarkStart w:id="5" w:name="_Toc241671692"/>
+      <w:bookmarkStart w:id="5" w:name="_Toc241697009"/>
       <w:r>
         <w:lastRenderedPageBreak/>
         <w:t>Exécutions et exportations</w:t>
@@ -3496,10 +3496,10 @@
           <w:noProof/>
         </w:rPr>
         <w:drawing>
-          <wp:inline distT="0" distB="0" distL="0" distR="0" wp14:anchorId="08177C51" wp14:editId="0808F09E">
+          <wp:inline distT="0" distB="0" distL="0" distR="0" wp14:anchorId="38A63289" wp14:editId="5AED9439">
             <wp:extent cx="5715000" cy="3571875"/>
             <wp:effectExtent l="0" t="0" r="0" b="0"/>
-            <wp:docPr id="417" name="41-runs.png" descr="La page Exécutions avec les filtres et le tableau des exécutions et de leurs boutons d'exportation." title="La page Exécutions avec les filtres et le tableau des exécutions et de leurs boutons d'exportation."/>
+            <wp:docPr id="381" name="41-runs.png" descr="La page Exécutions avec les filtres et le tableau des exécutions et de leurs boutons d'exportation." title="La page Exécutions avec les filtres et le tableau des exécutions et de leurs boutons d'exportation."/>
             <wp:cNvGraphicFramePr>
               <a:graphicFrameLocks xmlns:a="http://schemas.openxmlformats.org/drawingml/2006/main" noChangeAspect="1"/>
             </wp:cNvGraphicFramePr>
@@ -3997,10 +3997,10 @@
         </w:rPr>
         <w:lastRenderedPageBreak/>
         <w:drawing>
-          <wp:inline distT="0" distB="0" distL="0" distR="0" wp14:anchorId="5A0391EC" wp14:editId="5601F13C">
+          <wp:inline distT="0" distB="0" distL="0" distR="0" wp14:anchorId="675C4278" wp14:editId="596EE7C9">
             <wp:extent cx="5715000" cy="3571875"/>
             <wp:effectExtent l="0" t="0" r="0" b="0"/>
-            <wp:docPr id="418" name="44-exports.png" descr="La page Exportations listant les exportations avec un bouton Télécharger sur celles qui sont terminées." title="La page Exportations listant les exportations avec un bouton Télécharger sur celles qui sont terminées."/>
+            <wp:docPr id="382" name="44-exports.png" descr="La page Exportations listant les exportations avec un bouton Télécharger sur celles qui sont terminées." title="La page Exportations listant les exportations avec un bouton Télécharger sur celles qui sont terminées."/>
             <wp:cNvGraphicFramePr>
               <a:graphicFrameLocks xmlns:a="http://schemas.openxmlformats.org/drawingml/2006/main" noChangeAspect="1"/>
             </wp:cNvGraphicFramePr>
@@ -4050,7 +4050,7 @@
         <w:pStyle w:val="Ttulo1"/>
         <w:pageBreakBefore/>
       </w:pPr>
-      <w:bookmarkStart w:id="6" w:name="_Toc241671693"/>
+      <w:bookmarkStart w:id="6" w:name="_Toc241697010"/>
       <w:r>
         <w:lastRenderedPageBreak/>
         <w:t>Planifications</w:t>
@@ -4073,10 +4073,10 @@
           <w:noProof/>
         </w:rPr>
         <w:drawing>
-          <wp:inline distT="0" distB="0" distL="0" distR="0" wp14:anchorId="23907738" wp14:editId="783A72D0">
+          <wp:inline distT="0" distB="0" distL="0" distR="0" wp14:anchorId="0EBEDCF8" wp14:editId="4B2FCC7E">
             <wp:extent cx="3743325" cy="4676775"/>
             <wp:effectExtent l="0" t="0" r="0" b="0"/>
-            <wp:docPr id="419" name="32-schedule-new-dialog.png" descr="La boîte de dialogue Nouvelle planification avec carte, nom, fréquence, fuseau horaire et format de sortie." title="La boîte de dialogue Nouvelle planification avec carte, nom, fréquence, fuseau horaire et format de sortie."/>
+            <wp:docPr id="383" name="32-schedule-new-dialog.png" descr="La boîte de dialogue Nouvelle planification avec carte, nom, fréquence, fuseau horaire et format de sortie." title="La boîte de dialogue Nouvelle planification avec carte, nom, fréquence, fuseau horaire et format de sortie."/>
             <wp:cNvGraphicFramePr>
               <a:graphicFrameLocks xmlns:a="http://schemas.openxmlformats.org/drawingml/2006/main" noChangeAspect="1"/>
             </wp:cNvGraphicFramePr>
@@ -4700,7 +4700,7 @@
         <w:pStyle w:val="Ttulo1"/>
         <w:pageBreakBefore/>
       </w:pPr>
-      <w:bookmarkStart w:id="7" w:name="_Toc241671694"/>
+      <w:bookmarkStart w:id="7" w:name="_Toc241697011"/>
       <w:r>
         <w:lastRenderedPageBreak/>
         <w:t>Paramètres</w:t>
@@ -4733,10 +4733,10 @@
           <w:noProof/>
         </w:rPr>
         <w:drawing>
-          <wp:inline distT="0" distB="0" distL="0" distR="0" wp14:anchorId="48D3AC6F" wp14:editId="7B8B07E5">
+          <wp:inline distT="0" distB="0" distL="0" distR="0" wp14:anchorId="03C4D2AC" wp14:editId="30D2BC3E">
             <wp:extent cx="5715000" cy="3571875"/>
             <wp:effectExtent l="0" t="0" r="0" b="0"/>
-            <wp:docPr id="420" name="04-settings.png" descr="La page Paramètres avec les cartes Langue, Thème et Palette de couleurs." title="La page Paramètres avec les cartes Langue, Thème et Palette de couleurs."/>
+            <wp:docPr id="384" name="04-settings.png" descr="La page Paramètres avec les cartes Langue, Thème et Palette de couleurs." title="La page Paramètres avec les cartes Langue, Thème et Palette de couleurs."/>
             <wp:cNvGraphicFramePr>
               <a:graphicFrameLocks xmlns:a="http://schemas.openxmlformats.org/drawingml/2006/main" noChangeAspect="1"/>
             </wp:cNvGraphicFramePr>
@@ -5042,7 +5042,7 @@
         <w:sz w:val="16"/>
         <w:szCs w:val="16"/>
       </w:rPr>
-      <w:t>Discoverer Neo 2.0.1 · Guide rapide · USER</w:t>
+      <w:t>Discoverer Neo 2.1.0 · Guide rapide · USER</w:t>
     </w:r>
   </w:p>
 </w:hdr>
@@ -5051,10 +5051,10 @@
 <file path=word/numbering.xml><?xml version="1.0" encoding="utf-8"?>
 <w:numbering xmlns:wpc="http://schemas.microsoft.com/office/word/2010/wordprocessingCanvas" xmlns:cx="http://schemas.microsoft.com/office/drawing/2014/chartex" xmlns:cx1="http://schemas.microsoft.com/office/drawing/2015/9/8/chartex" xmlns:cx2="http://schemas.microsoft.com/office/drawing/2015/10/21/chartex" xmlns:cx3="http://schemas.microsoft.com/office/drawing/2016/5/9/chartex" xmlns:cx4="http://schemas.microsoft.com/office/drawing/2016/5/10/chartex" xmlns:cx5="http://schemas.microsoft.com/office/drawing/2016/5/11/chartex" xmlns:cx6="http://schemas.microsoft.com/office/drawing/2016/5/12/chartex" xmlns:cx7="http://schemas.microsoft.com/office/drawing/2016/5/13/chartex" xmlns:cx8="http://schemas.microsoft.com/office/drawing/2016/5/14/chartex" xmlns:mc="http://schemas.openxmlformats.org/markup-compatibility/2006" xmlns:aink="http://schemas.microsoft.com/office/drawing/2016/ink" xmlns:am3d="http://schemas.microsoft.com/office/drawing/2017/model3d" xmlns:o="urn:schemas-microsoft-com:office:office" xmlns:oel="http://schemas.microsoft.com/office/2019/extlst" xmlns:r="http://schemas.openxmlformats.org/officeDocument/2006/relationships" xmlns:m="http://schemas.openxmlformats.org/officeDocument/2006/math" xmlns:v="urn:schemas-microsoft-com:vml" xmlns:wp14="http://schemas.microsoft.com/office/word/2010/wordprocessingDrawing" xmlns:wp="http://schemas.openxmlformats.org/drawingml/2006/wordprocessingDrawing" xmlns:w10="urn:schemas-microsoft-com:office:word" xmlns:w="http://schemas.openxmlformats.org/wordprocessingml/2006/main" xmlns:w14="http://schemas.microsoft.com/office/word/2010/wordml" xmlns:w15="http://schemas.microsoft.com/office/word/2012/wordml" xmlns:w16cex="http://schemas.microsoft.com/office/word/2018/wordml/cex" xmlns:w16cid="http://schemas.microsoft.com/office/word/2016/wordml/cid" xmlns:w16="http://schemas.microsoft.com/office/word/2018/wordml" xmlns:w16sdtdh="http://schemas.microsoft.com/office/word/2020/wordml/sdtdatahash" xmlns:w16se="http://schemas.microsoft.com/office/word/2015/wordml/symex" xmlns:wpg="http://schemas.microsoft.com/office/word/2010/wordprocessingGroup" xmlns:wpi="http://schemas.microsoft.com/office/word/2010/wordprocessingInk" xmlns:wne="http://schemas.microsoft.com/office/word/2006/wordml" xmlns:wps="http://schemas.microsoft.com/office/word/2010/wordprocessingShape" mc:Ignorable="w14 w15 w16se w16cid w16 w16cex w16sdtdh wp14">
   <w:abstractNum w:abstractNumId="0" w15:restartNumberingAfterBreak="0">
-    <w:nsid w:val="010D0185"/>
+    <w:nsid w:val="16B268EB"/>
     <w:multiLevelType w:val="hybridMultilevel"/>
-    <w:tmpl w:val="F4EA7A0A"/>
-    <w:lvl w:ilvl="0" w:tplc="730619FC">
+    <w:tmpl w:val="8E0AB9EE"/>
+    <w:lvl w:ilvl="0" w:tplc="8E084ADE">
       <w:start w:val="1"/>
       <w:numFmt w:val="decimal"/>
       <w:lvlText w:val="%1."/>
@@ -5063,7 +5063,7 @@
         <w:ind w:left="360" w:hanging="300"/>
       </w:pPr>
     </w:lvl>
-    <w:lvl w:ilvl="1" w:tplc="37F665DE" w:tentative="1">
+    <w:lvl w:ilvl="1" w:tplc="A45C0D4C" w:tentative="1">
       <w:start w:val="1"/>
       <w:numFmt w:val="lowerLetter"/>
       <w:lvlText w:val="%2."/>
@@ -5072,47 +5072,47 @@
         <w:ind w:left="720" w:hanging="300"/>
       </w:pPr>
     </w:lvl>
-    <w:lvl w:ilvl="2" w:tplc="58841E0A">
+    <w:lvl w:ilvl="2" w:tplc="A15E3CA8">
       <w:numFmt w:val="decimal"/>
       <w:lvlText w:val=""/>
       <w:lvlJc w:val="left"/>
     </w:lvl>
-    <w:lvl w:ilvl="3" w:tplc="C2DE6504">
+    <w:lvl w:ilvl="3" w:tplc="81481F64">
       <w:numFmt w:val="decimal"/>
       <w:lvlText w:val=""/>
       <w:lvlJc w:val="left"/>
     </w:lvl>
-    <w:lvl w:ilvl="4" w:tplc="D328416E">
+    <w:lvl w:ilvl="4" w:tplc="94D63A54">
       <w:numFmt w:val="decimal"/>
       <w:lvlText w:val=""/>
       <w:lvlJc w:val="left"/>
     </w:lvl>
-    <w:lvl w:ilvl="5" w:tplc="7EF60E82">
+    <w:lvl w:ilvl="5" w:tplc="26CEFB3C">
       <w:numFmt w:val="decimal"/>
       <w:lvlText w:val=""/>
       <w:lvlJc w:val="left"/>
     </w:lvl>
-    <w:lvl w:ilvl="6" w:tplc="E196FCA8">
+    <w:lvl w:ilvl="6" w:tplc="D58CD9F0">
       <w:numFmt w:val="decimal"/>
       <w:lvlText w:val=""/>
       <w:lvlJc w:val="left"/>
     </w:lvl>
-    <w:lvl w:ilvl="7" w:tplc="418C0440">
+    <w:lvl w:ilvl="7" w:tplc="6CB85B2E">
       <w:numFmt w:val="decimal"/>
       <w:lvlText w:val=""/>
       <w:lvlJc w:val="left"/>
     </w:lvl>
-    <w:lvl w:ilvl="8" w:tplc="5D866362">
+    <w:lvl w:ilvl="8" w:tplc="4B7E95B0">
       <w:numFmt w:val="decimal"/>
       <w:lvlText w:val=""/>
       <w:lvlJc w:val="left"/>
     </w:lvl>
   </w:abstractNum>
   <w:abstractNum w:abstractNumId="1" w15:restartNumberingAfterBreak="0">
-    <w:nsid w:val="1F8324CA"/>
+    <w:nsid w:val="2298643C"/>
     <w:multiLevelType w:val="hybridMultilevel"/>
-    <w:tmpl w:val="04849A5C"/>
-    <w:lvl w:ilvl="0" w:tplc="2DA68A4A">
+    <w:tmpl w:val="6248F11C"/>
+    <w:lvl w:ilvl="0" w:tplc="3EC220A6">
       <w:start w:val="1"/>
       <w:numFmt w:val="decimal"/>
       <w:lvlText w:val="%1."/>
@@ -5121,7 +5121,7 @@
         <w:ind w:left="360" w:hanging="300"/>
       </w:pPr>
     </w:lvl>
-    <w:lvl w:ilvl="1" w:tplc="B8DA39E4" w:tentative="1">
+    <w:lvl w:ilvl="1" w:tplc="EA961ACA" w:tentative="1">
       <w:start w:val="1"/>
       <w:numFmt w:val="lowerLetter"/>
       <w:lvlText w:val="%2."/>
@@ -5130,47 +5130,47 @@
         <w:ind w:left="720" w:hanging="300"/>
       </w:pPr>
     </w:lvl>
-    <w:lvl w:ilvl="2" w:tplc="3740F6C8">
+    <w:lvl w:ilvl="2" w:tplc="11A2CC80">
       <w:numFmt w:val="decimal"/>
       <w:lvlText w:val=""/>
       <w:lvlJc w:val="left"/>
     </w:lvl>
-    <w:lvl w:ilvl="3" w:tplc="223843E2">
+    <w:lvl w:ilvl="3" w:tplc="EC68E4D0">
       <w:numFmt w:val="decimal"/>
       <w:lvlText w:val=""/>
       <w:lvlJc w:val="left"/>
     </w:lvl>
-    <w:lvl w:ilvl="4" w:tplc="82F6A64C">
+    <w:lvl w:ilvl="4" w:tplc="835E4526">
       <w:numFmt w:val="decimal"/>
       <w:lvlText w:val=""/>
       <w:lvlJc w:val="left"/>
     </w:lvl>
-    <w:lvl w:ilvl="5" w:tplc="59D847D2">
+    <w:lvl w:ilvl="5" w:tplc="2BA6DD9A">
       <w:numFmt w:val="decimal"/>
       <w:lvlText w:val=""/>
       <w:lvlJc w:val="left"/>
     </w:lvl>
-    <w:lvl w:ilvl="6" w:tplc="B6EACA78">
+    <w:lvl w:ilvl="6" w:tplc="05AA83D0">
       <w:numFmt w:val="decimal"/>
       <w:lvlText w:val=""/>
       <w:lvlJc w:val="left"/>
     </w:lvl>
-    <w:lvl w:ilvl="7" w:tplc="F32A4716">
+    <w:lvl w:ilvl="7" w:tplc="5FC6A78C">
       <w:numFmt w:val="decimal"/>
       <w:lvlText w:val=""/>
       <w:lvlJc w:val="left"/>
     </w:lvl>
-    <w:lvl w:ilvl="8" w:tplc="97D44DF0">
+    <w:lvl w:ilvl="8" w:tplc="33D02CBE">
       <w:numFmt w:val="decimal"/>
       <w:lvlText w:val=""/>
       <w:lvlJc w:val="left"/>
     </w:lvl>
   </w:abstractNum>
   <w:abstractNum w:abstractNumId="2" w15:restartNumberingAfterBreak="0">
-    <w:nsid w:val="2B366CF3"/>
+    <w:nsid w:val="2C502C40"/>
     <w:multiLevelType w:val="hybridMultilevel"/>
-    <w:tmpl w:val="CE48146C"/>
-    <w:lvl w:ilvl="0" w:tplc="CC38098E">
+    <w:tmpl w:val="8DCC6752"/>
+    <w:lvl w:ilvl="0" w:tplc="3F26EE16">
       <w:start w:val="1"/>
       <w:numFmt w:val="decimal"/>
       <w:lvlText w:val="%1."/>
@@ -5179,7 +5179,7 @@
         <w:ind w:left="360" w:hanging="300"/>
       </w:pPr>
     </w:lvl>
-    <w:lvl w:ilvl="1" w:tplc="FFFC2A3E" w:tentative="1">
+    <w:lvl w:ilvl="1" w:tplc="4B7AFD1A" w:tentative="1">
       <w:start w:val="1"/>
       <w:numFmt w:val="lowerLetter"/>
       <w:lvlText w:val="%2."/>
@@ -5188,47 +5188,133 @@
         <w:ind w:left="720" w:hanging="300"/>
       </w:pPr>
     </w:lvl>
-    <w:lvl w:ilvl="2" w:tplc="F3FA4588">
+    <w:lvl w:ilvl="2" w:tplc="782CD352">
       <w:numFmt w:val="decimal"/>
       <w:lvlText w:val=""/>
       <w:lvlJc w:val="left"/>
     </w:lvl>
-    <w:lvl w:ilvl="3" w:tplc="DB7CC14A">
+    <w:lvl w:ilvl="3" w:tplc="7778DAAC">
       <w:numFmt w:val="decimal"/>
       <w:lvlText w:val=""/>
       <w:lvlJc w:val="left"/>
     </w:lvl>
-    <w:lvl w:ilvl="4" w:tplc="EA567C12">
+    <w:lvl w:ilvl="4" w:tplc="9602368C">
       <w:numFmt w:val="decimal"/>
       <w:lvlText w:val=""/>
       <w:lvlJc w:val="left"/>
     </w:lvl>
-    <w:lvl w:ilvl="5" w:tplc="45F2CD18">
+    <w:lvl w:ilvl="5" w:tplc="F968C462">
       <w:numFmt w:val="decimal"/>
       <w:lvlText w:val=""/>
       <w:lvlJc w:val="left"/>
     </w:lvl>
-    <w:lvl w:ilvl="6" w:tplc="A358F9EE">
+    <w:lvl w:ilvl="6" w:tplc="625CD502">
       <w:numFmt w:val="decimal"/>
       <w:lvlText w:val=""/>
       <w:lvlJc w:val="left"/>
     </w:lvl>
-    <w:lvl w:ilvl="7" w:tplc="DAF21048">
+    <w:lvl w:ilvl="7" w:tplc="6B7A93BC">
       <w:numFmt w:val="decimal"/>
       <w:lvlText w:val=""/>
       <w:lvlJc w:val="left"/>
     </w:lvl>
-    <w:lvl w:ilvl="8" w:tplc="F1F88152">
+    <w:lvl w:ilvl="8" w:tplc="1114892C">
       <w:numFmt w:val="decimal"/>
       <w:lvlText w:val=""/>
       <w:lvlJc w:val="left"/>
     </w:lvl>
   </w:abstractNum>
   <w:abstractNum w:abstractNumId="3" w15:restartNumberingAfterBreak="0">
-    <w:nsid w:val="5E3605B2"/>
+    <w:nsid w:val="5C377C7C"/>
     <w:multiLevelType w:val="hybridMultilevel"/>
-    <w:tmpl w:val="508A19D4"/>
-    <w:lvl w:ilvl="0" w:tplc="18142C38">
+    <w:tmpl w:val="DCF41200"/>
+    <w:lvl w:ilvl="0" w:tplc="EAF42F68" w:tentative="1">
+      <w:start w:val="1"/>
+      <w:numFmt w:val="bullet"/>
+      <w:lvlText w:val="●"/>
+      <w:lvlJc w:val="left"/>
+      <w:pPr>
+        <w:ind w:left="720" w:hanging="360"/>
+      </w:pPr>
+    </w:lvl>
+    <w:lvl w:ilvl="1" w:tplc="02DE516E" w:tentative="1">
+      <w:start w:val="1"/>
+      <w:numFmt w:val="bullet"/>
+      <w:lvlText w:val="○"/>
+      <w:lvlJc w:val="left"/>
+      <w:pPr>
+        <w:ind w:left="1440" w:hanging="360"/>
+      </w:pPr>
+    </w:lvl>
+    <w:lvl w:ilvl="2" w:tplc="6E52DB9E" w:tentative="1">
+      <w:start w:val="1"/>
+      <w:numFmt w:val="bullet"/>
+      <w:lvlText w:val="■"/>
+      <w:lvlJc w:val="left"/>
+      <w:pPr>
+        <w:ind w:left="2160" w:hanging="360"/>
+      </w:pPr>
+    </w:lvl>
+    <w:lvl w:ilvl="3" w:tplc="B74C8CF6" w:tentative="1">
+      <w:start w:val="1"/>
+      <w:numFmt w:val="bullet"/>
+      <w:lvlText w:val="●"/>
+      <w:lvlJc w:val="left"/>
+      <w:pPr>
+        <w:ind w:left="2880" w:hanging="360"/>
+      </w:pPr>
+    </w:lvl>
+    <w:lvl w:ilvl="4" w:tplc="35F0953C" w:tentative="1">
+      <w:start w:val="1"/>
+      <w:numFmt w:val="bullet"/>
+      <w:lvlText w:val="○"/>
+      <w:lvlJc w:val="left"/>
+      <w:pPr>
+        <w:ind w:left="3600" w:hanging="360"/>
+      </w:pPr>
+    </w:lvl>
+    <w:lvl w:ilvl="5" w:tplc="98B6EDCE" w:tentative="1">
+      <w:start w:val="1"/>
+      <w:numFmt w:val="bullet"/>
+      <w:lvlText w:val="■"/>
+      <w:lvlJc w:val="left"/>
+      <w:pPr>
+        <w:ind w:left="4320" w:hanging="360"/>
+      </w:pPr>
+    </w:lvl>
+    <w:lvl w:ilvl="6" w:tplc="7EB8DA70" w:tentative="1">
+      <w:start w:val="1"/>
+      <w:numFmt w:val="bullet"/>
+      <w:lvlText w:val="●"/>
+      <w:lvlJc w:val="left"/>
+      <w:pPr>
+        <w:ind w:left="5040" w:hanging="360"/>
+      </w:pPr>
+    </w:lvl>
+    <w:lvl w:ilvl="7" w:tplc="9092C08A" w:tentative="1">
+      <w:start w:val="1"/>
+      <w:numFmt w:val="bullet"/>
+      <w:lvlText w:val="●"/>
+      <w:lvlJc w:val="left"/>
+      <w:pPr>
+        <w:ind w:left="5760" w:hanging="360"/>
+      </w:pPr>
+    </w:lvl>
+    <w:lvl w:ilvl="8" w:tplc="19345C5A" w:tentative="1">
+      <w:start w:val="1"/>
+      <w:numFmt w:val="bullet"/>
+      <w:lvlText w:val="●"/>
+      <w:lvlJc w:val="left"/>
+      <w:pPr>
+        <w:ind w:left="6480" w:hanging="360"/>
+      </w:pPr>
+    </w:lvl>
+  </w:abstractNum>
+  <w:abstractNum w:abstractNumId="4" w15:restartNumberingAfterBreak="0">
+    <w:nsid w:val="670F6F29"/>
+    <w:multiLevelType w:val="hybridMultilevel"/>
+    <w:tmpl w:val="AECC7E2A"/>
+    <w:lvl w:ilvl="0" w:tplc="B234132C">
       <w:start w:val="1"/>
       <w:numFmt w:val="decimal"/>
       <w:lvlText w:val="%1."/>
@@ -5237,7 +5323,7 @@
         <w:ind w:left="360" w:hanging="300"/>
       </w:pPr>
     </w:lvl>
-    <w:lvl w:ilvl="1" w:tplc="B5E0CD66" w:tentative="1">
+    <w:lvl w:ilvl="1" w:tplc="E96C8050" w:tentative="1">
       <w:start w:val="1"/>
       <w:numFmt w:val="lowerLetter"/>
       <w:lvlText w:val="%2."/>
@@ -5246,47 +5332,105 @@
         <w:ind w:left="720" w:hanging="300"/>
       </w:pPr>
     </w:lvl>
-    <w:lvl w:ilvl="2" w:tplc="4F1698F2">
+    <w:lvl w:ilvl="2" w:tplc="1DE43358">
       <w:numFmt w:val="decimal"/>
       <w:lvlText w:val=""/>
       <w:lvlJc w:val="left"/>
     </w:lvl>
-    <w:lvl w:ilvl="3" w:tplc="E8FE05AA">
+    <w:lvl w:ilvl="3" w:tplc="1E1EBE04">
       <w:numFmt w:val="decimal"/>
       <w:lvlText w:val=""/>
       <w:lvlJc w:val="left"/>
     </w:lvl>
-    <w:lvl w:ilvl="4" w:tplc="9BBCE416">
+    <w:lvl w:ilvl="4" w:tplc="377CE2D2">
       <w:numFmt w:val="decimal"/>
       <w:lvlText w:val=""/>
       <w:lvlJc w:val="left"/>
     </w:lvl>
-    <w:lvl w:ilvl="5" w:tplc="A68A92EC">
+    <w:lvl w:ilvl="5" w:tplc="4466835A">
       <w:numFmt w:val="decimal"/>
       <w:lvlText w:val=""/>
       <w:lvlJc w:val="left"/>
     </w:lvl>
-    <w:lvl w:ilvl="6" w:tplc="FCE2F142">
+    <w:lvl w:ilvl="6" w:tplc="89E22C00">
       <w:numFmt w:val="decimal"/>
       <w:lvlText w:val=""/>
       <w:lvlJc w:val="left"/>
     </w:lvl>
-    <w:lvl w:ilvl="7" w:tplc="16BC6BE6">
+    <w:lvl w:ilvl="7" w:tplc="480445EA">
       <w:numFmt w:val="decimal"/>
       <w:lvlText w:val=""/>
       <w:lvlJc w:val="left"/>
     </w:lvl>
-    <w:lvl w:ilvl="8" w:tplc="E72045EA">
+    <w:lvl w:ilvl="8" w:tplc="A94AEFA0">
       <w:numFmt w:val="decimal"/>
       <w:lvlText w:val=""/>
       <w:lvlJc w:val="left"/>
     </w:lvl>
   </w:abstractNum>
-  <w:abstractNum w:abstractNumId="4" w15:restartNumberingAfterBreak="0">
-    <w:nsid w:val="625C35BF"/>
+  <w:abstractNum w:abstractNumId="5" w15:restartNumberingAfterBreak="0">
+    <w:nsid w:val="69EC4A3D"/>
     <w:multiLevelType w:val="hybridMultilevel"/>
-    <w:tmpl w:val="5D8EADCE"/>
-    <w:lvl w:ilvl="0" w:tplc="63D2FF6E" w:tentative="1">
+    <w:tmpl w:val="A9C0DA92"/>
+    <w:lvl w:ilvl="0" w:tplc="9E56F756">
+      <w:start w:val="1"/>
+      <w:numFmt w:val="decimal"/>
+      <w:lvlText w:val="%1."/>
+      <w:lvlJc w:val="left"/>
+      <w:pPr>
+        <w:ind w:left="360" w:hanging="300"/>
+      </w:pPr>
+    </w:lvl>
+    <w:lvl w:ilvl="1" w:tplc="68C606FE" w:tentative="1">
+      <w:start w:val="1"/>
+      <w:numFmt w:val="lowerLetter"/>
+      <w:lvlText w:val="%2."/>
+      <w:lvlJc w:val="left"/>
+      <w:pPr>
+        <w:ind w:left="720" w:hanging="300"/>
+      </w:pPr>
+    </w:lvl>
+    <w:lvl w:ilvl="2" w:tplc="97D431F2">
+      <w:numFmt w:val="decimal"/>
+      <w:lvlText w:val=""/>
+      <w:lvlJc w:val="left"/>
+    </w:lvl>
+    <w:lvl w:ilvl="3" w:tplc="75746398">
+      <w:numFmt w:val="decimal"/>
+      <w:lvlText w:val=""/>
+      <w:lvlJc w:val="left"/>
+    </w:lvl>
+    <w:lvl w:ilvl="4" w:tplc="40F6A730">
+      <w:numFmt w:val="decimal"/>
+      <w:lvlText w:val=""/>
+      <w:lvlJc w:val="left"/>
+    </w:lvl>
+    <w:lvl w:ilvl="5" w:tplc="53042828">
+      <w:numFmt w:val="decimal"/>
+      <w:lvlText w:val=""/>
+      <w:lvlJc w:val="left"/>
+    </w:lvl>
+    <w:lvl w:ilvl="6" w:tplc="F4D638E2">
+      <w:numFmt w:val="decimal"/>
+      <w:lvlText w:val=""/>
+      <w:lvlJc w:val="left"/>
+    </w:lvl>
+    <w:lvl w:ilvl="7" w:tplc="A17A51B8">
+      <w:numFmt w:val="decimal"/>
+      <w:lvlText w:val=""/>
+      <w:lvlJc w:val="left"/>
+    </w:lvl>
+    <w:lvl w:ilvl="8" w:tplc="5186DFEA">
+      <w:numFmt w:val="decimal"/>
+      <w:lvlText w:val=""/>
+      <w:lvlJc w:val="left"/>
+    </w:lvl>
+  </w:abstractNum>
+  <w:abstractNum w:abstractNumId="6" w15:restartNumberingAfterBreak="0">
+    <w:nsid w:val="73C17D41"/>
+    <w:multiLevelType w:val="hybridMultilevel"/>
+    <w:tmpl w:val="D2941DA0"/>
+    <w:lvl w:ilvl="0" w:tplc="E772B9B4" w:tentative="1">
       <w:start w:val="1"/>
       <w:numFmt w:val="bullet"/>
       <w:lvlText w:val="•"/>
@@ -5295,7 +5439,7 @@
         <w:ind w:left="360" w:hanging="260"/>
       </w:pPr>
     </w:lvl>
-    <w:lvl w:ilvl="1" w:tplc="DEAE7918" w:tentative="1">
+    <w:lvl w:ilvl="1" w:tplc="A1BC5800" w:tentative="1">
       <w:start w:val="1"/>
       <w:numFmt w:val="bullet"/>
       <w:lvlText w:val="–"/>
@@ -5304,47 +5448,47 @@
         <w:ind w:left="720" w:hanging="260"/>
       </w:pPr>
     </w:lvl>
-    <w:lvl w:ilvl="2" w:tplc="F250AFFA">
+    <w:lvl w:ilvl="2" w:tplc="5A060C6E">
       <w:numFmt w:val="decimal"/>
       <w:lvlText w:val=""/>
       <w:lvlJc w:val="left"/>
     </w:lvl>
-    <w:lvl w:ilvl="3" w:tplc="AC3E67D8">
+    <w:lvl w:ilvl="3" w:tplc="1B0A907C">
       <w:numFmt w:val="decimal"/>
       <w:lvlText w:val=""/>
       <w:lvlJc w:val="left"/>
     </w:lvl>
-    <w:lvl w:ilvl="4" w:tplc="6172AD0E">
+    <w:lvl w:ilvl="4" w:tplc="5268B090">
       <w:numFmt w:val="decimal"/>
       <w:lvlText w:val=""/>
       <w:lvlJc w:val="left"/>
     </w:lvl>
-    <w:lvl w:ilvl="5" w:tplc="89BA3F70">
+    <w:lvl w:ilvl="5" w:tplc="0ACC7624">
       <w:numFmt w:val="decimal"/>
       <w:lvlText w:val=""/>
       <w:lvlJc w:val="left"/>
     </w:lvl>
-    <w:lvl w:ilvl="6" w:tplc="1EBEB9E0">
+    <w:lvl w:ilvl="6" w:tplc="DF1A72F2">
       <w:numFmt w:val="decimal"/>
       <w:lvlText w:val=""/>
       <w:lvlJc w:val="left"/>
     </w:lvl>
-    <w:lvl w:ilvl="7" w:tplc="3B6E6CFC">
+    <w:lvl w:ilvl="7" w:tplc="277ABFEE">
       <w:numFmt w:val="decimal"/>
       <w:lvlText w:val=""/>
       <w:lvlJc w:val="left"/>
     </w:lvl>
-    <w:lvl w:ilvl="8" w:tplc="75AEF66A">
+    <w:lvl w:ilvl="8" w:tplc="9AC8552C">
       <w:numFmt w:val="decimal"/>
       <w:lvlText w:val=""/>
       <w:lvlJc w:val="left"/>
     </w:lvl>
   </w:abstractNum>
-  <w:abstractNum w:abstractNumId="5" w15:restartNumberingAfterBreak="0">
-    <w:nsid w:val="65CE6C4B"/>
+  <w:abstractNum w:abstractNumId="7" w15:restartNumberingAfterBreak="0">
+    <w:nsid w:val="763A5CAD"/>
     <w:multiLevelType w:val="hybridMultilevel"/>
-    <w:tmpl w:val="748C954C"/>
-    <w:lvl w:ilvl="0" w:tplc="EDB266BE">
+    <w:tmpl w:val="2F009070"/>
+    <w:lvl w:ilvl="0" w:tplc="C4AEB894">
       <w:start w:val="1"/>
       <w:numFmt w:val="decimal"/>
       <w:lvlText w:val="%1."/>
@@ -5353,7 +5497,7 @@
         <w:ind w:left="360" w:hanging="300"/>
       </w:pPr>
     </w:lvl>
-    <w:lvl w:ilvl="1" w:tplc="E266E3A0" w:tentative="1">
+    <w:lvl w:ilvl="1" w:tplc="895E652C" w:tentative="1">
       <w:start w:val="1"/>
       <w:numFmt w:val="lowerLetter"/>
       <w:lvlText w:val="%2."/>
@@ -5362,47 +5506,47 @@
         <w:ind w:left="720" w:hanging="300"/>
       </w:pPr>
     </w:lvl>
-    <w:lvl w:ilvl="2" w:tplc="F12CB24E">
+    <w:lvl w:ilvl="2" w:tplc="AD38D7D0">
       <w:numFmt w:val="decimal"/>
       <w:lvlText w:val=""/>
       <w:lvlJc w:val="left"/>
     </w:lvl>
-    <w:lvl w:ilvl="3" w:tplc="0B983C10">
+    <w:lvl w:ilvl="3" w:tplc="BE125A66">
       <w:numFmt w:val="decimal"/>
       <w:lvlText w:val=""/>
       <w:lvlJc w:val="left"/>
     </w:lvl>
-    <w:lvl w:ilvl="4" w:tplc="BB6E1152">
+    <w:lvl w:ilvl="4" w:tplc="5052DD3E">
       <w:numFmt w:val="decimal"/>
       <w:lvlText w:val=""/>
       <w:lvlJc w:val="left"/>
     </w:lvl>
-    <w:lvl w:ilvl="5" w:tplc="CF3A5E58">
+    <w:lvl w:ilvl="5" w:tplc="29B45760">
       <w:numFmt w:val="decimal"/>
       <w:lvlText w:val=""/>
       <w:lvlJc w:val="left"/>
     </w:lvl>
-    <w:lvl w:ilvl="6" w:tplc="F214B1BC">
+    <w:lvl w:ilvl="6" w:tplc="7C5AF778">
       <w:numFmt w:val="decimal"/>
       <w:lvlText w:val=""/>
       <w:lvlJc w:val="left"/>
     </w:lvl>
-    <w:lvl w:ilvl="7" w:tplc="E8E2B624">
+    <w:lvl w:ilvl="7" w:tplc="53AC5778">
       <w:numFmt w:val="decimal"/>
       <w:lvlText w:val=""/>
       <w:lvlJc w:val="left"/>
     </w:lvl>
-    <w:lvl w:ilvl="8" w:tplc="16787B02">
+    <w:lvl w:ilvl="8" w:tplc="F13E56F2">
       <w:numFmt w:val="decimal"/>
       <w:lvlText w:val=""/>
       <w:lvlJc w:val="left"/>
     </w:lvl>
   </w:abstractNum>
-  <w:abstractNum w:abstractNumId="6" w15:restartNumberingAfterBreak="0">
-    <w:nsid w:val="66551395"/>
+  <w:abstractNum w:abstractNumId="8" w15:restartNumberingAfterBreak="0">
+    <w:nsid w:val="7FAF3DE1"/>
     <w:multiLevelType w:val="hybridMultilevel"/>
-    <w:tmpl w:val="FFFC24C4"/>
-    <w:lvl w:ilvl="0" w:tplc="EC309DAE">
+    <w:tmpl w:val="63F05622"/>
+    <w:lvl w:ilvl="0" w:tplc="D44AD8E4">
       <w:start w:val="1"/>
       <w:numFmt w:val="decimal"/>
       <w:lvlText w:val="%1."/>
@@ -5411,7 +5555,7 @@
         <w:ind w:left="360" w:hanging="300"/>
       </w:pPr>
     </w:lvl>
-    <w:lvl w:ilvl="1" w:tplc="81D2D4F2" w:tentative="1">
+    <w:lvl w:ilvl="1" w:tplc="6160FCA0" w:tentative="1">
       <w:start w:val="1"/>
       <w:numFmt w:val="lowerLetter"/>
       <w:lvlText w:val="%2."/>
@@ -5420,230 +5564,86 @@
         <w:ind w:left="720" w:hanging="300"/>
       </w:pPr>
     </w:lvl>
-    <w:lvl w:ilvl="2" w:tplc="FEF0ED64">
+    <w:lvl w:ilvl="2" w:tplc="415CF25E">
       <w:numFmt w:val="decimal"/>
       <w:lvlText w:val=""/>
       <w:lvlJc w:val="left"/>
     </w:lvl>
-    <w:lvl w:ilvl="3" w:tplc="D10401C0">
+    <w:lvl w:ilvl="3" w:tplc="B29C9386">
       <w:numFmt w:val="decimal"/>
       <w:lvlText w:val=""/>
       <w:lvlJc w:val="left"/>
     </w:lvl>
-    <w:lvl w:ilvl="4" w:tplc="6D00F6EA">
+    <w:lvl w:ilvl="4" w:tplc="23967F66">
       <w:numFmt w:val="decimal"/>
       <w:lvlText w:val=""/>
       <w:lvlJc w:val="left"/>
     </w:lvl>
-    <w:lvl w:ilvl="5" w:tplc="1834EA92">
+    <w:lvl w:ilvl="5" w:tplc="F8BA91FC">
       <w:numFmt w:val="decimal"/>
       <w:lvlText w:val=""/>
       <w:lvlJc w:val="left"/>
     </w:lvl>
-    <w:lvl w:ilvl="6" w:tplc="A9BAE972">
+    <w:lvl w:ilvl="6" w:tplc="F19A5568">
       <w:numFmt w:val="decimal"/>
       <w:lvlText w:val=""/>
       <w:lvlJc w:val="left"/>
     </w:lvl>
-    <w:lvl w:ilvl="7" w:tplc="3D462922">
+    <w:lvl w:ilvl="7" w:tplc="D8B4F48A">
       <w:numFmt w:val="decimal"/>
       <w:lvlText w:val=""/>
       <w:lvlJc w:val="left"/>
     </w:lvl>
-    <w:lvl w:ilvl="8" w:tplc="625833C4">
+    <w:lvl w:ilvl="8" w:tplc="E9CCF598">
       <w:numFmt w:val="decimal"/>
       <w:lvlText w:val=""/>
       <w:lvlJc w:val="left"/>
     </w:lvl>
   </w:abstractNum>
-  <w:abstractNum w:abstractNumId="7" w15:restartNumberingAfterBreak="0">
-    <w:nsid w:val="792E269F"/>
-    <w:multiLevelType w:val="hybridMultilevel"/>
-    <w:tmpl w:val="C088B0CA"/>
-    <w:lvl w:ilvl="0" w:tplc="A2C88126">
-      <w:start w:val="1"/>
-      <w:numFmt w:val="decimal"/>
-      <w:lvlText w:val="%1."/>
-      <w:lvlJc w:val="left"/>
-      <w:pPr>
-        <w:ind w:left="360" w:hanging="300"/>
-      </w:pPr>
-    </w:lvl>
-    <w:lvl w:ilvl="1" w:tplc="2962E898" w:tentative="1">
-      <w:start w:val="1"/>
-      <w:numFmt w:val="lowerLetter"/>
-      <w:lvlText w:val="%2."/>
-      <w:lvlJc w:val="left"/>
-      <w:pPr>
-        <w:ind w:left="720" w:hanging="300"/>
-      </w:pPr>
-    </w:lvl>
-    <w:lvl w:ilvl="2" w:tplc="C504D056">
-      <w:numFmt w:val="decimal"/>
-      <w:lvlText w:val=""/>
-      <w:lvlJc w:val="left"/>
-    </w:lvl>
-    <w:lvl w:ilvl="3" w:tplc="05CA989A">
-      <w:numFmt w:val="decimal"/>
-      <w:lvlText w:val=""/>
-      <w:lvlJc w:val="left"/>
-    </w:lvl>
-    <w:lvl w:ilvl="4" w:tplc="C12C638E">
-      <w:numFmt w:val="decimal"/>
-      <w:lvlText w:val=""/>
-      <w:lvlJc w:val="left"/>
-    </w:lvl>
-    <w:lvl w:ilvl="5" w:tplc="DA5EF932">
-      <w:numFmt w:val="decimal"/>
-      <w:lvlText w:val=""/>
-      <w:lvlJc w:val="left"/>
-    </w:lvl>
-    <w:lvl w:ilvl="6" w:tplc="8A8A6AD4">
-      <w:numFmt w:val="decimal"/>
-      <w:lvlText w:val=""/>
-      <w:lvlJc w:val="left"/>
-    </w:lvl>
-    <w:lvl w:ilvl="7" w:tplc="C87CE658">
-      <w:numFmt w:val="decimal"/>
-      <w:lvlText w:val=""/>
-      <w:lvlJc w:val="left"/>
-    </w:lvl>
-    <w:lvl w:ilvl="8" w:tplc="64D0DDFC">
-      <w:numFmt w:val="decimal"/>
-      <w:lvlText w:val=""/>
-      <w:lvlJc w:val="left"/>
-    </w:lvl>
-  </w:abstractNum>
-  <w:abstractNum w:abstractNumId="8" w15:restartNumberingAfterBreak="0">
-    <w:nsid w:val="7F553B32"/>
-    <w:multiLevelType w:val="hybridMultilevel"/>
-    <w:tmpl w:val="41B07A64"/>
-    <w:lvl w:ilvl="0" w:tplc="B3020A50" w:tentative="1">
-      <w:start w:val="1"/>
-      <w:numFmt w:val="bullet"/>
-      <w:lvlText w:val="●"/>
-      <w:lvlJc w:val="left"/>
-      <w:pPr>
-        <w:ind w:left="720" w:hanging="360"/>
-      </w:pPr>
-    </w:lvl>
-    <w:lvl w:ilvl="1" w:tplc="DBF25EA6" w:tentative="1">
-      <w:start w:val="1"/>
-      <w:numFmt w:val="bullet"/>
-      <w:lvlText w:val="○"/>
-      <w:lvlJc w:val="left"/>
-      <w:pPr>
-        <w:ind w:left="1440" w:hanging="360"/>
-      </w:pPr>
-    </w:lvl>
-    <w:lvl w:ilvl="2" w:tplc="8AD81D50" w:tentative="1">
-      <w:start w:val="1"/>
-      <w:numFmt w:val="bullet"/>
-      <w:lvlText w:val="■"/>
-      <w:lvlJc w:val="left"/>
-      <w:pPr>
-        <w:ind w:left="2160" w:hanging="360"/>
-      </w:pPr>
-    </w:lvl>
-    <w:lvl w:ilvl="3" w:tplc="D3D6465E" w:tentative="1">
-      <w:start w:val="1"/>
-      <w:numFmt w:val="bullet"/>
-      <w:lvlText w:val="●"/>
-      <w:lvlJc w:val="left"/>
-      <w:pPr>
-        <w:ind w:left="2880" w:hanging="360"/>
-      </w:pPr>
-    </w:lvl>
-    <w:lvl w:ilvl="4" w:tplc="EA6E2D26" w:tentative="1">
-      <w:start w:val="1"/>
-      <w:numFmt w:val="bullet"/>
-      <w:lvlText w:val="○"/>
-      <w:lvlJc w:val="left"/>
-      <w:pPr>
-        <w:ind w:left="3600" w:hanging="360"/>
-      </w:pPr>
-    </w:lvl>
-    <w:lvl w:ilvl="5" w:tplc="9B1ADE3A" w:tentative="1">
-      <w:start w:val="1"/>
-      <w:numFmt w:val="bullet"/>
-      <w:lvlText w:val="■"/>
-      <w:lvlJc w:val="left"/>
-      <w:pPr>
-        <w:ind w:left="4320" w:hanging="360"/>
-      </w:pPr>
-    </w:lvl>
-    <w:lvl w:ilvl="6" w:tplc="F8289AC4" w:tentative="1">
-      <w:start w:val="1"/>
-      <w:numFmt w:val="bullet"/>
-      <w:lvlText w:val="●"/>
-      <w:lvlJc w:val="left"/>
-      <w:pPr>
-        <w:ind w:left="5040" w:hanging="360"/>
-      </w:pPr>
-    </w:lvl>
-    <w:lvl w:ilvl="7" w:tplc="C6A2F1EA" w:tentative="1">
-      <w:start w:val="1"/>
-      <w:numFmt w:val="bullet"/>
-      <w:lvlText w:val="●"/>
-      <w:lvlJc w:val="left"/>
-      <w:pPr>
-        <w:ind w:left="5760" w:hanging="360"/>
-      </w:pPr>
-    </w:lvl>
-    <w:lvl w:ilvl="8" w:tplc="402EA694" w:tentative="1">
-      <w:start w:val="1"/>
-      <w:numFmt w:val="bullet"/>
-      <w:lvlText w:val="●"/>
-      <w:lvlJc w:val="left"/>
-      <w:pPr>
-        <w:ind w:left="6480" w:hanging="360"/>
-      </w:pPr>
-    </w:lvl>
-  </w:abstractNum>
-  <w:num w:numId="1" w16cid:durableId="1583372478">
+  <w:num w:numId="1" w16cid:durableId="2071227492">
+    <w:abstractNumId w:val="3"/>
+    <w:lvlOverride w:ilvl="0">
+      <w:startOverride w:val="1"/>
+    </w:lvlOverride>
+  </w:num>
+  <w:num w:numId="2" w16cid:durableId="282034041">
+    <w:abstractNumId w:val="4"/>
+    <w:lvlOverride w:ilvl="0">
+      <w:startOverride w:val="1"/>
+    </w:lvlOverride>
+  </w:num>
+  <w:num w:numId="3" w16cid:durableId="1465195279">
+    <w:abstractNumId w:val="2"/>
+    <w:lvlOverride w:ilvl="0">
+      <w:startOverride w:val="1"/>
+    </w:lvlOverride>
+  </w:num>
+  <w:num w:numId="4" w16cid:durableId="624850850">
     <w:abstractNumId w:val="8"/>
     <w:lvlOverride w:ilvl="0">
       <w:startOverride w:val="1"/>
     </w:lvlOverride>
   </w:num>
-  <w:num w:numId="2" w16cid:durableId="293339752">
+  <w:num w:numId="5" w16cid:durableId="1877542656">
     <w:abstractNumId w:val="1"/>
     <w:lvlOverride w:ilvl="0">
       <w:startOverride w:val="1"/>
     </w:lvlOverride>
   </w:num>
-  <w:num w:numId="3" w16cid:durableId="1307399386">
+  <w:num w:numId="6" w16cid:durableId="1000544156">
     <w:abstractNumId w:val="0"/>
     <w:lvlOverride w:ilvl="0">
       <w:startOverride w:val="1"/>
     </w:lvlOverride>
   </w:num>
-  <w:num w:numId="4" w16cid:durableId="1996371035">
-    <w:abstractNumId w:val="5"/>
-    <w:lvlOverride w:ilvl="0">
-      <w:startOverride w:val="1"/>
-    </w:lvlOverride>
-  </w:num>
-  <w:num w:numId="5" w16cid:durableId="1264803762">
-    <w:abstractNumId w:val="3"/>
-    <w:lvlOverride w:ilvl="0">
-      <w:startOverride w:val="1"/>
-    </w:lvlOverride>
-  </w:num>
-  <w:num w:numId="6" w16cid:durableId="468283205">
+  <w:num w:numId="7" w16cid:durableId="607466189">
     <w:abstractNumId w:val="7"/>
     <w:lvlOverride w:ilvl="0">
       <w:startOverride w:val="1"/>
     </w:lvlOverride>
   </w:num>
-  <w:num w:numId="7" w16cid:durableId="1745763408">
-    <w:abstractNumId w:val="2"/>
-    <w:lvlOverride w:ilvl="0">
-      <w:startOverride w:val="1"/>
-    </w:lvlOverride>
-  </w:num>
-  <w:num w:numId="8" w16cid:durableId="1852334401">
-    <w:abstractNumId w:val="6"/>
+  <w:num w:numId="8" w16cid:durableId="273636557">
+    <w:abstractNumId w:val="5"/>
     <w:lvlOverride w:ilvl="0">
       <w:startOverride w:val="1"/>
     </w:lvlOverride>
@@ -6324,7 +6324,7 @@
     <w:autoRedefine/>
     <w:uiPriority w:val="39"/>
     <w:unhideWhenUsed/>
-    <w:rsid w:val="00417BE8"/>
+    <w:rsid w:val="00855C98"/>
     <w:pPr>
       <w:spacing w:after="100"/>
     </w:pPr>

--- a/discoverer-neo/docs/user-guide/manual/Discoverer-Neo-USER-Guide-Quick-fr-FR.docx
+++ b/discoverer-neo/docs/user-guide/manual/Discoverer-Neo-USER-Guide-Quick-fr-FR.docx
@@ -74,7 +74,7 @@
     <w:sdt>
       <w:sdtPr>
         <w:alias w:val="Sommaire"/>
-        <w:id w:val="-410384054"/>
+        <w:id w:val="-90636621"/>
       </w:sdtPr>
       <w:sdtEndPr/>
       <w:sdtContent>
@@ -102,7 +102,7 @@
           <w:r>
             <w:fldChar w:fldCharType="separate"/>
           </w:r>
-          <w:hyperlink w:anchor="_Toc241697004" w:history="1">
+          <w:hyperlink w:anchor="_Toc241745876" w:history="1">
             <w:r>
               <w:rPr>
                 <w:rStyle w:val="Hiperligao"/>
@@ -126,7 +126,7 @@
               <w:rPr>
                 <w:noProof/>
               </w:rPr>
-              <w:instrText xml:space="preserve"> PAGEREF _Toc241697004 \h </w:instrText>
+              <w:instrText xml:space="preserve"> PAGEREF _Toc241745876 \h </w:instrText>
             </w:r>
             <w:r>
               <w:rPr>
@@ -168,7 +168,7 @@
               <w14:ligatures w14:val="standardContextual"/>
             </w:rPr>
           </w:pPr>
-          <w:hyperlink w:anchor="_Toc241697005" w:history="1">
+          <w:hyperlink w:anchor="_Toc241745877" w:history="1">
             <w:r>
               <w:rPr>
                 <w:rStyle w:val="Hiperligao"/>
@@ -192,7 +192,7 @@
               <w:rPr>
                 <w:noProof/>
               </w:rPr>
-              <w:instrText xml:space="preserve"> PAGEREF _Toc241697005 \h </w:instrText>
+              <w:instrText xml:space="preserve"> PAGEREF _Toc241745877 \h </w:instrText>
             </w:r>
             <w:r>
               <w:rPr>
@@ -234,7 +234,7 @@
               <w14:ligatures w14:val="standardContextual"/>
             </w:rPr>
           </w:pPr>
-          <w:hyperlink w:anchor="_Toc241697006" w:history="1">
+          <w:hyperlink w:anchor="_Toc241745878" w:history="1">
             <w:r>
               <w:rPr>
                 <w:rStyle w:val="Hiperligao"/>
@@ -258,7 +258,7 @@
               <w:rPr>
                 <w:noProof/>
               </w:rPr>
-              <w:instrText xml:space="preserve"> PAGEREF _Toc241697006 \h </w:instrText>
+              <w:instrText xml:space="preserve"> PAGEREF _Toc241745878 \h </w:instrText>
             </w:r>
             <w:r>
               <w:rPr>
@@ -300,7 +300,7 @@
               <w14:ligatures w14:val="standardContextual"/>
             </w:rPr>
           </w:pPr>
-          <w:hyperlink w:anchor="_Toc241697007" w:history="1">
+          <w:hyperlink w:anchor="_Toc241745879" w:history="1">
             <w:r>
               <w:rPr>
                 <w:rStyle w:val="Hiperligao"/>
@@ -324,7 +324,7 @@
               <w:rPr>
                 <w:noProof/>
               </w:rPr>
-              <w:instrText xml:space="preserve"> PAGEREF _Toc241697007 \h </w:instrText>
+              <w:instrText xml:space="preserve"> PAGEREF _Toc241745879 \h </w:instrText>
             </w:r>
             <w:r>
               <w:rPr>
@@ -366,7 +366,7 @@
               <w14:ligatures w14:val="standardContextual"/>
             </w:rPr>
           </w:pPr>
-          <w:hyperlink w:anchor="_Toc241697008" w:history="1">
+          <w:hyperlink w:anchor="_Toc241745880" w:history="1">
             <w:r>
               <w:rPr>
                 <w:rStyle w:val="Hiperligao"/>
@@ -390,7 +390,7 @@
               <w:rPr>
                 <w:noProof/>
               </w:rPr>
-              <w:instrText xml:space="preserve"> PAGEREF _Toc241697008 \h </w:instrText>
+              <w:instrText xml:space="preserve"> PAGEREF _Toc241745880 \h </w:instrText>
             </w:r>
             <w:r>
               <w:rPr>
@@ -432,7 +432,7 @@
               <w14:ligatures w14:val="standardContextual"/>
             </w:rPr>
           </w:pPr>
-          <w:hyperlink w:anchor="_Toc241697009" w:history="1">
+          <w:hyperlink w:anchor="_Toc241745881" w:history="1">
             <w:r>
               <w:rPr>
                 <w:rStyle w:val="Hiperligao"/>
@@ -456,7 +456,7 @@
               <w:rPr>
                 <w:noProof/>
               </w:rPr>
-              <w:instrText xml:space="preserve"> PAGEREF _Toc241697009 \h </w:instrText>
+              <w:instrText xml:space="preserve"> PAGEREF _Toc241745881 \h </w:instrText>
             </w:r>
             <w:r>
               <w:rPr>
@@ -498,7 +498,7 @@
               <w14:ligatures w14:val="standardContextual"/>
             </w:rPr>
           </w:pPr>
-          <w:hyperlink w:anchor="_Toc241697010" w:history="1">
+          <w:hyperlink w:anchor="_Toc241745882" w:history="1">
             <w:r>
               <w:rPr>
                 <w:rStyle w:val="Hiperligao"/>
@@ -522,7 +522,7 @@
               <w:rPr>
                 <w:noProof/>
               </w:rPr>
-              <w:instrText xml:space="preserve"> PAGEREF _Toc241697010 \h </w:instrText>
+              <w:instrText xml:space="preserve"> PAGEREF _Toc241745882 \h </w:instrText>
             </w:r>
             <w:r>
               <w:rPr>
@@ -564,7 +564,7 @@
               <w14:ligatures w14:val="standardContextual"/>
             </w:rPr>
           </w:pPr>
-          <w:hyperlink w:anchor="_Toc241697011" w:history="1">
+          <w:hyperlink w:anchor="_Toc241745883" w:history="1">
             <w:r>
               <w:rPr>
                 <w:rStyle w:val="Hiperligao"/>
@@ -588,7 +588,7 @@
               <w:rPr>
                 <w:noProof/>
               </w:rPr>
-              <w:instrText xml:space="preserve"> PAGEREF _Toc241697011 \h </w:instrText>
+              <w:instrText xml:space="preserve"> PAGEREF _Toc241745883 \h </w:instrText>
             </w:r>
             <w:r>
               <w:rPr>
@@ -636,7 +636,7 @@
       <w:pPr>
         <w:pStyle w:val="Ttulo1"/>
       </w:pPr>
-      <w:bookmarkStart w:id="0" w:name="_Toc241697004"/>
+      <w:bookmarkStart w:id="0" w:name="_Toc241745876"/>
       <w:r>
         <w:lastRenderedPageBreak/>
         <w:t>Votre rôle en une page</w:t>
@@ -1257,7 +1257,7 @@
         </w:rPr>
         <w:lastRenderedPageBreak/>
         <w:drawing>
-          <wp:inline distT="0" distB="0" distL="0" distR="0" wp14:anchorId="45D06FEF" wp14:editId="6862F98A">
+          <wp:inline distT="0" distB="0" distL="0" distR="0" wp14:anchorId="62112284" wp14:editId="466604A2">
             <wp:extent cx="5715000" cy="3571875"/>
             <wp:effectExtent l="0" t="0" r="0" b="0"/>
             <wp:docPr id="376" name="01-login.png" descr="La page de connexion avec E-mail, Mot de passe, Rester connecté et le bouton Se connecter." title="La page de connexion avec E-mail, Mot de passe, Rester connecté et le bouton Se connecter."/>
@@ -1310,7 +1310,7 @@
         <w:pStyle w:val="Ttulo1"/>
         <w:pageBreakBefore/>
       </w:pPr>
-      <w:bookmarkStart w:id="1" w:name="_Toc241697005"/>
+      <w:bookmarkStart w:id="1" w:name="_Toc241745877"/>
       <w:r>
         <w:lastRenderedPageBreak/>
         <w:t>Tableau de bord</w:t>
@@ -1333,7 +1333,7 @@
           <w:noProof/>
         </w:rPr>
         <w:drawing>
-          <wp:inline distT="0" distB="0" distL="0" distR="0" wp14:anchorId="380C1B8B" wp14:editId="4389795D">
+          <wp:inline distT="0" distB="0" distL="0" distR="0" wp14:anchorId="52CC9D28" wp14:editId="0EB5ED5D">
             <wp:extent cx="5715000" cy="3571875"/>
             <wp:effectExtent l="0" t="0" r="0" b="0"/>
             <wp:docPr id="377" name="45-dashboard.png" descr="Le tableau de bord avec les cartes de synthèse et la liste Cartes récentes." title="Le tableau de bord avec les cartes de synthèse et la liste Cartes récentes."/>
@@ -1485,7 +1485,7 @@
         <w:pStyle w:val="Ttulo1"/>
         <w:pageBreakBefore/>
       </w:pPr>
-      <w:bookmarkStart w:id="2" w:name="_Toc241697006"/>
+      <w:bookmarkStart w:id="2" w:name="_Toc241745878"/>
       <w:r>
         <w:lastRenderedPageBreak/>
         <w:t>Cartes</w:t>
@@ -1538,7 +1538,7 @@
           <w:noProof/>
         </w:rPr>
         <w:drawing>
-          <wp:inline distT="0" distB="0" distL="0" distR="0" wp14:anchorId="0C01C4C6" wp14:editId="3AE68731">
+          <wp:inline distT="0" distB="0" distL="0" distR="0" wp14:anchorId="745FB67D" wp14:editId="16E8D1F9">
             <wp:extent cx="5715000" cy="3429000"/>
             <wp:effectExtent l="0" t="0" r="0" b="0"/>
             <wp:docPr id="378" name="03-maps-mine.png" descr="La liste Cartes, onglet Mes cartes, affichant les icônes d'action sur la ligne de la carte." title="La liste Cartes, onglet Mes cartes, affichant les icônes d'action sur la ligne de la carte."/>
@@ -2219,7 +2219,7 @@
         <w:pStyle w:val="Ttulo1"/>
         <w:pageBreakBefore/>
       </w:pPr>
-      <w:bookmarkStart w:id="3" w:name="_Toc241697007"/>
+      <w:bookmarkStart w:id="3" w:name="_Toc241745879"/>
       <w:r>
         <w:lastRenderedPageBreak/>
         <w:t>Exécuter et exporter</w:t>
@@ -2242,7 +2242,7 @@
           <w:noProof/>
         </w:rPr>
         <w:drawing>
-          <wp:inline distT="0" distB="0" distL="0" distR="0" wp14:anchorId="38DD4389" wp14:editId="1B74A55B">
+          <wp:inline distT="0" distB="0" distL="0" distR="0" wp14:anchorId="7CCBFAF8" wp14:editId="3868012B">
             <wp:extent cx="5715000" cy="3571875"/>
             <wp:effectExtent l="0" t="0" r="0" b="0"/>
             <wp:docPr id="379" name="25-viewer-results.png" descr="La visionneuse de cartes après une exécution terminée, avec la grille de résultats et les boutons d'exportation." title="La visionneuse de cartes après une exécution terminée, avec la grille de résultats et les boutons d'exportation."/>
@@ -2771,7 +2771,7 @@
         <w:pStyle w:val="Ttulo1"/>
         <w:pageBreakBefore/>
       </w:pPr>
-      <w:bookmarkStart w:id="4" w:name="_Toc241697008"/>
+      <w:bookmarkStart w:id="4" w:name="_Toc241745880"/>
       <w:r>
         <w:lastRenderedPageBreak/>
         <w:t>Créer et modifier une carte</w:t>
@@ -2794,7 +2794,7 @@
           <w:noProof/>
         </w:rPr>
         <w:drawing>
-          <wp:inline distT="0" distB="0" distL="0" distR="0" wp14:anchorId="64F84B94" wp14:editId="24785D76">
+          <wp:inline distT="0" distB="0" distL="0" distR="0" wp14:anchorId="090198E1" wp14:editId="1D52A371">
             <wp:extent cx="5715000" cy="3571875"/>
             <wp:effectExtent l="0" t="0" r="0" b="0"/>
             <wp:docPr id="380" name="05-builder-overview.png" descr="Le créateur de cartes avec l'arborescence Domaines d'activité, la zone Colonnes et le panneau Propriétés." title="Le créateur de cartes avec l'arborescence Domaines d'activité, la zone Colonnes et le panneau Propriétés."/>
@@ -3456,7 +3456,7 @@
         <w:pStyle w:val="Ttulo1"/>
         <w:pageBreakBefore/>
       </w:pPr>
-      <w:bookmarkStart w:id="5" w:name="_Toc241697009"/>
+      <w:bookmarkStart w:id="5" w:name="_Toc241745881"/>
       <w:r>
         <w:lastRenderedPageBreak/>
         <w:t>Exécutions et exportations</w:t>
@@ -3496,7 +3496,7 @@
           <w:noProof/>
         </w:rPr>
         <w:drawing>
-          <wp:inline distT="0" distB="0" distL="0" distR="0" wp14:anchorId="38A63289" wp14:editId="5AED9439">
+          <wp:inline distT="0" distB="0" distL="0" distR="0" wp14:anchorId="0654E645" wp14:editId="02128BBC">
             <wp:extent cx="5715000" cy="3571875"/>
             <wp:effectExtent l="0" t="0" r="0" b="0"/>
             <wp:docPr id="381" name="41-runs.png" descr="La page Exécutions avec les filtres et le tableau des exécutions et de leurs boutons d'exportation." title="La page Exécutions avec les filtres et le tableau des exécutions et de leurs boutons d'exportation."/>
@@ -3997,7 +3997,7 @@
         </w:rPr>
         <w:lastRenderedPageBreak/>
         <w:drawing>
-          <wp:inline distT="0" distB="0" distL="0" distR="0" wp14:anchorId="675C4278" wp14:editId="596EE7C9">
+          <wp:inline distT="0" distB="0" distL="0" distR="0" wp14:anchorId="1C875449" wp14:editId="0EB935B6">
             <wp:extent cx="5715000" cy="3571875"/>
             <wp:effectExtent l="0" t="0" r="0" b="0"/>
             <wp:docPr id="382" name="44-exports.png" descr="La page Exportations listant les exportations avec un bouton Télécharger sur celles qui sont terminées." title="La page Exportations listant les exportations avec un bouton Télécharger sur celles qui sont terminées."/>
@@ -4050,7 +4050,7 @@
         <w:pStyle w:val="Ttulo1"/>
         <w:pageBreakBefore/>
       </w:pPr>
-      <w:bookmarkStart w:id="6" w:name="_Toc241697010"/>
+      <w:bookmarkStart w:id="6" w:name="_Toc241745882"/>
       <w:r>
         <w:lastRenderedPageBreak/>
         <w:t>Planifications</w:t>
@@ -4073,7 +4073,7 @@
           <w:noProof/>
         </w:rPr>
         <w:drawing>
-          <wp:inline distT="0" distB="0" distL="0" distR="0" wp14:anchorId="0EBEDCF8" wp14:editId="4B2FCC7E">
+          <wp:inline distT="0" distB="0" distL="0" distR="0" wp14:anchorId="724E52A4" wp14:editId="41C56161">
             <wp:extent cx="3743325" cy="4676775"/>
             <wp:effectExtent l="0" t="0" r="0" b="0"/>
             <wp:docPr id="383" name="32-schedule-new-dialog.png" descr="La boîte de dialogue Nouvelle planification avec carte, nom, fréquence, fuseau horaire et format de sortie." title="La boîte de dialogue Nouvelle planification avec carte, nom, fréquence, fuseau horaire et format de sortie."/>
@@ -4700,7 +4700,7 @@
         <w:pStyle w:val="Ttulo1"/>
         <w:pageBreakBefore/>
       </w:pPr>
-      <w:bookmarkStart w:id="7" w:name="_Toc241697011"/>
+      <w:bookmarkStart w:id="7" w:name="_Toc241745883"/>
       <w:r>
         <w:lastRenderedPageBreak/>
         <w:t>Paramètres</w:t>
@@ -4733,7 +4733,7 @@
           <w:noProof/>
         </w:rPr>
         <w:drawing>
-          <wp:inline distT="0" distB="0" distL="0" distR="0" wp14:anchorId="03C4D2AC" wp14:editId="30D2BC3E">
+          <wp:inline distT="0" distB="0" distL="0" distR="0" wp14:anchorId="4C358D32" wp14:editId="3D769187">
             <wp:extent cx="5715000" cy="3571875"/>
             <wp:effectExtent l="0" t="0" r="0" b="0"/>
             <wp:docPr id="384" name="04-settings.png" descr="La page Paramètres avec les cartes Langue, Thème et Palette de couleurs." title="La page Paramètres avec les cartes Langue, Thème et Palette de couleurs."/>
@@ -5051,10 +5051,10 @@
 <file path=word/numbering.xml><?xml version="1.0" encoding="utf-8"?>
 <w:numbering xmlns:wpc="http://schemas.microsoft.com/office/word/2010/wordprocessingCanvas" xmlns:cx="http://schemas.microsoft.com/office/drawing/2014/chartex" xmlns:cx1="http://schemas.microsoft.com/office/drawing/2015/9/8/chartex" xmlns:cx2="http://schemas.microsoft.com/office/drawing/2015/10/21/chartex" xmlns:cx3="http://schemas.microsoft.com/office/drawing/2016/5/9/chartex" xmlns:cx4="http://schemas.microsoft.com/office/drawing/2016/5/10/chartex" xmlns:cx5="http://schemas.microsoft.com/office/drawing/2016/5/11/chartex" xmlns:cx6="http://schemas.microsoft.com/office/drawing/2016/5/12/chartex" xmlns:cx7="http://schemas.microsoft.com/office/drawing/2016/5/13/chartex" xmlns:cx8="http://schemas.microsoft.com/office/drawing/2016/5/14/chartex" xmlns:mc="http://schemas.openxmlformats.org/markup-compatibility/2006" xmlns:aink="http://schemas.microsoft.com/office/drawing/2016/ink" xmlns:am3d="http://schemas.microsoft.com/office/drawing/2017/model3d" xmlns:o="urn:schemas-microsoft-com:office:office" xmlns:oel="http://schemas.microsoft.com/office/2019/extlst" xmlns:r="http://schemas.openxmlformats.org/officeDocument/2006/relationships" xmlns:m="http://schemas.openxmlformats.org/officeDocument/2006/math" xmlns:v="urn:schemas-microsoft-com:vml" xmlns:wp14="http://schemas.microsoft.com/office/word/2010/wordprocessingDrawing" xmlns:wp="http://schemas.openxmlformats.org/drawingml/2006/wordprocessingDrawing" xmlns:w10="urn:schemas-microsoft-com:office:word" xmlns:w="http://schemas.openxmlformats.org/wordprocessingml/2006/main" xmlns:w14="http://schemas.microsoft.com/office/word/2010/wordml" xmlns:w15="http://schemas.microsoft.com/office/word/2012/wordml" xmlns:w16cex="http://schemas.microsoft.com/office/word/2018/wordml/cex" xmlns:w16cid="http://schemas.microsoft.com/office/word/2016/wordml/cid" xmlns:w16="http://schemas.microsoft.com/office/word/2018/wordml" xmlns:w16sdtdh="http://schemas.microsoft.com/office/word/2020/wordml/sdtdatahash" xmlns:w16se="http://schemas.microsoft.com/office/word/2015/wordml/symex" xmlns:wpg="http://schemas.microsoft.com/office/word/2010/wordprocessingGroup" xmlns:wpi="http://schemas.microsoft.com/office/word/2010/wordprocessingInk" xmlns:wne="http://schemas.microsoft.com/office/word/2006/wordml" xmlns:wps="http://schemas.microsoft.com/office/word/2010/wordprocessingShape" mc:Ignorable="w14 w15 w16se w16cid w16 w16cex w16sdtdh wp14">
   <w:abstractNum w:abstractNumId="0" w15:restartNumberingAfterBreak="0">
-    <w:nsid w:val="16B268EB"/>
+    <w:nsid w:val="076C590B"/>
     <w:multiLevelType w:val="hybridMultilevel"/>
-    <w:tmpl w:val="8E0AB9EE"/>
-    <w:lvl w:ilvl="0" w:tplc="8E084ADE">
+    <w:tmpl w:val="91D29824"/>
+    <w:lvl w:ilvl="0" w:tplc="24961672">
       <w:start w:val="1"/>
       <w:numFmt w:val="decimal"/>
       <w:lvlText w:val="%1."/>
@@ -5063,7 +5063,7 @@
         <w:ind w:left="360" w:hanging="300"/>
       </w:pPr>
     </w:lvl>
-    <w:lvl w:ilvl="1" w:tplc="A45C0D4C" w:tentative="1">
+    <w:lvl w:ilvl="1" w:tplc="7B68A9E0" w:tentative="1">
       <w:start w:val="1"/>
       <w:numFmt w:val="lowerLetter"/>
       <w:lvlText w:val="%2."/>
@@ -5072,47 +5072,47 @@
         <w:ind w:left="720" w:hanging="300"/>
       </w:pPr>
     </w:lvl>
-    <w:lvl w:ilvl="2" w:tplc="A15E3CA8">
+    <w:lvl w:ilvl="2" w:tplc="6DA61B92">
       <w:numFmt w:val="decimal"/>
       <w:lvlText w:val=""/>
       <w:lvlJc w:val="left"/>
     </w:lvl>
-    <w:lvl w:ilvl="3" w:tplc="81481F64">
+    <w:lvl w:ilvl="3" w:tplc="F3B0656E">
       <w:numFmt w:val="decimal"/>
       <w:lvlText w:val=""/>
       <w:lvlJc w:val="left"/>
     </w:lvl>
-    <w:lvl w:ilvl="4" w:tplc="94D63A54">
+    <w:lvl w:ilvl="4" w:tplc="965EFCBA">
       <w:numFmt w:val="decimal"/>
       <w:lvlText w:val=""/>
       <w:lvlJc w:val="left"/>
     </w:lvl>
-    <w:lvl w:ilvl="5" w:tplc="26CEFB3C">
+    <w:lvl w:ilvl="5" w:tplc="0A780B4A">
       <w:numFmt w:val="decimal"/>
       <w:lvlText w:val=""/>
       <w:lvlJc w:val="left"/>
     </w:lvl>
-    <w:lvl w:ilvl="6" w:tplc="D58CD9F0">
+    <w:lvl w:ilvl="6" w:tplc="54861A94">
       <w:numFmt w:val="decimal"/>
       <w:lvlText w:val=""/>
       <w:lvlJc w:val="left"/>
     </w:lvl>
-    <w:lvl w:ilvl="7" w:tplc="6CB85B2E">
+    <w:lvl w:ilvl="7" w:tplc="10EEBE30">
       <w:numFmt w:val="decimal"/>
       <w:lvlText w:val=""/>
       <w:lvlJc w:val="left"/>
     </w:lvl>
-    <w:lvl w:ilvl="8" w:tplc="4B7E95B0">
+    <w:lvl w:ilvl="8" w:tplc="B3182EFC">
       <w:numFmt w:val="decimal"/>
       <w:lvlText w:val=""/>
       <w:lvlJc w:val="left"/>
     </w:lvl>
   </w:abstractNum>
   <w:abstractNum w:abstractNumId="1" w15:restartNumberingAfterBreak="0">
-    <w:nsid w:val="2298643C"/>
+    <w:nsid w:val="2388455D"/>
     <w:multiLevelType w:val="hybridMultilevel"/>
-    <w:tmpl w:val="6248F11C"/>
-    <w:lvl w:ilvl="0" w:tplc="3EC220A6">
+    <w:tmpl w:val="9104ADAE"/>
+    <w:lvl w:ilvl="0" w:tplc="A0E88A1C">
       <w:start w:val="1"/>
       <w:numFmt w:val="decimal"/>
       <w:lvlText w:val="%1."/>
@@ -5121,7 +5121,7 @@
         <w:ind w:left="360" w:hanging="300"/>
       </w:pPr>
     </w:lvl>
-    <w:lvl w:ilvl="1" w:tplc="EA961ACA" w:tentative="1">
+    <w:lvl w:ilvl="1" w:tplc="F93AB4FE" w:tentative="1">
       <w:start w:val="1"/>
       <w:numFmt w:val="lowerLetter"/>
       <w:lvlText w:val="%2."/>
@@ -5130,47 +5130,47 @@
         <w:ind w:left="720" w:hanging="300"/>
       </w:pPr>
     </w:lvl>
-    <w:lvl w:ilvl="2" w:tplc="11A2CC80">
+    <w:lvl w:ilvl="2" w:tplc="02EE9CE2">
       <w:numFmt w:val="decimal"/>
       <w:lvlText w:val=""/>
       <w:lvlJc w:val="left"/>
     </w:lvl>
-    <w:lvl w:ilvl="3" w:tplc="EC68E4D0">
+    <w:lvl w:ilvl="3" w:tplc="18B65114">
       <w:numFmt w:val="decimal"/>
       <w:lvlText w:val=""/>
       <w:lvlJc w:val="left"/>
     </w:lvl>
-    <w:lvl w:ilvl="4" w:tplc="835E4526">
+    <w:lvl w:ilvl="4" w:tplc="D8A26D0A">
       <w:numFmt w:val="decimal"/>
       <w:lvlText w:val=""/>
       <w:lvlJc w:val="left"/>
     </w:lvl>
-    <w:lvl w:ilvl="5" w:tplc="2BA6DD9A">
+    <w:lvl w:ilvl="5" w:tplc="8A08C4F0">
       <w:numFmt w:val="decimal"/>
       <w:lvlText w:val=""/>
       <w:lvlJc w:val="left"/>
     </w:lvl>
-    <w:lvl w:ilvl="6" w:tplc="05AA83D0">
+    <w:lvl w:ilvl="6" w:tplc="C194D2AE">
       <w:numFmt w:val="decimal"/>
       <w:lvlText w:val=""/>
       <w:lvlJc w:val="left"/>
     </w:lvl>
-    <w:lvl w:ilvl="7" w:tplc="5FC6A78C">
+    <w:lvl w:ilvl="7" w:tplc="D6D40D34">
       <w:numFmt w:val="decimal"/>
       <w:lvlText w:val=""/>
       <w:lvlJc w:val="left"/>
     </w:lvl>
-    <w:lvl w:ilvl="8" w:tplc="33D02CBE">
+    <w:lvl w:ilvl="8" w:tplc="DA300318">
       <w:numFmt w:val="decimal"/>
       <w:lvlText w:val=""/>
       <w:lvlJc w:val="left"/>
     </w:lvl>
   </w:abstractNum>
   <w:abstractNum w:abstractNumId="2" w15:restartNumberingAfterBreak="0">
-    <w:nsid w:val="2C502C40"/>
+    <w:nsid w:val="2B11707E"/>
     <w:multiLevelType w:val="hybridMultilevel"/>
-    <w:tmpl w:val="8DCC6752"/>
-    <w:lvl w:ilvl="0" w:tplc="3F26EE16">
+    <w:tmpl w:val="D79E7BE8"/>
+    <w:lvl w:ilvl="0" w:tplc="FD44D9D4">
       <w:start w:val="1"/>
       <w:numFmt w:val="decimal"/>
       <w:lvlText w:val="%1."/>
@@ -5179,7 +5179,7 @@
         <w:ind w:left="360" w:hanging="300"/>
       </w:pPr>
     </w:lvl>
-    <w:lvl w:ilvl="1" w:tplc="4B7AFD1A" w:tentative="1">
+    <w:lvl w:ilvl="1" w:tplc="56128B88" w:tentative="1">
       <w:start w:val="1"/>
       <w:numFmt w:val="lowerLetter"/>
       <w:lvlText w:val="%2."/>
@@ -5188,47 +5188,279 @@
         <w:ind w:left="720" w:hanging="300"/>
       </w:pPr>
     </w:lvl>
-    <w:lvl w:ilvl="2" w:tplc="782CD352">
+    <w:lvl w:ilvl="2" w:tplc="840A019A">
       <w:numFmt w:val="decimal"/>
       <w:lvlText w:val=""/>
       <w:lvlJc w:val="left"/>
     </w:lvl>
-    <w:lvl w:ilvl="3" w:tplc="7778DAAC">
+    <w:lvl w:ilvl="3" w:tplc="BE960838">
       <w:numFmt w:val="decimal"/>
       <w:lvlText w:val=""/>
       <w:lvlJc w:val="left"/>
     </w:lvl>
-    <w:lvl w:ilvl="4" w:tplc="9602368C">
+    <w:lvl w:ilvl="4" w:tplc="93EAFFD8">
       <w:numFmt w:val="decimal"/>
       <w:lvlText w:val=""/>
       <w:lvlJc w:val="left"/>
     </w:lvl>
-    <w:lvl w:ilvl="5" w:tplc="F968C462">
+    <w:lvl w:ilvl="5" w:tplc="CD0E15D4">
       <w:numFmt w:val="decimal"/>
       <w:lvlText w:val=""/>
       <w:lvlJc w:val="left"/>
     </w:lvl>
-    <w:lvl w:ilvl="6" w:tplc="625CD502">
+    <w:lvl w:ilvl="6" w:tplc="E2DA87B2">
       <w:numFmt w:val="decimal"/>
       <w:lvlText w:val=""/>
       <w:lvlJc w:val="left"/>
     </w:lvl>
-    <w:lvl w:ilvl="7" w:tplc="6B7A93BC">
+    <w:lvl w:ilvl="7" w:tplc="21008764">
       <w:numFmt w:val="decimal"/>
       <w:lvlText w:val=""/>
       <w:lvlJc w:val="left"/>
     </w:lvl>
-    <w:lvl w:ilvl="8" w:tplc="1114892C">
+    <w:lvl w:ilvl="8" w:tplc="6E7ADD98">
       <w:numFmt w:val="decimal"/>
       <w:lvlText w:val=""/>
       <w:lvlJc w:val="left"/>
     </w:lvl>
   </w:abstractNum>
   <w:abstractNum w:abstractNumId="3" w15:restartNumberingAfterBreak="0">
-    <w:nsid w:val="5C377C7C"/>
+    <w:nsid w:val="35251173"/>
     <w:multiLevelType w:val="hybridMultilevel"/>
-    <w:tmpl w:val="DCF41200"/>
-    <w:lvl w:ilvl="0" w:tplc="EAF42F68" w:tentative="1">
+    <w:tmpl w:val="37841F12"/>
+    <w:lvl w:ilvl="0" w:tplc="4372EFEC">
+      <w:start w:val="1"/>
+      <w:numFmt w:val="decimal"/>
+      <w:lvlText w:val="%1."/>
+      <w:lvlJc w:val="left"/>
+      <w:pPr>
+        <w:ind w:left="360" w:hanging="300"/>
+      </w:pPr>
+    </w:lvl>
+    <w:lvl w:ilvl="1" w:tplc="DAF6A298" w:tentative="1">
+      <w:start w:val="1"/>
+      <w:numFmt w:val="lowerLetter"/>
+      <w:lvlText w:val="%2."/>
+      <w:lvlJc w:val="left"/>
+      <w:pPr>
+        <w:ind w:left="720" w:hanging="300"/>
+      </w:pPr>
+    </w:lvl>
+    <w:lvl w:ilvl="2" w:tplc="168661E0">
+      <w:numFmt w:val="decimal"/>
+      <w:lvlText w:val=""/>
+      <w:lvlJc w:val="left"/>
+    </w:lvl>
+    <w:lvl w:ilvl="3" w:tplc="6414BE50">
+      <w:numFmt w:val="decimal"/>
+      <w:lvlText w:val=""/>
+      <w:lvlJc w:val="left"/>
+    </w:lvl>
+    <w:lvl w:ilvl="4" w:tplc="B90CADA8">
+      <w:numFmt w:val="decimal"/>
+      <w:lvlText w:val=""/>
+      <w:lvlJc w:val="left"/>
+    </w:lvl>
+    <w:lvl w:ilvl="5" w:tplc="935468CA">
+      <w:numFmt w:val="decimal"/>
+      <w:lvlText w:val=""/>
+      <w:lvlJc w:val="left"/>
+    </w:lvl>
+    <w:lvl w:ilvl="6" w:tplc="A9BC3F58">
+      <w:numFmt w:val="decimal"/>
+      <w:lvlText w:val=""/>
+      <w:lvlJc w:val="left"/>
+    </w:lvl>
+    <w:lvl w:ilvl="7" w:tplc="762CD3C0">
+      <w:numFmt w:val="decimal"/>
+      <w:lvlText w:val=""/>
+      <w:lvlJc w:val="left"/>
+    </w:lvl>
+    <w:lvl w:ilvl="8" w:tplc="2CE81D0C">
+      <w:numFmt w:val="decimal"/>
+      <w:lvlText w:val=""/>
+      <w:lvlJc w:val="left"/>
+    </w:lvl>
+  </w:abstractNum>
+  <w:abstractNum w:abstractNumId="4" w15:restartNumberingAfterBreak="0">
+    <w:nsid w:val="3C141891"/>
+    <w:multiLevelType w:val="hybridMultilevel"/>
+    <w:tmpl w:val="2B6AC878"/>
+    <w:lvl w:ilvl="0" w:tplc="31ECBB60" w:tentative="1">
+      <w:start w:val="1"/>
+      <w:numFmt w:val="bullet"/>
+      <w:lvlText w:val="•"/>
+      <w:lvlJc w:val="left"/>
+      <w:pPr>
+        <w:ind w:left="360" w:hanging="260"/>
+      </w:pPr>
+    </w:lvl>
+    <w:lvl w:ilvl="1" w:tplc="C4441CFA" w:tentative="1">
+      <w:start w:val="1"/>
+      <w:numFmt w:val="bullet"/>
+      <w:lvlText w:val="–"/>
+      <w:lvlJc w:val="left"/>
+      <w:pPr>
+        <w:ind w:left="720" w:hanging="260"/>
+      </w:pPr>
+    </w:lvl>
+    <w:lvl w:ilvl="2" w:tplc="169483C4">
+      <w:numFmt w:val="decimal"/>
+      <w:lvlText w:val=""/>
+      <w:lvlJc w:val="left"/>
+    </w:lvl>
+    <w:lvl w:ilvl="3" w:tplc="5FB88E1C">
+      <w:numFmt w:val="decimal"/>
+      <w:lvlText w:val=""/>
+      <w:lvlJc w:val="left"/>
+    </w:lvl>
+    <w:lvl w:ilvl="4" w:tplc="6F5EE18E">
+      <w:numFmt w:val="decimal"/>
+      <w:lvlText w:val=""/>
+      <w:lvlJc w:val="left"/>
+    </w:lvl>
+    <w:lvl w:ilvl="5" w:tplc="ACD638A8">
+      <w:numFmt w:val="decimal"/>
+      <w:lvlText w:val=""/>
+      <w:lvlJc w:val="left"/>
+    </w:lvl>
+    <w:lvl w:ilvl="6" w:tplc="0EFE6774">
+      <w:numFmt w:val="decimal"/>
+      <w:lvlText w:val=""/>
+      <w:lvlJc w:val="left"/>
+    </w:lvl>
+    <w:lvl w:ilvl="7" w:tplc="357C20F6">
+      <w:numFmt w:val="decimal"/>
+      <w:lvlText w:val=""/>
+      <w:lvlJc w:val="left"/>
+    </w:lvl>
+    <w:lvl w:ilvl="8" w:tplc="BE7E82A0">
+      <w:numFmt w:val="decimal"/>
+      <w:lvlText w:val=""/>
+      <w:lvlJc w:val="left"/>
+    </w:lvl>
+  </w:abstractNum>
+  <w:abstractNum w:abstractNumId="5" w15:restartNumberingAfterBreak="0">
+    <w:nsid w:val="54882A72"/>
+    <w:multiLevelType w:val="hybridMultilevel"/>
+    <w:tmpl w:val="1BE44ED4"/>
+    <w:lvl w:ilvl="0" w:tplc="975C3834">
+      <w:start w:val="1"/>
+      <w:numFmt w:val="decimal"/>
+      <w:lvlText w:val="%1."/>
+      <w:lvlJc w:val="left"/>
+      <w:pPr>
+        <w:ind w:left="360" w:hanging="300"/>
+      </w:pPr>
+    </w:lvl>
+    <w:lvl w:ilvl="1" w:tplc="B58C5B20" w:tentative="1">
+      <w:start w:val="1"/>
+      <w:numFmt w:val="lowerLetter"/>
+      <w:lvlText w:val="%2."/>
+      <w:lvlJc w:val="left"/>
+      <w:pPr>
+        <w:ind w:left="720" w:hanging="300"/>
+      </w:pPr>
+    </w:lvl>
+    <w:lvl w:ilvl="2" w:tplc="710C4E9A">
+      <w:numFmt w:val="decimal"/>
+      <w:lvlText w:val=""/>
+      <w:lvlJc w:val="left"/>
+    </w:lvl>
+    <w:lvl w:ilvl="3" w:tplc="EE62B094">
+      <w:numFmt w:val="decimal"/>
+      <w:lvlText w:val=""/>
+      <w:lvlJc w:val="left"/>
+    </w:lvl>
+    <w:lvl w:ilvl="4" w:tplc="C8BC6BE6">
+      <w:numFmt w:val="decimal"/>
+      <w:lvlText w:val=""/>
+      <w:lvlJc w:val="left"/>
+    </w:lvl>
+    <w:lvl w:ilvl="5" w:tplc="ECF89ABE">
+      <w:numFmt w:val="decimal"/>
+      <w:lvlText w:val=""/>
+      <w:lvlJc w:val="left"/>
+    </w:lvl>
+    <w:lvl w:ilvl="6" w:tplc="100AC4AE">
+      <w:numFmt w:val="decimal"/>
+      <w:lvlText w:val=""/>
+      <w:lvlJc w:val="left"/>
+    </w:lvl>
+    <w:lvl w:ilvl="7" w:tplc="02E68574">
+      <w:numFmt w:val="decimal"/>
+      <w:lvlText w:val=""/>
+      <w:lvlJc w:val="left"/>
+    </w:lvl>
+    <w:lvl w:ilvl="8" w:tplc="5488720E">
+      <w:numFmt w:val="decimal"/>
+      <w:lvlText w:val=""/>
+      <w:lvlJc w:val="left"/>
+    </w:lvl>
+  </w:abstractNum>
+  <w:abstractNum w:abstractNumId="6" w15:restartNumberingAfterBreak="0">
+    <w:nsid w:val="5D432126"/>
+    <w:multiLevelType w:val="hybridMultilevel"/>
+    <w:tmpl w:val="B8BA5316"/>
+    <w:lvl w:ilvl="0" w:tplc="E7AAE296">
+      <w:start w:val="1"/>
+      <w:numFmt w:val="decimal"/>
+      <w:lvlText w:val="%1."/>
+      <w:lvlJc w:val="left"/>
+      <w:pPr>
+        <w:ind w:left="360" w:hanging="300"/>
+      </w:pPr>
+    </w:lvl>
+    <w:lvl w:ilvl="1" w:tplc="3DE252D4" w:tentative="1">
+      <w:start w:val="1"/>
+      <w:numFmt w:val="lowerLetter"/>
+      <w:lvlText w:val="%2."/>
+      <w:lvlJc w:val="left"/>
+      <w:pPr>
+        <w:ind w:left="720" w:hanging="300"/>
+      </w:pPr>
+    </w:lvl>
+    <w:lvl w:ilvl="2" w:tplc="1A9046D2">
+      <w:numFmt w:val="decimal"/>
+      <w:lvlText w:val=""/>
+      <w:lvlJc w:val="left"/>
+    </w:lvl>
+    <w:lvl w:ilvl="3" w:tplc="593839C2">
+      <w:numFmt w:val="decimal"/>
+      <w:lvlText w:val=""/>
+      <w:lvlJc w:val="left"/>
+    </w:lvl>
+    <w:lvl w:ilvl="4" w:tplc="348E71B2">
+      <w:numFmt w:val="decimal"/>
+      <w:lvlText w:val=""/>
+      <w:lvlJc w:val="left"/>
+    </w:lvl>
+    <w:lvl w:ilvl="5" w:tplc="19DC5DFC">
+      <w:numFmt w:val="decimal"/>
+      <w:lvlText w:val=""/>
+      <w:lvlJc w:val="left"/>
+    </w:lvl>
+    <w:lvl w:ilvl="6" w:tplc="2020F61E">
+      <w:numFmt w:val="decimal"/>
+      <w:lvlText w:val=""/>
+      <w:lvlJc w:val="left"/>
+    </w:lvl>
+    <w:lvl w:ilvl="7" w:tplc="9D80BDD2">
+      <w:numFmt w:val="decimal"/>
+      <w:lvlText w:val=""/>
+      <w:lvlJc w:val="left"/>
+    </w:lvl>
+    <w:lvl w:ilvl="8" w:tplc="DCBCC89E">
+      <w:numFmt w:val="decimal"/>
+      <w:lvlText w:val=""/>
+      <w:lvlJc w:val="left"/>
+    </w:lvl>
+  </w:abstractNum>
+  <w:abstractNum w:abstractNumId="7" w15:restartNumberingAfterBreak="0">
+    <w:nsid w:val="7834299A"/>
+    <w:multiLevelType w:val="hybridMultilevel"/>
+    <w:tmpl w:val="52781C22"/>
+    <w:lvl w:ilvl="0" w:tplc="98E049F6" w:tentative="1">
       <w:start w:val="1"/>
       <w:numFmt w:val="bullet"/>
       <w:lvlText w:val="●"/>
@@ -5237,7 +5469,7 @@
         <w:ind w:left="720" w:hanging="360"/>
       </w:pPr>
     </w:lvl>
-    <w:lvl w:ilvl="1" w:tplc="02DE516E" w:tentative="1">
+    <w:lvl w:ilvl="1" w:tplc="B808AB84" w:tentative="1">
       <w:start w:val="1"/>
       <w:numFmt w:val="bullet"/>
       <w:lvlText w:val="○"/>
@@ -5246,7 +5478,7 @@
         <w:ind w:left="1440" w:hanging="360"/>
       </w:pPr>
     </w:lvl>
-    <w:lvl w:ilvl="2" w:tplc="6E52DB9E" w:tentative="1">
+    <w:lvl w:ilvl="2" w:tplc="8BF60572" w:tentative="1">
       <w:start w:val="1"/>
       <w:numFmt w:val="bullet"/>
       <w:lvlText w:val="■"/>
@@ -5255,7 +5487,7 @@
         <w:ind w:left="2160" w:hanging="360"/>
       </w:pPr>
     </w:lvl>
-    <w:lvl w:ilvl="3" w:tplc="B74C8CF6" w:tentative="1">
+    <w:lvl w:ilvl="3" w:tplc="59A6894A" w:tentative="1">
       <w:start w:val="1"/>
       <w:numFmt w:val="bullet"/>
       <w:lvlText w:val="●"/>
@@ -5264,7 +5496,7 @@
         <w:ind w:left="2880" w:hanging="360"/>
       </w:pPr>
     </w:lvl>
-    <w:lvl w:ilvl="4" w:tplc="35F0953C" w:tentative="1">
+    <w:lvl w:ilvl="4" w:tplc="4D9CCD78" w:tentative="1">
       <w:start w:val="1"/>
       <w:numFmt w:val="bullet"/>
       <w:lvlText w:val="○"/>
@@ -5273,7 +5505,7 @@
         <w:ind w:left="3600" w:hanging="360"/>
       </w:pPr>
     </w:lvl>
-    <w:lvl w:ilvl="5" w:tplc="98B6EDCE" w:tentative="1">
+    <w:lvl w:ilvl="5" w:tplc="21E25DA8" w:tentative="1">
       <w:start w:val="1"/>
       <w:numFmt w:val="bullet"/>
       <w:lvlText w:val="■"/>
@@ -5282,7 +5514,7 @@
         <w:ind w:left="4320" w:hanging="360"/>
       </w:pPr>
     </w:lvl>
-    <w:lvl w:ilvl="6" w:tplc="7EB8DA70" w:tentative="1">
+    <w:lvl w:ilvl="6" w:tplc="7792B7D6" w:tentative="1">
       <w:start w:val="1"/>
       <w:numFmt w:val="bullet"/>
       <w:lvlText w:val="●"/>
@@ -5291,7 +5523,7 @@
         <w:ind w:left="5040" w:hanging="360"/>
       </w:pPr>
     </w:lvl>
-    <w:lvl w:ilvl="7" w:tplc="9092C08A" w:tentative="1">
+    <w:lvl w:ilvl="7" w:tplc="FB8E373C" w:tentative="1">
       <w:start w:val="1"/>
       <w:numFmt w:val="bullet"/>
       <w:lvlText w:val="●"/>
@@ -5300,7 +5532,7 @@
         <w:ind w:left="5760" w:hanging="360"/>
       </w:pPr>
     </w:lvl>
-    <w:lvl w:ilvl="8" w:tplc="19345C5A" w:tentative="1">
+    <w:lvl w:ilvl="8" w:tplc="71BA60B8" w:tentative="1">
       <w:start w:val="1"/>
       <w:numFmt w:val="bullet"/>
       <w:lvlText w:val="●"/>
@@ -5310,11 +5542,11 @@
       </w:pPr>
     </w:lvl>
   </w:abstractNum>
-  <w:abstractNum w:abstractNumId="4" w15:restartNumberingAfterBreak="0">
-    <w:nsid w:val="670F6F29"/>
+  <w:abstractNum w:abstractNumId="8" w15:restartNumberingAfterBreak="0">
+    <w:nsid w:val="79A3386F"/>
     <w:multiLevelType w:val="hybridMultilevel"/>
-    <w:tmpl w:val="AECC7E2A"/>
-    <w:lvl w:ilvl="0" w:tplc="B234132C">
+    <w:tmpl w:val="59FA33C2"/>
+    <w:lvl w:ilvl="0" w:tplc="23F83AE4">
       <w:start w:val="1"/>
       <w:numFmt w:val="decimal"/>
       <w:lvlText w:val="%1."/>
@@ -5323,7 +5555,7 @@
         <w:ind w:left="360" w:hanging="300"/>
       </w:pPr>
     </w:lvl>
-    <w:lvl w:ilvl="1" w:tplc="E96C8050" w:tentative="1">
+    <w:lvl w:ilvl="1" w:tplc="A19A1C9C" w:tentative="1">
       <w:start w:val="1"/>
       <w:numFmt w:val="lowerLetter"/>
       <w:lvlText w:val="%2."/>
@@ -5332,317 +5564,85 @@
         <w:ind w:left="720" w:hanging="300"/>
       </w:pPr>
     </w:lvl>
-    <w:lvl w:ilvl="2" w:tplc="1DE43358">
+    <w:lvl w:ilvl="2" w:tplc="DD022F52">
       <w:numFmt w:val="decimal"/>
       <w:lvlText w:val=""/>
       <w:lvlJc w:val="left"/>
     </w:lvl>
-    <w:lvl w:ilvl="3" w:tplc="1E1EBE04">
+    <w:lvl w:ilvl="3" w:tplc="DE40E5DE">
       <w:numFmt w:val="decimal"/>
       <w:lvlText w:val=""/>
       <w:lvlJc w:val="left"/>
     </w:lvl>
-    <w:lvl w:ilvl="4" w:tplc="377CE2D2">
+    <w:lvl w:ilvl="4" w:tplc="FF0C29D0">
       <w:numFmt w:val="decimal"/>
       <w:lvlText w:val=""/>
       <w:lvlJc w:val="left"/>
     </w:lvl>
-    <w:lvl w:ilvl="5" w:tplc="4466835A">
+    <w:lvl w:ilvl="5" w:tplc="72AEDC74">
       <w:numFmt w:val="decimal"/>
       <w:lvlText w:val=""/>
       <w:lvlJc w:val="left"/>
     </w:lvl>
-    <w:lvl w:ilvl="6" w:tplc="89E22C00">
+    <w:lvl w:ilvl="6" w:tplc="CB90D95A">
       <w:numFmt w:val="decimal"/>
       <w:lvlText w:val=""/>
       <w:lvlJc w:val="left"/>
     </w:lvl>
-    <w:lvl w:ilvl="7" w:tplc="480445EA">
+    <w:lvl w:ilvl="7" w:tplc="F74E123C">
       <w:numFmt w:val="decimal"/>
       <w:lvlText w:val=""/>
       <w:lvlJc w:val="left"/>
     </w:lvl>
-    <w:lvl w:ilvl="8" w:tplc="A94AEFA0">
+    <w:lvl w:ilvl="8" w:tplc="D66221AA">
       <w:numFmt w:val="decimal"/>
       <w:lvlText w:val=""/>
       <w:lvlJc w:val="left"/>
     </w:lvl>
   </w:abstractNum>
-  <w:abstractNum w:abstractNumId="5" w15:restartNumberingAfterBreak="0">
-    <w:nsid w:val="69EC4A3D"/>
-    <w:multiLevelType w:val="hybridMultilevel"/>
-    <w:tmpl w:val="A9C0DA92"/>
-    <w:lvl w:ilvl="0" w:tplc="9E56F756">
-      <w:start w:val="1"/>
-      <w:numFmt w:val="decimal"/>
-      <w:lvlText w:val="%1."/>
-      <w:lvlJc w:val="left"/>
-      <w:pPr>
-        <w:ind w:left="360" w:hanging="300"/>
-      </w:pPr>
-    </w:lvl>
-    <w:lvl w:ilvl="1" w:tplc="68C606FE" w:tentative="1">
-      <w:start w:val="1"/>
-      <w:numFmt w:val="lowerLetter"/>
-      <w:lvlText w:val="%2."/>
-      <w:lvlJc w:val="left"/>
-      <w:pPr>
-        <w:ind w:left="720" w:hanging="300"/>
-      </w:pPr>
-    </w:lvl>
-    <w:lvl w:ilvl="2" w:tplc="97D431F2">
-      <w:numFmt w:val="decimal"/>
-      <w:lvlText w:val=""/>
-      <w:lvlJc w:val="left"/>
-    </w:lvl>
-    <w:lvl w:ilvl="3" w:tplc="75746398">
-      <w:numFmt w:val="decimal"/>
-      <w:lvlText w:val=""/>
-      <w:lvlJc w:val="left"/>
-    </w:lvl>
-    <w:lvl w:ilvl="4" w:tplc="40F6A730">
-      <w:numFmt w:val="decimal"/>
-      <w:lvlText w:val=""/>
-      <w:lvlJc w:val="left"/>
-    </w:lvl>
-    <w:lvl w:ilvl="5" w:tplc="53042828">
-      <w:numFmt w:val="decimal"/>
-      <w:lvlText w:val=""/>
-      <w:lvlJc w:val="left"/>
-    </w:lvl>
-    <w:lvl w:ilvl="6" w:tplc="F4D638E2">
-      <w:numFmt w:val="decimal"/>
-      <w:lvlText w:val=""/>
-      <w:lvlJc w:val="left"/>
-    </w:lvl>
-    <w:lvl w:ilvl="7" w:tplc="A17A51B8">
-      <w:numFmt w:val="decimal"/>
-      <w:lvlText w:val=""/>
-      <w:lvlJc w:val="left"/>
-    </w:lvl>
-    <w:lvl w:ilvl="8" w:tplc="5186DFEA">
-      <w:numFmt w:val="decimal"/>
-      <w:lvlText w:val=""/>
-      <w:lvlJc w:val="left"/>
-    </w:lvl>
-  </w:abstractNum>
-  <w:abstractNum w:abstractNumId="6" w15:restartNumberingAfterBreak="0">
-    <w:nsid w:val="73C17D41"/>
-    <w:multiLevelType w:val="hybridMultilevel"/>
-    <w:tmpl w:val="D2941DA0"/>
-    <w:lvl w:ilvl="0" w:tplc="E772B9B4" w:tentative="1">
-      <w:start w:val="1"/>
-      <w:numFmt w:val="bullet"/>
-      <w:lvlText w:val="•"/>
-      <w:lvlJc w:val="left"/>
-      <w:pPr>
-        <w:ind w:left="360" w:hanging="260"/>
-      </w:pPr>
-    </w:lvl>
-    <w:lvl w:ilvl="1" w:tplc="A1BC5800" w:tentative="1">
-      <w:start w:val="1"/>
-      <w:numFmt w:val="bullet"/>
-      <w:lvlText w:val="–"/>
-      <w:lvlJc w:val="left"/>
-      <w:pPr>
-        <w:ind w:left="720" w:hanging="260"/>
-      </w:pPr>
-    </w:lvl>
-    <w:lvl w:ilvl="2" w:tplc="5A060C6E">
-      <w:numFmt w:val="decimal"/>
-      <w:lvlText w:val=""/>
-      <w:lvlJc w:val="left"/>
-    </w:lvl>
-    <w:lvl w:ilvl="3" w:tplc="1B0A907C">
-      <w:numFmt w:val="decimal"/>
-      <w:lvlText w:val=""/>
-      <w:lvlJc w:val="left"/>
-    </w:lvl>
-    <w:lvl w:ilvl="4" w:tplc="5268B090">
-      <w:numFmt w:val="decimal"/>
-      <w:lvlText w:val=""/>
-      <w:lvlJc w:val="left"/>
-    </w:lvl>
-    <w:lvl w:ilvl="5" w:tplc="0ACC7624">
-      <w:numFmt w:val="decimal"/>
-      <w:lvlText w:val=""/>
-      <w:lvlJc w:val="left"/>
-    </w:lvl>
-    <w:lvl w:ilvl="6" w:tplc="DF1A72F2">
-      <w:numFmt w:val="decimal"/>
-      <w:lvlText w:val=""/>
-      <w:lvlJc w:val="left"/>
-    </w:lvl>
-    <w:lvl w:ilvl="7" w:tplc="277ABFEE">
-      <w:numFmt w:val="decimal"/>
-      <w:lvlText w:val=""/>
-      <w:lvlJc w:val="left"/>
-    </w:lvl>
-    <w:lvl w:ilvl="8" w:tplc="9AC8552C">
-      <w:numFmt w:val="decimal"/>
-      <w:lvlText w:val=""/>
-      <w:lvlJc w:val="left"/>
-    </w:lvl>
-  </w:abstractNum>
-  <w:abstractNum w:abstractNumId="7" w15:restartNumberingAfterBreak="0">
-    <w:nsid w:val="763A5CAD"/>
-    <w:multiLevelType w:val="hybridMultilevel"/>
-    <w:tmpl w:val="2F009070"/>
-    <w:lvl w:ilvl="0" w:tplc="C4AEB894">
-      <w:start w:val="1"/>
-      <w:numFmt w:val="decimal"/>
-      <w:lvlText w:val="%1."/>
-      <w:lvlJc w:val="left"/>
-      <w:pPr>
-        <w:ind w:left="360" w:hanging="300"/>
-      </w:pPr>
-    </w:lvl>
-    <w:lvl w:ilvl="1" w:tplc="895E652C" w:tentative="1">
-      <w:start w:val="1"/>
-      <w:numFmt w:val="lowerLetter"/>
-      <w:lvlText w:val="%2."/>
-      <w:lvlJc w:val="left"/>
-      <w:pPr>
-        <w:ind w:left="720" w:hanging="300"/>
-      </w:pPr>
-    </w:lvl>
-    <w:lvl w:ilvl="2" w:tplc="AD38D7D0">
-      <w:numFmt w:val="decimal"/>
-      <w:lvlText w:val=""/>
-      <w:lvlJc w:val="left"/>
-    </w:lvl>
-    <w:lvl w:ilvl="3" w:tplc="BE125A66">
-      <w:numFmt w:val="decimal"/>
-      <w:lvlText w:val=""/>
-      <w:lvlJc w:val="left"/>
-    </w:lvl>
-    <w:lvl w:ilvl="4" w:tplc="5052DD3E">
-      <w:numFmt w:val="decimal"/>
-      <w:lvlText w:val=""/>
-      <w:lvlJc w:val="left"/>
-    </w:lvl>
-    <w:lvl w:ilvl="5" w:tplc="29B45760">
-      <w:numFmt w:val="decimal"/>
-      <w:lvlText w:val=""/>
-      <w:lvlJc w:val="left"/>
-    </w:lvl>
-    <w:lvl w:ilvl="6" w:tplc="7C5AF778">
-      <w:numFmt w:val="decimal"/>
-      <w:lvlText w:val=""/>
-      <w:lvlJc w:val="left"/>
-    </w:lvl>
-    <w:lvl w:ilvl="7" w:tplc="53AC5778">
-      <w:numFmt w:val="decimal"/>
-      <w:lvlText w:val=""/>
-      <w:lvlJc w:val="left"/>
-    </w:lvl>
-    <w:lvl w:ilvl="8" w:tplc="F13E56F2">
-      <w:numFmt w:val="decimal"/>
-      <w:lvlText w:val=""/>
-      <w:lvlJc w:val="left"/>
-    </w:lvl>
-  </w:abstractNum>
-  <w:abstractNum w:abstractNumId="8" w15:restartNumberingAfterBreak="0">
-    <w:nsid w:val="7FAF3DE1"/>
-    <w:multiLevelType w:val="hybridMultilevel"/>
-    <w:tmpl w:val="63F05622"/>
-    <w:lvl w:ilvl="0" w:tplc="D44AD8E4">
-      <w:start w:val="1"/>
-      <w:numFmt w:val="decimal"/>
-      <w:lvlText w:val="%1."/>
-      <w:lvlJc w:val="left"/>
-      <w:pPr>
-        <w:ind w:left="360" w:hanging="300"/>
-      </w:pPr>
-    </w:lvl>
-    <w:lvl w:ilvl="1" w:tplc="6160FCA0" w:tentative="1">
-      <w:start w:val="1"/>
-      <w:numFmt w:val="lowerLetter"/>
-      <w:lvlText w:val="%2."/>
-      <w:lvlJc w:val="left"/>
-      <w:pPr>
-        <w:ind w:left="720" w:hanging="300"/>
-      </w:pPr>
-    </w:lvl>
-    <w:lvl w:ilvl="2" w:tplc="415CF25E">
-      <w:numFmt w:val="decimal"/>
-      <w:lvlText w:val=""/>
-      <w:lvlJc w:val="left"/>
-    </w:lvl>
-    <w:lvl w:ilvl="3" w:tplc="B29C9386">
-      <w:numFmt w:val="decimal"/>
-      <w:lvlText w:val=""/>
-      <w:lvlJc w:val="left"/>
-    </w:lvl>
-    <w:lvl w:ilvl="4" w:tplc="23967F66">
-      <w:numFmt w:val="decimal"/>
-      <w:lvlText w:val=""/>
-      <w:lvlJc w:val="left"/>
-    </w:lvl>
-    <w:lvl w:ilvl="5" w:tplc="F8BA91FC">
-      <w:numFmt w:val="decimal"/>
-      <w:lvlText w:val=""/>
-      <w:lvlJc w:val="left"/>
-    </w:lvl>
-    <w:lvl w:ilvl="6" w:tplc="F19A5568">
-      <w:numFmt w:val="decimal"/>
-      <w:lvlText w:val=""/>
-      <w:lvlJc w:val="left"/>
-    </w:lvl>
-    <w:lvl w:ilvl="7" w:tplc="D8B4F48A">
-      <w:numFmt w:val="decimal"/>
-      <w:lvlText w:val=""/>
-      <w:lvlJc w:val="left"/>
-    </w:lvl>
-    <w:lvl w:ilvl="8" w:tplc="E9CCF598">
-      <w:numFmt w:val="decimal"/>
-      <w:lvlText w:val=""/>
-      <w:lvlJc w:val="left"/>
-    </w:lvl>
-  </w:abstractNum>
-  <w:num w:numId="1" w16cid:durableId="2071227492">
+  <w:num w:numId="1" w16cid:durableId="274213444">
+    <w:abstractNumId w:val="7"/>
+    <w:lvlOverride w:ilvl="0">
+      <w:startOverride w:val="1"/>
+    </w:lvlOverride>
+  </w:num>
+  <w:num w:numId="2" w16cid:durableId="8797786">
+    <w:abstractNumId w:val="1"/>
+    <w:lvlOverride w:ilvl="0">
+      <w:startOverride w:val="1"/>
+    </w:lvlOverride>
+  </w:num>
+  <w:num w:numId="3" w16cid:durableId="172307070">
+    <w:abstractNumId w:val="8"/>
+    <w:lvlOverride w:ilvl="0">
+      <w:startOverride w:val="1"/>
+    </w:lvlOverride>
+  </w:num>
+  <w:num w:numId="4" w16cid:durableId="541330221">
+    <w:abstractNumId w:val="0"/>
+    <w:lvlOverride w:ilvl="0">
+      <w:startOverride w:val="1"/>
+    </w:lvlOverride>
+  </w:num>
+  <w:num w:numId="5" w16cid:durableId="1874997827">
     <w:abstractNumId w:val="3"/>
     <w:lvlOverride w:ilvl="0">
       <w:startOverride w:val="1"/>
     </w:lvlOverride>
   </w:num>
-  <w:num w:numId="2" w16cid:durableId="282034041">
-    <w:abstractNumId w:val="4"/>
+  <w:num w:numId="6" w16cid:durableId="1076435402">
+    <w:abstractNumId w:val="6"/>
     <w:lvlOverride w:ilvl="0">
       <w:startOverride w:val="1"/>
     </w:lvlOverride>
   </w:num>
-  <w:num w:numId="3" w16cid:durableId="1465195279">
+  <w:num w:numId="7" w16cid:durableId="366881410">
     <w:abstractNumId w:val="2"/>
     <w:lvlOverride w:ilvl="0">
       <w:startOverride w:val="1"/>
     </w:lvlOverride>
   </w:num>
-  <w:num w:numId="4" w16cid:durableId="624850850">
-    <w:abstractNumId w:val="8"/>
-    <w:lvlOverride w:ilvl="0">
-      <w:startOverride w:val="1"/>
-    </w:lvlOverride>
-  </w:num>
-  <w:num w:numId="5" w16cid:durableId="1877542656">
-    <w:abstractNumId w:val="1"/>
-    <w:lvlOverride w:ilvl="0">
-      <w:startOverride w:val="1"/>
-    </w:lvlOverride>
-  </w:num>
-  <w:num w:numId="6" w16cid:durableId="1000544156">
-    <w:abstractNumId w:val="0"/>
-    <w:lvlOverride w:ilvl="0">
-      <w:startOverride w:val="1"/>
-    </w:lvlOverride>
-  </w:num>
-  <w:num w:numId="7" w16cid:durableId="607466189">
-    <w:abstractNumId w:val="7"/>
-    <w:lvlOverride w:ilvl="0">
-      <w:startOverride w:val="1"/>
-    </w:lvlOverride>
-  </w:num>
-  <w:num w:numId="8" w16cid:durableId="273636557">
+  <w:num w:numId="8" w16cid:durableId="1308977328">
     <w:abstractNumId w:val="5"/>
     <w:lvlOverride w:ilvl="0">
       <w:startOverride w:val="1"/>
@@ -6324,7 +6324,7 @@
     <w:autoRedefine/>
     <w:uiPriority w:val="39"/>
     <w:unhideWhenUsed/>
-    <w:rsid w:val="00855C98"/>
+    <w:rsid w:val="00FD1AA0"/>
     <w:pPr>
       <w:spacing w:after="100"/>
     </w:pPr>

--- a/discoverer-neo/docs/user-guide/manual/Discoverer-Neo-USER-Guide-Quick-fr-FR.docx
+++ b/discoverer-neo/docs/user-guide/manual/Discoverer-Neo-USER-Guide-Quick-fr-FR.docx
@@ -54,7 +54,7 @@
           <w:sz w:val="22"/>
           <w:szCs w:val="22"/>
         </w:rPr>
-        <w:t>Version 2.1.0</w:t>
+        <w:t>Version 2.1.1</w:t>
       </w:r>
     </w:p>
     <w:p>
@@ -74,7 +74,7 @@
     <w:sdt>
       <w:sdtPr>
         <w:alias w:val="Sommaire"/>
-        <w:id w:val="-90636621"/>
+        <w:id w:val="-882476346"/>
       </w:sdtPr>
       <w:sdtEndPr/>
       <w:sdtContent>
@@ -102,7 +102,7 @@
           <w:r>
             <w:fldChar w:fldCharType="separate"/>
           </w:r>
-          <w:hyperlink w:anchor="_Toc241745876" w:history="1">
+          <w:hyperlink w:anchor="_Toc241748716" w:history="1">
             <w:r>
               <w:rPr>
                 <w:rStyle w:val="Hiperligao"/>
@@ -126,7 +126,7 @@
               <w:rPr>
                 <w:noProof/>
               </w:rPr>
-              <w:instrText xml:space="preserve"> PAGEREF _Toc241745876 \h </w:instrText>
+              <w:instrText xml:space="preserve"> PAGEREF _Toc241748716 \h </w:instrText>
             </w:r>
             <w:r>
               <w:rPr>
@@ -168,7 +168,7 @@
               <w14:ligatures w14:val="standardContextual"/>
             </w:rPr>
           </w:pPr>
-          <w:hyperlink w:anchor="_Toc241745877" w:history="1">
+          <w:hyperlink w:anchor="_Toc241748717" w:history="1">
             <w:r>
               <w:rPr>
                 <w:rStyle w:val="Hiperligao"/>
@@ -192,7 +192,7 @@
               <w:rPr>
                 <w:noProof/>
               </w:rPr>
-              <w:instrText xml:space="preserve"> PAGEREF _Toc241745877 \h </w:instrText>
+              <w:instrText xml:space="preserve"> PAGEREF _Toc241748717 \h </w:instrText>
             </w:r>
             <w:r>
               <w:rPr>
@@ -234,7 +234,7 @@
               <w14:ligatures w14:val="standardContextual"/>
             </w:rPr>
           </w:pPr>
-          <w:hyperlink w:anchor="_Toc241745878" w:history="1">
+          <w:hyperlink w:anchor="_Toc241748718" w:history="1">
             <w:r>
               <w:rPr>
                 <w:rStyle w:val="Hiperligao"/>
@@ -258,7 +258,7 @@
               <w:rPr>
                 <w:noProof/>
               </w:rPr>
-              <w:instrText xml:space="preserve"> PAGEREF _Toc241745878 \h </w:instrText>
+              <w:instrText xml:space="preserve"> PAGEREF _Toc241748718 \h </w:instrText>
             </w:r>
             <w:r>
               <w:rPr>
@@ -300,7 +300,7 @@
               <w14:ligatures w14:val="standardContextual"/>
             </w:rPr>
           </w:pPr>
-          <w:hyperlink w:anchor="_Toc241745879" w:history="1">
+          <w:hyperlink w:anchor="_Toc241748719" w:history="1">
             <w:r>
               <w:rPr>
                 <w:rStyle w:val="Hiperligao"/>
@@ -324,7 +324,7 @@
               <w:rPr>
                 <w:noProof/>
               </w:rPr>
-              <w:instrText xml:space="preserve"> PAGEREF _Toc241745879 \h </w:instrText>
+              <w:instrText xml:space="preserve"> PAGEREF _Toc241748719 \h </w:instrText>
             </w:r>
             <w:r>
               <w:rPr>
@@ -366,7 +366,7 @@
               <w14:ligatures w14:val="standardContextual"/>
             </w:rPr>
           </w:pPr>
-          <w:hyperlink w:anchor="_Toc241745880" w:history="1">
+          <w:hyperlink w:anchor="_Toc241748720" w:history="1">
             <w:r>
               <w:rPr>
                 <w:rStyle w:val="Hiperligao"/>
@@ -390,7 +390,7 @@
               <w:rPr>
                 <w:noProof/>
               </w:rPr>
-              <w:instrText xml:space="preserve"> PAGEREF _Toc241745880 \h </w:instrText>
+              <w:instrText xml:space="preserve"> PAGEREF _Toc241748720 \h </w:instrText>
             </w:r>
             <w:r>
               <w:rPr>
@@ -432,7 +432,7 @@
               <w14:ligatures w14:val="standardContextual"/>
             </w:rPr>
           </w:pPr>
-          <w:hyperlink w:anchor="_Toc241745881" w:history="1">
+          <w:hyperlink w:anchor="_Toc241748721" w:history="1">
             <w:r>
               <w:rPr>
                 <w:rStyle w:val="Hiperligao"/>
@@ -456,7 +456,7 @@
               <w:rPr>
                 <w:noProof/>
               </w:rPr>
-              <w:instrText xml:space="preserve"> PAGEREF _Toc241745881 \h </w:instrText>
+              <w:instrText xml:space="preserve"> PAGEREF _Toc241748721 \h </w:instrText>
             </w:r>
             <w:r>
               <w:rPr>
@@ -498,7 +498,7 @@
               <w14:ligatures w14:val="standardContextual"/>
             </w:rPr>
           </w:pPr>
-          <w:hyperlink w:anchor="_Toc241745882" w:history="1">
+          <w:hyperlink w:anchor="_Toc241748722" w:history="1">
             <w:r>
               <w:rPr>
                 <w:rStyle w:val="Hiperligao"/>
@@ -522,7 +522,7 @@
               <w:rPr>
                 <w:noProof/>
               </w:rPr>
-              <w:instrText xml:space="preserve"> PAGEREF _Toc241745882 \h </w:instrText>
+              <w:instrText xml:space="preserve"> PAGEREF _Toc241748722 \h </w:instrText>
             </w:r>
             <w:r>
               <w:rPr>
@@ -564,7 +564,7 @@
               <w14:ligatures w14:val="standardContextual"/>
             </w:rPr>
           </w:pPr>
-          <w:hyperlink w:anchor="_Toc241745883" w:history="1">
+          <w:hyperlink w:anchor="_Toc241748723" w:history="1">
             <w:r>
               <w:rPr>
                 <w:rStyle w:val="Hiperligao"/>
@@ -588,7 +588,7 @@
               <w:rPr>
                 <w:noProof/>
               </w:rPr>
-              <w:instrText xml:space="preserve"> PAGEREF _Toc241745883 \h </w:instrText>
+              <w:instrText xml:space="preserve"> PAGEREF _Toc241748723 \h </w:instrText>
             </w:r>
             <w:r>
               <w:rPr>
@@ -636,7 +636,7 @@
       <w:pPr>
         <w:pStyle w:val="Ttulo1"/>
       </w:pPr>
-      <w:bookmarkStart w:id="0" w:name="_Toc241745876"/>
+      <w:bookmarkStart w:id="0" w:name="_Toc241748716"/>
       <w:r>
         <w:lastRenderedPageBreak/>
         <w:t>Votre rôle en une page</w:t>
@@ -1257,7 +1257,7 @@
         </w:rPr>
         <w:lastRenderedPageBreak/>
         <w:drawing>
-          <wp:inline distT="0" distB="0" distL="0" distR="0" wp14:anchorId="62112284" wp14:editId="466604A2">
+          <wp:inline distT="0" distB="0" distL="0" distR="0" wp14:anchorId="1C5E355B" wp14:editId="6531A5EB">
             <wp:extent cx="5715000" cy="3571875"/>
             <wp:effectExtent l="0" t="0" r="0" b="0"/>
             <wp:docPr id="376" name="01-login.png" descr="La page de connexion avec E-mail, Mot de passe, Rester connecté et le bouton Se connecter." title="La page de connexion avec E-mail, Mot de passe, Rester connecté et le bouton Se connecter."/>
@@ -1310,7 +1310,7 @@
         <w:pStyle w:val="Ttulo1"/>
         <w:pageBreakBefore/>
       </w:pPr>
-      <w:bookmarkStart w:id="1" w:name="_Toc241745877"/>
+      <w:bookmarkStart w:id="1" w:name="_Toc241748717"/>
       <w:r>
         <w:lastRenderedPageBreak/>
         <w:t>Tableau de bord</w:t>
@@ -1333,7 +1333,7 @@
           <w:noProof/>
         </w:rPr>
         <w:drawing>
-          <wp:inline distT="0" distB="0" distL="0" distR="0" wp14:anchorId="52CC9D28" wp14:editId="0EB5ED5D">
+          <wp:inline distT="0" distB="0" distL="0" distR="0" wp14:anchorId="3CB71B9D" wp14:editId="57AB1772">
             <wp:extent cx="5715000" cy="3571875"/>
             <wp:effectExtent l="0" t="0" r="0" b="0"/>
             <wp:docPr id="377" name="45-dashboard.png" descr="Le tableau de bord avec les cartes de synthèse et la liste Cartes récentes." title="Le tableau de bord avec les cartes de synthèse et la liste Cartes récentes."/>
@@ -1485,7 +1485,7 @@
         <w:pStyle w:val="Ttulo1"/>
         <w:pageBreakBefore/>
       </w:pPr>
-      <w:bookmarkStart w:id="2" w:name="_Toc241745878"/>
+      <w:bookmarkStart w:id="2" w:name="_Toc241748718"/>
       <w:r>
         <w:lastRenderedPageBreak/>
         <w:t>Cartes</w:t>
@@ -1538,7 +1538,7 @@
           <w:noProof/>
         </w:rPr>
         <w:drawing>
-          <wp:inline distT="0" distB="0" distL="0" distR="0" wp14:anchorId="745FB67D" wp14:editId="16E8D1F9">
+          <wp:inline distT="0" distB="0" distL="0" distR="0" wp14:anchorId="59AF6035" wp14:editId="380AAB65">
             <wp:extent cx="5715000" cy="3429000"/>
             <wp:effectExtent l="0" t="0" r="0" b="0"/>
             <wp:docPr id="378" name="03-maps-mine.png" descr="La liste Cartes, onglet Mes cartes, affichant les icônes d'action sur la ligne de la carte." title="La liste Cartes, onglet Mes cartes, affichant les icônes d'action sur la ligne de la carte."/>
@@ -2219,7 +2219,7 @@
         <w:pStyle w:val="Ttulo1"/>
         <w:pageBreakBefore/>
       </w:pPr>
-      <w:bookmarkStart w:id="3" w:name="_Toc241745879"/>
+      <w:bookmarkStart w:id="3" w:name="_Toc241748719"/>
       <w:r>
         <w:lastRenderedPageBreak/>
         <w:t>Exécuter et exporter</w:t>
@@ -2242,7 +2242,7 @@
           <w:noProof/>
         </w:rPr>
         <w:drawing>
-          <wp:inline distT="0" distB="0" distL="0" distR="0" wp14:anchorId="7CCBFAF8" wp14:editId="3868012B">
+          <wp:inline distT="0" distB="0" distL="0" distR="0" wp14:anchorId="0C5E08E0" wp14:editId="0E874249">
             <wp:extent cx="5715000" cy="3571875"/>
             <wp:effectExtent l="0" t="0" r="0" b="0"/>
             <wp:docPr id="379" name="25-viewer-results.png" descr="La visionneuse de cartes après une exécution terminée, avec la grille de résultats et les boutons d'exportation." title="La visionneuse de cartes après une exécution terminée, avec la grille de résultats et les boutons d'exportation."/>
@@ -2771,7 +2771,7 @@
         <w:pStyle w:val="Ttulo1"/>
         <w:pageBreakBefore/>
       </w:pPr>
-      <w:bookmarkStart w:id="4" w:name="_Toc241745880"/>
+      <w:bookmarkStart w:id="4" w:name="_Toc241748720"/>
       <w:r>
         <w:lastRenderedPageBreak/>
         <w:t>Créer et modifier une carte</w:t>
@@ -2794,7 +2794,7 @@
           <w:noProof/>
         </w:rPr>
         <w:drawing>
-          <wp:inline distT="0" distB="0" distL="0" distR="0" wp14:anchorId="090198E1" wp14:editId="1D52A371">
+          <wp:inline distT="0" distB="0" distL="0" distR="0" wp14:anchorId="760693E1" wp14:editId="756402C4">
             <wp:extent cx="5715000" cy="3571875"/>
             <wp:effectExtent l="0" t="0" r="0" b="0"/>
             <wp:docPr id="380" name="05-builder-overview.png" descr="Le créateur de cartes avec l'arborescence Domaines d'activité, la zone Colonnes et le panneau Propriétés." title="Le créateur de cartes avec l'arborescence Domaines d'activité, la zone Colonnes et le panneau Propriétés."/>
@@ -3456,7 +3456,7 @@
         <w:pStyle w:val="Ttulo1"/>
         <w:pageBreakBefore/>
       </w:pPr>
-      <w:bookmarkStart w:id="5" w:name="_Toc241745881"/>
+      <w:bookmarkStart w:id="5" w:name="_Toc241748721"/>
       <w:r>
         <w:lastRenderedPageBreak/>
         <w:t>Exécutions et exportations</w:t>
@@ -3496,7 +3496,7 @@
           <w:noProof/>
         </w:rPr>
         <w:drawing>
-          <wp:inline distT="0" distB="0" distL="0" distR="0" wp14:anchorId="0654E645" wp14:editId="02128BBC">
+          <wp:inline distT="0" distB="0" distL="0" distR="0" wp14:anchorId="18CB05ED" wp14:editId="3FAF1E27">
             <wp:extent cx="5715000" cy="3571875"/>
             <wp:effectExtent l="0" t="0" r="0" b="0"/>
             <wp:docPr id="381" name="41-runs.png" descr="La page Exécutions avec les filtres et le tableau des exécutions et de leurs boutons d'exportation." title="La page Exécutions avec les filtres et le tableau des exécutions et de leurs boutons d'exportation."/>
@@ -3997,7 +3997,7 @@
         </w:rPr>
         <w:lastRenderedPageBreak/>
         <w:drawing>
-          <wp:inline distT="0" distB="0" distL="0" distR="0" wp14:anchorId="1C875449" wp14:editId="0EB935B6">
+          <wp:inline distT="0" distB="0" distL="0" distR="0" wp14:anchorId="3C249BD4" wp14:editId="637AEFCD">
             <wp:extent cx="5715000" cy="3571875"/>
             <wp:effectExtent l="0" t="0" r="0" b="0"/>
             <wp:docPr id="382" name="44-exports.png" descr="La page Exportations listant les exportations avec un bouton Télécharger sur celles qui sont terminées." title="La page Exportations listant les exportations avec un bouton Télécharger sur celles qui sont terminées."/>
@@ -4050,7 +4050,7 @@
         <w:pStyle w:val="Ttulo1"/>
         <w:pageBreakBefore/>
       </w:pPr>
-      <w:bookmarkStart w:id="6" w:name="_Toc241745882"/>
+      <w:bookmarkStart w:id="6" w:name="_Toc241748722"/>
       <w:r>
         <w:lastRenderedPageBreak/>
         <w:t>Planifications</w:t>
@@ -4073,7 +4073,7 @@
           <w:noProof/>
         </w:rPr>
         <w:drawing>
-          <wp:inline distT="0" distB="0" distL="0" distR="0" wp14:anchorId="724E52A4" wp14:editId="41C56161">
+          <wp:inline distT="0" distB="0" distL="0" distR="0" wp14:anchorId="7E4E78DD" wp14:editId="237FBDFB">
             <wp:extent cx="3743325" cy="4676775"/>
             <wp:effectExtent l="0" t="0" r="0" b="0"/>
             <wp:docPr id="383" name="32-schedule-new-dialog.png" descr="La boîte de dialogue Nouvelle planification avec carte, nom, fréquence, fuseau horaire et format de sortie." title="La boîte de dialogue Nouvelle planification avec carte, nom, fréquence, fuseau horaire et format de sortie."/>
@@ -4700,7 +4700,7 @@
         <w:pStyle w:val="Ttulo1"/>
         <w:pageBreakBefore/>
       </w:pPr>
-      <w:bookmarkStart w:id="7" w:name="_Toc241745883"/>
+      <w:bookmarkStart w:id="7" w:name="_Toc241748723"/>
       <w:r>
         <w:lastRenderedPageBreak/>
         <w:t>Paramètres</w:t>
@@ -4733,7 +4733,7 @@
           <w:noProof/>
         </w:rPr>
         <w:drawing>
-          <wp:inline distT="0" distB="0" distL="0" distR="0" wp14:anchorId="4C358D32" wp14:editId="3D769187">
+          <wp:inline distT="0" distB="0" distL="0" distR="0" wp14:anchorId="76A81E39" wp14:editId="2A9C5AF5">
             <wp:extent cx="5715000" cy="3571875"/>
             <wp:effectExtent l="0" t="0" r="0" b="0"/>
             <wp:docPr id="384" name="04-settings.png" descr="La page Paramètres avec les cartes Langue, Thème et Palette de couleurs." title="La page Paramètres avec les cartes Langue, Thème et Palette de couleurs."/>
@@ -5042,7 +5042,7 @@
         <w:sz w:val="16"/>
         <w:szCs w:val="16"/>
       </w:rPr>
-      <w:t>Discoverer Neo 2.1.0 · Guide rapide · USER</w:t>
+      <w:t>Discoverer Neo 2.1.1 · Guide rapide · USER</w:t>
     </w:r>
   </w:p>
 </w:hdr>
@@ -5051,10 +5051,10 @@
 <file path=word/numbering.xml><?xml version="1.0" encoding="utf-8"?>
 <w:numbering xmlns:wpc="http://schemas.microsoft.com/office/word/2010/wordprocessingCanvas" xmlns:cx="http://schemas.microsoft.com/office/drawing/2014/chartex" xmlns:cx1="http://schemas.microsoft.com/office/drawing/2015/9/8/chartex" xmlns:cx2="http://schemas.microsoft.com/office/drawing/2015/10/21/chartex" xmlns:cx3="http://schemas.microsoft.com/office/drawing/2016/5/9/chartex" xmlns:cx4="http://schemas.microsoft.com/office/drawing/2016/5/10/chartex" xmlns:cx5="http://schemas.microsoft.com/office/drawing/2016/5/11/chartex" xmlns:cx6="http://schemas.microsoft.com/office/drawing/2016/5/12/chartex" xmlns:cx7="http://schemas.microsoft.com/office/drawing/2016/5/13/chartex" xmlns:cx8="http://schemas.microsoft.com/office/drawing/2016/5/14/chartex" xmlns:mc="http://schemas.openxmlformats.org/markup-compatibility/2006" xmlns:aink="http://schemas.microsoft.com/office/drawing/2016/ink" xmlns:am3d="http://schemas.microsoft.com/office/drawing/2017/model3d" xmlns:o="urn:schemas-microsoft-com:office:office" xmlns:oel="http://schemas.microsoft.com/office/2019/extlst" xmlns:r="http://schemas.openxmlformats.org/officeDocument/2006/relationships" xmlns:m="http://schemas.openxmlformats.org/officeDocument/2006/math" xmlns:v="urn:schemas-microsoft-com:vml" xmlns:wp14="http://schemas.microsoft.com/office/word/2010/wordprocessingDrawing" xmlns:wp="http://schemas.openxmlformats.org/drawingml/2006/wordprocessingDrawing" xmlns:w10="urn:schemas-microsoft-com:office:word" xmlns:w="http://schemas.openxmlformats.org/wordprocessingml/2006/main" xmlns:w14="http://schemas.microsoft.com/office/word/2010/wordml" xmlns:w15="http://schemas.microsoft.com/office/word/2012/wordml" xmlns:w16cex="http://schemas.microsoft.com/office/word/2018/wordml/cex" xmlns:w16cid="http://schemas.microsoft.com/office/word/2016/wordml/cid" xmlns:w16="http://schemas.microsoft.com/office/word/2018/wordml" xmlns:w16sdtdh="http://schemas.microsoft.com/office/word/2020/wordml/sdtdatahash" xmlns:w16se="http://schemas.microsoft.com/office/word/2015/wordml/symex" xmlns:wpg="http://schemas.microsoft.com/office/word/2010/wordprocessingGroup" xmlns:wpi="http://schemas.microsoft.com/office/word/2010/wordprocessingInk" xmlns:wne="http://schemas.microsoft.com/office/word/2006/wordml" xmlns:wps="http://schemas.microsoft.com/office/word/2010/wordprocessingShape" mc:Ignorable="w14 w15 w16se w16cid w16 w16cex w16sdtdh wp14">
   <w:abstractNum w:abstractNumId="0" w15:restartNumberingAfterBreak="0">
-    <w:nsid w:val="076C590B"/>
+    <w:nsid w:val="12340032"/>
     <w:multiLevelType w:val="hybridMultilevel"/>
-    <w:tmpl w:val="91D29824"/>
-    <w:lvl w:ilvl="0" w:tplc="24961672">
+    <w:tmpl w:val="475E52BA"/>
+    <w:lvl w:ilvl="0" w:tplc="17DCBB18">
       <w:start w:val="1"/>
       <w:numFmt w:val="decimal"/>
       <w:lvlText w:val="%1."/>
@@ -5063,7 +5063,7 @@
         <w:ind w:left="360" w:hanging="300"/>
       </w:pPr>
     </w:lvl>
-    <w:lvl w:ilvl="1" w:tplc="7B68A9E0" w:tentative="1">
+    <w:lvl w:ilvl="1" w:tplc="0AC6CF08" w:tentative="1">
       <w:start w:val="1"/>
       <w:numFmt w:val="lowerLetter"/>
       <w:lvlText w:val="%2."/>
@@ -5072,47 +5072,105 @@
         <w:ind w:left="720" w:hanging="300"/>
       </w:pPr>
     </w:lvl>
-    <w:lvl w:ilvl="2" w:tplc="6DA61B92">
+    <w:lvl w:ilvl="2" w:tplc="0ED66F14">
       <w:numFmt w:val="decimal"/>
       <w:lvlText w:val=""/>
       <w:lvlJc w:val="left"/>
     </w:lvl>
-    <w:lvl w:ilvl="3" w:tplc="F3B0656E">
+    <w:lvl w:ilvl="3" w:tplc="CF044D92">
       <w:numFmt w:val="decimal"/>
       <w:lvlText w:val=""/>
       <w:lvlJc w:val="left"/>
     </w:lvl>
-    <w:lvl w:ilvl="4" w:tplc="965EFCBA">
+    <w:lvl w:ilvl="4" w:tplc="533EC230">
       <w:numFmt w:val="decimal"/>
       <w:lvlText w:val=""/>
       <w:lvlJc w:val="left"/>
     </w:lvl>
-    <w:lvl w:ilvl="5" w:tplc="0A780B4A">
+    <w:lvl w:ilvl="5" w:tplc="46884EEA">
       <w:numFmt w:val="decimal"/>
       <w:lvlText w:val=""/>
       <w:lvlJc w:val="left"/>
     </w:lvl>
-    <w:lvl w:ilvl="6" w:tplc="54861A94">
+    <w:lvl w:ilvl="6" w:tplc="CE961084">
       <w:numFmt w:val="decimal"/>
       <w:lvlText w:val=""/>
       <w:lvlJc w:val="left"/>
     </w:lvl>
-    <w:lvl w:ilvl="7" w:tplc="10EEBE30">
+    <w:lvl w:ilvl="7" w:tplc="DA160A14">
       <w:numFmt w:val="decimal"/>
       <w:lvlText w:val=""/>
       <w:lvlJc w:val="left"/>
     </w:lvl>
-    <w:lvl w:ilvl="8" w:tplc="B3182EFC">
+    <w:lvl w:ilvl="8" w:tplc="12800020">
       <w:numFmt w:val="decimal"/>
       <w:lvlText w:val=""/>
       <w:lvlJc w:val="left"/>
     </w:lvl>
   </w:abstractNum>
   <w:abstractNum w:abstractNumId="1" w15:restartNumberingAfterBreak="0">
-    <w:nsid w:val="2388455D"/>
+    <w:nsid w:val="28493B52"/>
     <w:multiLevelType w:val="hybridMultilevel"/>
-    <w:tmpl w:val="9104ADAE"/>
-    <w:lvl w:ilvl="0" w:tplc="A0E88A1C">
+    <w:tmpl w:val="FF88B020"/>
+    <w:lvl w:ilvl="0" w:tplc="36BE794C" w:tentative="1">
+      <w:start w:val="1"/>
+      <w:numFmt w:val="bullet"/>
+      <w:lvlText w:val="•"/>
+      <w:lvlJc w:val="left"/>
+      <w:pPr>
+        <w:ind w:left="360" w:hanging="260"/>
+      </w:pPr>
+    </w:lvl>
+    <w:lvl w:ilvl="1" w:tplc="C29C4D98" w:tentative="1">
+      <w:start w:val="1"/>
+      <w:numFmt w:val="bullet"/>
+      <w:lvlText w:val="–"/>
+      <w:lvlJc w:val="left"/>
+      <w:pPr>
+        <w:ind w:left="720" w:hanging="260"/>
+      </w:pPr>
+    </w:lvl>
+    <w:lvl w:ilvl="2" w:tplc="2C9EFDA2">
+      <w:numFmt w:val="decimal"/>
+      <w:lvlText w:val=""/>
+      <w:lvlJc w:val="left"/>
+    </w:lvl>
+    <w:lvl w:ilvl="3" w:tplc="C730F68C">
+      <w:numFmt w:val="decimal"/>
+      <w:lvlText w:val=""/>
+      <w:lvlJc w:val="left"/>
+    </w:lvl>
+    <w:lvl w:ilvl="4" w:tplc="E30007DC">
+      <w:numFmt w:val="decimal"/>
+      <w:lvlText w:val=""/>
+      <w:lvlJc w:val="left"/>
+    </w:lvl>
+    <w:lvl w:ilvl="5" w:tplc="FF2E15D4">
+      <w:numFmt w:val="decimal"/>
+      <w:lvlText w:val=""/>
+      <w:lvlJc w:val="left"/>
+    </w:lvl>
+    <w:lvl w:ilvl="6" w:tplc="D16CC390">
+      <w:numFmt w:val="decimal"/>
+      <w:lvlText w:val=""/>
+      <w:lvlJc w:val="left"/>
+    </w:lvl>
+    <w:lvl w:ilvl="7" w:tplc="1C22AA8E">
+      <w:numFmt w:val="decimal"/>
+      <w:lvlText w:val=""/>
+      <w:lvlJc w:val="left"/>
+    </w:lvl>
+    <w:lvl w:ilvl="8" w:tplc="A6F8E4C2">
+      <w:numFmt w:val="decimal"/>
+      <w:lvlText w:val=""/>
+      <w:lvlJc w:val="left"/>
+    </w:lvl>
+  </w:abstractNum>
+  <w:abstractNum w:abstractNumId="2" w15:restartNumberingAfterBreak="0">
+    <w:nsid w:val="30916160"/>
+    <w:multiLevelType w:val="hybridMultilevel"/>
+    <w:tmpl w:val="DC44B4BC"/>
+    <w:lvl w:ilvl="0" w:tplc="282EC454">
       <w:start w:val="1"/>
       <w:numFmt w:val="decimal"/>
       <w:lvlText w:val="%1."/>
@@ -5121,7 +5179,7 @@
         <w:ind w:left="360" w:hanging="300"/>
       </w:pPr>
     </w:lvl>
-    <w:lvl w:ilvl="1" w:tplc="F93AB4FE" w:tentative="1">
+    <w:lvl w:ilvl="1" w:tplc="3E1AE194" w:tentative="1">
       <w:start w:val="1"/>
       <w:numFmt w:val="lowerLetter"/>
       <w:lvlText w:val="%2."/>
@@ -5130,47 +5188,47 @@
         <w:ind w:left="720" w:hanging="300"/>
       </w:pPr>
     </w:lvl>
-    <w:lvl w:ilvl="2" w:tplc="02EE9CE2">
+    <w:lvl w:ilvl="2" w:tplc="ADF63D80">
       <w:numFmt w:val="decimal"/>
       <w:lvlText w:val=""/>
       <w:lvlJc w:val="left"/>
     </w:lvl>
-    <w:lvl w:ilvl="3" w:tplc="18B65114">
+    <w:lvl w:ilvl="3" w:tplc="A5C06376">
       <w:numFmt w:val="decimal"/>
       <w:lvlText w:val=""/>
       <w:lvlJc w:val="left"/>
     </w:lvl>
-    <w:lvl w:ilvl="4" w:tplc="D8A26D0A">
+    <w:lvl w:ilvl="4" w:tplc="2A127ACE">
       <w:numFmt w:val="decimal"/>
       <w:lvlText w:val=""/>
       <w:lvlJc w:val="left"/>
     </w:lvl>
-    <w:lvl w:ilvl="5" w:tplc="8A08C4F0">
+    <w:lvl w:ilvl="5" w:tplc="ACB08D3A">
       <w:numFmt w:val="decimal"/>
       <w:lvlText w:val=""/>
       <w:lvlJc w:val="left"/>
     </w:lvl>
-    <w:lvl w:ilvl="6" w:tplc="C194D2AE">
+    <w:lvl w:ilvl="6" w:tplc="5C0C967C">
       <w:numFmt w:val="decimal"/>
       <w:lvlText w:val=""/>
       <w:lvlJc w:val="left"/>
     </w:lvl>
-    <w:lvl w:ilvl="7" w:tplc="D6D40D34">
+    <w:lvl w:ilvl="7" w:tplc="9A6A5824">
       <w:numFmt w:val="decimal"/>
       <w:lvlText w:val=""/>
       <w:lvlJc w:val="left"/>
     </w:lvl>
-    <w:lvl w:ilvl="8" w:tplc="DA300318">
+    <w:lvl w:ilvl="8" w:tplc="EE8029B2">
       <w:numFmt w:val="decimal"/>
       <w:lvlText w:val=""/>
       <w:lvlJc w:val="left"/>
     </w:lvl>
   </w:abstractNum>
-  <w:abstractNum w:abstractNumId="2" w15:restartNumberingAfterBreak="0">
-    <w:nsid w:val="2B11707E"/>
+  <w:abstractNum w:abstractNumId="3" w15:restartNumberingAfterBreak="0">
+    <w:nsid w:val="3F2F22F4"/>
     <w:multiLevelType w:val="hybridMultilevel"/>
-    <w:tmpl w:val="D79E7BE8"/>
-    <w:lvl w:ilvl="0" w:tplc="FD44D9D4">
+    <w:tmpl w:val="22E40BB6"/>
+    <w:lvl w:ilvl="0" w:tplc="86C807CE">
       <w:start w:val="1"/>
       <w:numFmt w:val="decimal"/>
       <w:lvlText w:val="%1."/>
@@ -5179,7 +5237,7 @@
         <w:ind w:left="360" w:hanging="300"/>
       </w:pPr>
     </w:lvl>
-    <w:lvl w:ilvl="1" w:tplc="56128B88" w:tentative="1">
+    <w:lvl w:ilvl="1" w:tplc="DD06EBDE" w:tentative="1">
       <w:start w:val="1"/>
       <w:numFmt w:val="lowerLetter"/>
       <w:lvlText w:val="%2."/>
@@ -5188,47 +5246,47 @@
         <w:ind w:left="720" w:hanging="300"/>
       </w:pPr>
     </w:lvl>
-    <w:lvl w:ilvl="2" w:tplc="840A019A">
+    <w:lvl w:ilvl="2" w:tplc="455EA7BA">
       <w:numFmt w:val="decimal"/>
       <w:lvlText w:val=""/>
       <w:lvlJc w:val="left"/>
     </w:lvl>
-    <w:lvl w:ilvl="3" w:tplc="BE960838">
+    <w:lvl w:ilvl="3" w:tplc="2868964E">
       <w:numFmt w:val="decimal"/>
       <w:lvlText w:val=""/>
       <w:lvlJc w:val="left"/>
     </w:lvl>
-    <w:lvl w:ilvl="4" w:tplc="93EAFFD8">
+    <w:lvl w:ilvl="4" w:tplc="D5CEBB02">
       <w:numFmt w:val="decimal"/>
       <w:lvlText w:val=""/>
       <w:lvlJc w:val="left"/>
     </w:lvl>
-    <w:lvl w:ilvl="5" w:tplc="CD0E15D4">
+    <w:lvl w:ilvl="5" w:tplc="BFC45EBC">
       <w:numFmt w:val="decimal"/>
       <w:lvlText w:val=""/>
       <w:lvlJc w:val="left"/>
     </w:lvl>
-    <w:lvl w:ilvl="6" w:tplc="E2DA87B2">
+    <w:lvl w:ilvl="6" w:tplc="EA8A335E">
       <w:numFmt w:val="decimal"/>
       <w:lvlText w:val=""/>
       <w:lvlJc w:val="left"/>
     </w:lvl>
-    <w:lvl w:ilvl="7" w:tplc="21008764">
+    <w:lvl w:ilvl="7" w:tplc="2D5A4234">
       <w:numFmt w:val="decimal"/>
       <w:lvlText w:val=""/>
       <w:lvlJc w:val="left"/>
     </w:lvl>
-    <w:lvl w:ilvl="8" w:tplc="6E7ADD98">
+    <w:lvl w:ilvl="8" w:tplc="20327FF4">
       <w:numFmt w:val="decimal"/>
       <w:lvlText w:val=""/>
       <w:lvlJc w:val="left"/>
     </w:lvl>
   </w:abstractNum>
-  <w:abstractNum w:abstractNumId="3" w15:restartNumberingAfterBreak="0">
-    <w:nsid w:val="35251173"/>
+  <w:abstractNum w:abstractNumId="4" w15:restartNumberingAfterBreak="0">
+    <w:nsid w:val="493E0639"/>
     <w:multiLevelType w:val="hybridMultilevel"/>
-    <w:tmpl w:val="37841F12"/>
-    <w:lvl w:ilvl="0" w:tplc="4372EFEC">
+    <w:tmpl w:val="D8A6045E"/>
+    <w:lvl w:ilvl="0" w:tplc="07301FB4">
       <w:start w:val="1"/>
       <w:numFmt w:val="decimal"/>
       <w:lvlText w:val="%1."/>
@@ -5237,7 +5295,7 @@
         <w:ind w:left="360" w:hanging="300"/>
       </w:pPr>
     </w:lvl>
-    <w:lvl w:ilvl="1" w:tplc="DAF6A298" w:tentative="1">
+    <w:lvl w:ilvl="1" w:tplc="C3C26DE0" w:tentative="1">
       <w:start w:val="1"/>
       <w:numFmt w:val="lowerLetter"/>
       <w:lvlText w:val="%2."/>
@@ -5246,105 +5304,47 @@
         <w:ind w:left="720" w:hanging="300"/>
       </w:pPr>
     </w:lvl>
-    <w:lvl w:ilvl="2" w:tplc="168661E0">
+    <w:lvl w:ilvl="2" w:tplc="8BBC136A">
       <w:numFmt w:val="decimal"/>
       <w:lvlText w:val=""/>
       <w:lvlJc w:val="left"/>
     </w:lvl>
-    <w:lvl w:ilvl="3" w:tplc="6414BE50">
+    <w:lvl w:ilvl="3" w:tplc="4E5ECA12">
       <w:numFmt w:val="decimal"/>
       <w:lvlText w:val=""/>
       <w:lvlJc w:val="left"/>
     </w:lvl>
-    <w:lvl w:ilvl="4" w:tplc="B90CADA8">
+    <w:lvl w:ilvl="4" w:tplc="9DBCE5CA">
       <w:numFmt w:val="decimal"/>
       <w:lvlText w:val=""/>
       <w:lvlJc w:val="left"/>
     </w:lvl>
-    <w:lvl w:ilvl="5" w:tplc="935468CA">
+    <w:lvl w:ilvl="5" w:tplc="FCE8EECA">
       <w:numFmt w:val="decimal"/>
       <w:lvlText w:val=""/>
       <w:lvlJc w:val="left"/>
     </w:lvl>
-    <w:lvl w:ilvl="6" w:tplc="A9BC3F58">
+    <w:lvl w:ilvl="6" w:tplc="64163C68">
       <w:numFmt w:val="decimal"/>
       <w:lvlText w:val=""/>
       <w:lvlJc w:val="left"/>
     </w:lvl>
-    <w:lvl w:ilvl="7" w:tplc="762CD3C0">
+    <w:lvl w:ilvl="7" w:tplc="CC86CA0A">
       <w:numFmt w:val="decimal"/>
       <w:lvlText w:val=""/>
       <w:lvlJc w:val="left"/>
     </w:lvl>
-    <w:lvl w:ilvl="8" w:tplc="2CE81D0C">
+    <w:lvl w:ilvl="8" w:tplc="9DDED636">
       <w:numFmt w:val="decimal"/>
       <w:lvlText w:val=""/>
       <w:lvlJc w:val="left"/>
     </w:lvl>
   </w:abstractNum>
-  <w:abstractNum w:abstractNumId="4" w15:restartNumberingAfterBreak="0">
-    <w:nsid w:val="3C141891"/>
+  <w:abstractNum w:abstractNumId="5" w15:restartNumberingAfterBreak="0">
+    <w:nsid w:val="4B5A7867"/>
     <w:multiLevelType w:val="hybridMultilevel"/>
-    <w:tmpl w:val="2B6AC878"/>
-    <w:lvl w:ilvl="0" w:tplc="31ECBB60" w:tentative="1">
-      <w:start w:val="1"/>
-      <w:numFmt w:val="bullet"/>
-      <w:lvlText w:val="•"/>
-      <w:lvlJc w:val="left"/>
-      <w:pPr>
-        <w:ind w:left="360" w:hanging="260"/>
-      </w:pPr>
-    </w:lvl>
-    <w:lvl w:ilvl="1" w:tplc="C4441CFA" w:tentative="1">
-      <w:start w:val="1"/>
-      <w:numFmt w:val="bullet"/>
-      <w:lvlText w:val="–"/>
-      <w:lvlJc w:val="left"/>
-      <w:pPr>
-        <w:ind w:left="720" w:hanging="260"/>
-      </w:pPr>
-    </w:lvl>
-    <w:lvl w:ilvl="2" w:tplc="169483C4">
-      <w:numFmt w:val="decimal"/>
-      <w:lvlText w:val=""/>
-      <w:lvlJc w:val="left"/>
-    </w:lvl>
-    <w:lvl w:ilvl="3" w:tplc="5FB88E1C">
-      <w:numFmt w:val="decimal"/>
-      <w:lvlText w:val=""/>
-      <w:lvlJc w:val="left"/>
-    </w:lvl>
-    <w:lvl w:ilvl="4" w:tplc="6F5EE18E">
-      <w:numFmt w:val="decimal"/>
-      <w:lvlText w:val=""/>
-      <w:lvlJc w:val="left"/>
-    </w:lvl>
-    <w:lvl w:ilvl="5" w:tplc="ACD638A8">
-      <w:numFmt w:val="decimal"/>
-      <w:lvlText w:val=""/>
-      <w:lvlJc w:val="left"/>
-    </w:lvl>
-    <w:lvl w:ilvl="6" w:tplc="0EFE6774">
-      <w:numFmt w:val="decimal"/>
-      <w:lvlText w:val=""/>
-      <w:lvlJc w:val="left"/>
-    </w:lvl>
-    <w:lvl w:ilvl="7" w:tplc="357C20F6">
-      <w:numFmt w:val="decimal"/>
-      <w:lvlText w:val=""/>
-      <w:lvlJc w:val="left"/>
-    </w:lvl>
-    <w:lvl w:ilvl="8" w:tplc="BE7E82A0">
-      <w:numFmt w:val="decimal"/>
-      <w:lvlText w:val=""/>
-      <w:lvlJc w:val="left"/>
-    </w:lvl>
-  </w:abstractNum>
-  <w:abstractNum w:abstractNumId="5" w15:restartNumberingAfterBreak="0">
-    <w:nsid w:val="54882A72"/>
-    <w:multiLevelType w:val="hybridMultilevel"/>
-    <w:tmpl w:val="1BE44ED4"/>
-    <w:lvl w:ilvl="0" w:tplc="975C3834">
+    <w:tmpl w:val="9BDCE51A"/>
+    <w:lvl w:ilvl="0" w:tplc="DA4E7596">
       <w:start w:val="1"/>
       <w:numFmt w:val="decimal"/>
       <w:lvlText w:val="%1."/>
@@ -5353,7 +5353,7 @@
         <w:ind w:left="360" w:hanging="300"/>
       </w:pPr>
     </w:lvl>
-    <w:lvl w:ilvl="1" w:tplc="B58C5B20" w:tentative="1">
+    <w:lvl w:ilvl="1" w:tplc="A170CCB8" w:tentative="1">
       <w:start w:val="1"/>
       <w:numFmt w:val="lowerLetter"/>
       <w:lvlText w:val="%2."/>
@@ -5362,47 +5362,133 @@
         <w:ind w:left="720" w:hanging="300"/>
       </w:pPr>
     </w:lvl>
-    <w:lvl w:ilvl="2" w:tplc="710C4E9A">
+    <w:lvl w:ilvl="2" w:tplc="2D50B464">
       <w:numFmt w:val="decimal"/>
       <w:lvlText w:val=""/>
       <w:lvlJc w:val="left"/>
     </w:lvl>
-    <w:lvl w:ilvl="3" w:tplc="EE62B094">
+    <w:lvl w:ilvl="3" w:tplc="E7FEA4AE">
       <w:numFmt w:val="decimal"/>
       <w:lvlText w:val=""/>
       <w:lvlJc w:val="left"/>
     </w:lvl>
-    <w:lvl w:ilvl="4" w:tplc="C8BC6BE6">
+    <w:lvl w:ilvl="4" w:tplc="5A3289E0">
       <w:numFmt w:val="decimal"/>
       <w:lvlText w:val=""/>
       <w:lvlJc w:val="left"/>
     </w:lvl>
-    <w:lvl w:ilvl="5" w:tplc="ECF89ABE">
+    <w:lvl w:ilvl="5" w:tplc="EE68B0FA">
       <w:numFmt w:val="decimal"/>
       <w:lvlText w:val=""/>
       <w:lvlJc w:val="left"/>
     </w:lvl>
-    <w:lvl w:ilvl="6" w:tplc="100AC4AE">
+    <w:lvl w:ilvl="6" w:tplc="EA960602">
       <w:numFmt w:val="decimal"/>
       <w:lvlText w:val=""/>
       <w:lvlJc w:val="left"/>
     </w:lvl>
-    <w:lvl w:ilvl="7" w:tplc="02E68574">
+    <w:lvl w:ilvl="7" w:tplc="E026CBFE">
       <w:numFmt w:val="decimal"/>
       <w:lvlText w:val=""/>
       <w:lvlJc w:val="left"/>
     </w:lvl>
-    <w:lvl w:ilvl="8" w:tplc="5488720E">
+    <w:lvl w:ilvl="8" w:tplc="8E864792">
       <w:numFmt w:val="decimal"/>
       <w:lvlText w:val=""/>
       <w:lvlJc w:val="left"/>
     </w:lvl>
   </w:abstractNum>
   <w:abstractNum w:abstractNumId="6" w15:restartNumberingAfterBreak="0">
-    <w:nsid w:val="5D432126"/>
+    <w:nsid w:val="5FA34727"/>
     <w:multiLevelType w:val="hybridMultilevel"/>
-    <w:tmpl w:val="B8BA5316"/>
-    <w:lvl w:ilvl="0" w:tplc="E7AAE296">
+    <w:tmpl w:val="ED067FC4"/>
+    <w:lvl w:ilvl="0" w:tplc="FAF2B386" w:tentative="1">
+      <w:start w:val="1"/>
+      <w:numFmt w:val="bullet"/>
+      <w:lvlText w:val="●"/>
+      <w:lvlJc w:val="left"/>
+      <w:pPr>
+        <w:ind w:left="720" w:hanging="360"/>
+      </w:pPr>
+    </w:lvl>
+    <w:lvl w:ilvl="1" w:tplc="C840B76E" w:tentative="1">
+      <w:start w:val="1"/>
+      <w:numFmt w:val="bullet"/>
+      <w:lvlText w:val="○"/>
+      <w:lvlJc w:val="left"/>
+      <w:pPr>
+        <w:ind w:left="1440" w:hanging="360"/>
+      </w:pPr>
+    </w:lvl>
+    <w:lvl w:ilvl="2" w:tplc="AA5C30D2" w:tentative="1">
+      <w:start w:val="1"/>
+      <w:numFmt w:val="bullet"/>
+      <w:lvlText w:val="■"/>
+      <w:lvlJc w:val="left"/>
+      <w:pPr>
+        <w:ind w:left="2160" w:hanging="360"/>
+      </w:pPr>
+    </w:lvl>
+    <w:lvl w:ilvl="3" w:tplc="5F50DC5E" w:tentative="1">
+      <w:start w:val="1"/>
+      <w:numFmt w:val="bullet"/>
+      <w:lvlText w:val="●"/>
+      <w:lvlJc w:val="left"/>
+      <w:pPr>
+        <w:ind w:left="2880" w:hanging="360"/>
+      </w:pPr>
+    </w:lvl>
+    <w:lvl w:ilvl="4" w:tplc="BD249AF6" w:tentative="1">
+      <w:start w:val="1"/>
+      <w:numFmt w:val="bullet"/>
+      <w:lvlText w:val="○"/>
+      <w:lvlJc w:val="left"/>
+      <w:pPr>
+        <w:ind w:left="3600" w:hanging="360"/>
+      </w:pPr>
+    </w:lvl>
+    <w:lvl w:ilvl="5" w:tplc="63DEDBDE" w:tentative="1">
+      <w:start w:val="1"/>
+      <w:numFmt w:val="bullet"/>
+      <w:lvlText w:val="■"/>
+      <w:lvlJc w:val="left"/>
+      <w:pPr>
+        <w:ind w:left="4320" w:hanging="360"/>
+      </w:pPr>
+    </w:lvl>
+    <w:lvl w:ilvl="6" w:tplc="4EBCFAE0" w:tentative="1">
+      <w:start w:val="1"/>
+      <w:numFmt w:val="bullet"/>
+      <w:lvlText w:val="●"/>
+      <w:lvlJc w:val="left"/>
+      <w:pPr>
+        <w:ind w:left="5040" w:hanging="360"/>
+      </w:pPr>
+    </w:lvl>
+    <w:lvl w:ilvl="7" w:tplc="F5DCA532" w:tentative="1">
+      <w:start w:val="1"/>
+      <w:numFmt w:val="bullet"/>
+      <w:lvlText w:val="●"/>
+      <w:lvlJc w:val="left"/>
+      <w:pPr>
+        <w:ind w:left="5760" w:hanging="360"/>
+      </w:pPr>
+    </w:lvl>
+    <w:lvl w:ilvl="8" w:tplc="00365A28" w:tentative="1">
+      <w:start w:val="1"/>
+      <w:numFmt w:val="bullet"/>
+      <w:lvlText w:val="●"/>
+      <w:lvlJc w:val="left"/>
+      <w:pPr>
+        <w:ind w:left="6480" w:hanging="360"/>
+      </w:pPr>
+    </w:lvl>
+  </w:abstractNum>
+  <w:abstractNum w:abstractNumId="7" w15:restartNumberingAfterBreak="0">
+    <w:nsid w:val="6A2A0946"/>
+    <w:multiLevelType w:val="hybridMultilevel"/>
+    <w:tmpl w:val="F8C8B3E4"/>
+    <w:lvl w:ilvl="0" w:tplc="D004D032">
       <w:start w:val="1"/>
       <w:numFmt w:val="decimal"/>
       <w:lvlText w:val="%1."/>
@@ -5411,7 +5497,7 @@
         <w:ind w:left="360" w:hanging="300"/>
       </w:pPr>
     </w:lvl>
-    <w:lvl w:ilvl="1" w:tplc="3DE252D4" w:tentative="1">
+    <w:lvl w:ilvl="1" w:tplc="9BF817DE" w:tentative="1">
       <w:start w:val="1"/>
       <w:numFmt w:val="lowerLetter"/>
       <w:lvlText w:val="%2."/>
@@ -5420,133 +5506,47 @@
         <w:ind w:left="720" w:hanging="300"/>
       </w:pPr>
     </w:lvl>
-    <w:lvl w:ilvl="2" w:tplc="1A9046D2">
+    <w:lvl w:ilvl="2" w:tplc="FAEE3A0E">
       <w:numFmt w:val="decimal"/>
       <w:lvlText w:val=""/>
       <w:lvlJc w:val="left"/>
     </w:lvl>
-    <w:lvl w:ilvl="3" w:tplc="593839C2">
+    <w:lvl w:ilvl="3" w:tplc="8B9EC9D8">
       <w:numFmt w:val="decimal"/>
       <w:lvlText w:val=""/>
       <w:lvlJc w:val="left"/>
     </w:lvl>
-    <w:lvl w:ilvl="4" w:tplc="348E71B2">
+    <w:lvl w:ilvl="4" w:tplc="DF2EA0AC">
       <w:numFmt w:val="decimal"/>
       <w:lvlText w:val=""/>
       <w:lvlJc w:val="left"/>
     </w:lvl>
-    <w:lvl w:ilvl="5" w:tplc="19DC5DFC">
+    <w:lvl w:ilvl="5" w:tplc="806057FE">
       <w:numFmt w:val="decimal"/>
       <w:lvlText w:val=""/>
       <w:lvlJc w:val="left"/>
     </w:lvl>
-    <w:lvl w:ilvl="6" w:tplc="2020F61E">
+    <w:lvl w:ilvl="6" w:tplc="327884C4">
       <w:numFmt w:val="decimal"/>
       <w:lvlText w:val=""/>
       <w:lvlJc w:val="left"/>
     </w:lvl>
-    <w:lvl w:ilvl="7" w:tplc="9D80BDD2">
+    <w:lvl w:ilvl="7" w:tplc="B7E8DF68">
       <w:numFmt w:val="decimal"/>
       <w:lvlText w:val=""/>
       <w:lvlJc w:val="left"/>
     </w:lvl>
-    <w:lvl w:ilvl="8" w:tplc="DCBCC89E">
+    <w:lvl w:ilvl="8" w:tplc="2850CDDA">
       <w:numFmt w:val="decimal"/>
       <w:lvlText w:val=""/>
       <w:lvlJc w:val="left"/>
     </w:lvl>
   </w:abstractNum>
-  <w:abstractNum w:abstractNumId="7" w15:restartNumberingAfterBreak="0">
-    <w:nsid w:val="7834299A"/>
+  <w:abstractNum w:abstractNumId="8" w15:restartNumberingAfterBreak="0">
+    <w:nsid w:val="7F582044"/>
     <w:multiLevelType w:val="hybridMultilevel"/>
-    <w:tmpl w:val="52781C22"/>
-    <w:lvl w:ilvl="0" w:tplc="98E049F6" w:tentative="1">
-      <w:start w:val="1"/>
-      <w:numFmt w:val="bullet"/>
-      <w:lvlText w:val="●"/>
-      <w:lvlJc w:val="left"/>
-      <w:pPr>
-        <w:ind w:left="720" w:hanging="360"/>
-      </w:pPr>
-    </w:lvl>
-    <w:lvl w:ilvl="1" w:tplc="B808AB84" w:tentative="1">
-      <w:start w:val="1"/>
-      <w:numFmt w:val="bullet"/>
-      <w:lvlText w:val="○"/>
-      <w:lvlJc w:val="left"/>
-      <w:pPr>
-        <w:ind w:left="1440" w:hanging="360"/>
-      </w:pPr>
-    </w:lvl>
-    <w:lvl w:ilvl="2" w:tplc="8BF60572" w:tentative="1">
-      <w:start w:val="1"/>
-      <w:numFmt w:val="bullet"/>
-      <w:lvlText w:val="■"/>
-      <w:lvlJc w:val="left"/>
-      <w:pPr>
-        <w:ind w:left="2160" w:hanging="360"/>
-      </w:pPr>
-    </w:lvl>
-    <w:lvl w:ilvl="3" w:tplc="59A6894A" w:tentative="1">
-      <w:start w:val="1"/>
-      <w:numFmt w:val="bullet"/>
-      <w:lvlText w:val="●"/>
-      <w:lvlJc w:val="left"/>
-      <w:pPr>
-        <w:ind w:left="2880" w:hanging="360"/>
-      </w:pPr>
-    </w:lvl>
-    <w:lvl w:ilvl="4" w:tplc="4D9CCD78" w:tentative="1">
-      <w:start w:val="1"/>
-      <w:numFmt w:val="bullet"/>
-      <w:lvlText w:val="○"/>
-      <w:lvlJc w:val="left"/>
-      <w:pPr>
-        <w:ind w:left="3600" w:hanging="360"/>
-      </w:pPr>
-    </w:lvl>
-    <w:lvl w:ilvl="5" w:tplc="21E25DA8" w:tentative="1">
-      <w:start w:val="1"/>
-      <w:numFmt w:val="bullet"/>
-      <w:lvlText w:val="■"/>
-      <w:lvlJc w:val="left"/>
-      <w:pPr>
-        <w:ind w:left="4320" w:hanging="360"/>
-      </w:pPr>
-    </w:lvl>
-    <w:lvl w:ilvl="6" w:tplc="7792B7D6" w:tentative="1">
-      <w:start w:val="1"/>
-      <w:numFmt w:val="bullet"/>
-      <w:lvlText w:val="●"/>
-      <w:lvlJc w:val="left"/>
-      <w:pPr>
-        <w:ind w:left="5040" w:hanging="360"/>
-      </w:pPr>
-    </w:lvl>
-    <w:lvl w:ilvl="7" w:tplc="FB8E373C" w:tentative="1">
-      <w:start w:val="1"/>
-      <w:numFmt w:val="bullet"/>
-      <w:lvlText w:val="●"/>
-      <w:lvlJc w:val="left"/>
-      <w:pPr>
-        <w:ind w:left="5760" w:hanging="360"/>
-      </w:pPr>
-    </w:lvl>
-    <w:lvl w:ilvl="8" w:tplc="71BA60B8" w:tentative="1">
-      <w:start w:val="1"/>
-      <w:numFmt w:val="bullet"/>
-      <w:lvlText w:val="●"/>
-      <w:lvlJc w:val="left"/>
-      <w:pPr>
-        <w:ind w:left="6480" w:hanging="360"/>
-      </w:pPr>
-    </w:lvl>
-  </w:abstractNum>
-  <w:abstractNum w:abstractNumId="8" w15:restartNumberingAfterBreak="0">
-    <w:nsid w:val="79A3386F"/>
-    <w:multiLevelType w:val="hybridMultilevel"/>
-    <w:tmpl w:val="59FA33C2"/>
-    <w:lvl w:ilvl="0" w:tplc="23F83AE4">
+    <w:tmpl w:val="02FE0C6E"/>
+    <w:lvl w:ilvl="0" w:tplc="5712C782">
       <w:start w:val="1"/>
       <w:numFmt w:val="decimal"/>
       <w:lvlText w:val="%1."/>
@@ -5555,7 +5555,7 @@
         <w:ind w:left="360" w:hanging="300"/>
       </w:pPr>
     </w:lvl>
-    <w:lvl w:ilvl="1" w:tplc="A19A1C9C" w:tentative="1">
+    <w:lvl w:ilvl="1" w:tplc="45928828" w:tentative="1">
       <w:start w:val="1"/>
       <w:numFmt w:val="lowerLetter"/>
       <w:lvlText w:val="%2."/>
@@ -5564,86 +5564,86 @@
         <w:ind w:left="720" w:hanging="300"/>
       </w:pPr>
     </w:lvl>
-    <w:lvl w:ilvl="2" w:tplc="DD022F52">
+    <w:lvl w:ilvl="2" w:tplc="EDE65A80">
       <w:numFmt w:val="decimal"/>
       <w:lvlText w:val=""/>
       <w:lvlJc w:val="left"/>
     </w:lvl>
-    <w:lvl w:ilvl="3" w:tplc="DE40E5DE">
+    <w:lvl w:ilvl="3" w:tplc="753E57D0">
       <w:numFmt w:val="decimal"/>
       <w:lvlText w:val=""/>
       <w:lvlJc w:val="left"/>
     </w:lvl>
-    <w:lvl w:ilvl="4" w:tplc="FF0C29D0">
+    <w:lvl w:ilvl="4" w:tplc="20780B64">
       <w:numFmt w:val="decimal"/>
       <w:lvlText w:val=""/>
       <w:lvlJc w:val="left"/>
     </w:lvl>
-    <w:lvl w:ilvl="5" w:tplc="72AEDC74">
+    <w:lvl w:ilvl="5" w:tplc="4AA0346A">
       <w:numFmt w:val="decimal"/>
       <w:lvlText w:val=""/>
       <w:lvlJc w:val="left"/>
     </w:lvl>
-    <w:lvl w:ilvl="6" w:tplc="CB90D95A">
+    <w:lvl w:ilvl="6" w:tplc="23A6EC66">
       <w:numFmt w:val="decimal"/>
       <w:lvlText w:val=""/>
       <w:lvlJc w:val="left"/>
     </w:lvl>
-    <w:lvl w:ilvl="7" w:tplc="F74E123C">
+    <w:lvl w:ilvl="7" w:tplc="CA6080A8">
       <w:numFmt w:val="decimal"/>
       <w:lvlText w:val=""/>
       <w:lvlJc w:val="left"/>
     </w:lvl>
-    <w:lvl w:ilvl="8" w:tplc="D66221AA">
+    <w:lvl w:ilvl="8" w:tplc="3C1A3C5C">
       <w:numFmt w:val="decimal"/>
       <w:lvlText w:val=""/>
       <w:lvlJc w:val="left"/>
     </w:lvl>
   </w:abstractNum>
-  <w:num w:numId="1" w16cid:durableId="274213444">
-    <w:abstractNumId w:val="7"/>
+  <w:num w:numId="1" w16cid:durableId="291640013">
+    <w:abstractNumId w:val="6"/>
     <w:lvlOverride w:ilvl="0">
       <w:startOverride w:val="1"/>
     </w:lvlOverride>
   </w:num>
-  <w:num w:numId="2" w16cid:durableId="8797786">
-    <w:abstractNumId w:val="1"/>
+  <w:num w:numId="2" w16cid:durableId="1716659876">
+    <w:abstractNumId w:val="0"/>
     <w:lvlOverride w:ilvl="0">
       <w:startOverride w:val="1"/>
     </w:lvlOverride>
   </w:num>
-  <w:num w:numId="3" w16cid:durableId="172307070">
+  <w:num w:numId="3" w16cid:durableId="1548562797">
     <w:abstractNumId w:val="8"/>
     <w:lvlOverride w:ilvl="0">
       <w:startOverride w:val="1"/>
     </w:lvlOverride>
   </w:num>
-  <w:num w:numId="4" w16cid:durableId="541330221">
-    <w:abstractNumId w:val="0"/>
+  <w:num w:numId="4" w16cid:durableId="1142120469">
+    <w:abstractNumId w:val="2"/>
     <w:lvlOverride w:ilvl="0">
       <w:startOverride w:val="1"/>
     </w:lvlOverride>
   </w:num>
-  <w:num w:numId="5" w16cid:durableId="1874997827">
+  <w:num w:numId="5" w16cid:durableId="1972056737">
+    <w:abstractNumId w:val="4"/>
+    <w:lvlOverride w:ilvl="0">
+      <w:startOverride w:val="1"/>
+    </w:lvlOverride>
+  </w:num>
+  <w:num w:numId="6" w16cid:durableId="1557813952">
     <w:abstractNumId w:val="3"/>
     <w:lvlOverride w:ilvl="0">
       <w:startOverride w:val="1"/>
     </w:lvlOverride>
   </w:num>
-  <w:num w:numId="6" w16cid:durableId="1076435402">
-    <w:abstractNumId w:val="6"/>
+  <w:num w:numId="7" w16cid:durableId="2084793641">
+    <w:abstractNumId w:val="5"/>
     <w:lvlOverride w:ilvl="0">
       <w:startOverride w:val="1"/>
     </w:lvlOverride>
   </w:num>
-  <w:num w:numId="7" w16cid:durableId="366881410">
-    <w:abstractNumId w:val="2"/>
-    <w:lvlOverride w:ilvl="0">
-      <w:startOverride w:val="1"/>
-    </w:lvlOverride>
-  </w:num>
-  <w:num w:numId="8" w16cid:durableId="1308977328">
-    <w:abstractNumId w:val="5"/>
+  <w:num w:numId="8" w16cid:durableId="1812551168">
+    <w:abstractNumId w:val="7"/>
     <w:lvlOverride w:ilvl="0">
       <w:startOverride w:val="1"/>
     </w:lvlOverride>
@@ -6324,7 +6324,7 @@
     <w:autoRedefine/>
     <w:uiPriority w:val="39"/>
     <w:unhideWhenUsed/>
-    <w:rsid w:val="00FD1AA0"/>
+    <w:rsid w:val="00C82568"/>
     <w:pPr>
       <w:spacing w:after="100"/>
     </w:pPr>

--- a/discoverer-neo/docs/user-guide/manual/Discoverer-Neo-USER-Guide-Quick-fr-FR.docx
+++ b/discoverer-neo/docs/user-guide/manual/Discoverer-Neo-USER-Guide-Quick-fr-FR.docx
@@ -54,7 +54,7 @@
           <w:sz w:val="22"/>
           <w:szCs w:val="22"/>
         </w:rPr>
-        <w:t>Version 2.1.1</w:t>
+        <w:t>Version 2.2.0</w:t>
       </w:r>
     </w:p>
     <w:p>
@@ -74,7 +74,7 @@
     <w:sdt>
       <w:sdtPr>
         <w:alias w:val="Sommaire"/>
-        <w:id w:val="-882476346"/>
+        <w:id w:val="586735688"/>
       </w:sdtPr>
       <w:sdtEndPr/>
       <w:sdtContent>
@@ -102,7 +102,7 @@
           <w:r>
             <w:fldChar w:fldCharType="separate"/>
           </w:r>
-          <w:hyperlink w:anchor="_Toc241748716" w:history="1">
+          <w:hyperlink w:anchor="_Toc241848964" w:history="1">
             <w:r>
               <w:rPr>
                 <w:rStyle w:val="Hiperligao"/>
@@ -126,7 +126,7 @@
               <w:rPr>
                 <w:noProof/>
               </w:rPr>
-              <w:instrText xml:space="preserve"> PAGEREF _Toc241748716 \h </w:instrText>
+              <w:instrText xml:space="preserve"> PAGEREF _Toc241848964 \h </w:instrText>
             </w:r>
             <w:r>
               <w:rPr>
@@ -168,7 +168,7 @@
               <w14:ligatures w14:val="standardContextual"/>
             </w:rPr>
           </w:pPr>
-          <w:hyperlink w:anchor="_Toc241748717" w:history="1">
+          <w:hyperlink w:anchor="_Toc241848965" w:history="1">
             <w:r>
               <w:rPr>
                 <w:rStyle w:val="Hiperligao"/>
@@ -192,7 +192,7 @@
               <w:rPr>
                 <w:noProof/>
               </w:rPr>
-              <w:instrText xml:space="preserve"> PAGEREF _Toc241748717 \h </w:instrText>
+              <w:instrText xml:space="preserve"> PAGEREF _Toc241848965 \h </w:instrText>
             </w:r>
             <w:r>
               <w:rPr>
@@ -234,7 +234,7 @@
               <w14:ligatures w14:val="standardContextual"/>
             </w:rPr>
           </w:pPr>
-          <w:hyperlink w:anchor="_Toc241748718" w:history="1">
+          <w:hyperlink w:anchor="_Toc241848966" w:history="1">
             <w:r>
               <w:rPr>
                 <w:rStyle w:val="Hiperligao"/>
@@ -258,7 +258,7 @@
               <w:rPr>
                 <w:noProof/>
               </w:rPr>
-              <w:instrText xml:space="preserve"> PAGEREF _Toc241748718 \h </w:instrText>
+              <w:instrText xml:space="preserve"> PAGEREF _Toc241848966 \h </w:instrText>
             </w:r>
             <w:r>
               <w:rPr>
@@ -300,7 +300,7 @@
               <w14:ligatures w14:val="standardContextual"/>
             </w:rPr>
           </w:pPr>
-          <w:hyperlink w:anchor="_Toc241748719" w:history="1">
+          <w:hyperlink w:anchor="_Toc241848967" w:history="1">
             <w:r>
               <w:rPr>
                 <w:rStyle w:val="Hiperligao"/>
@@ -324,7 +324,7 @@
               <w:rPr>
                 <w:noProof/>
               </w:rPr>
-              <w:instrText xml:space="preserve"> PAGEREF _Toc241748719 \h </w:instrText>
+              <w:instrText xml:space="preserve"> PAGEREF _Toc241848967 \h </w:instrText>
             </w:r>
             <w:r>
               <w:rPr>
@@ -366,7 +366,7 @@
               <w14:ligatures w14:val="standardContextual"/>
             </w:rPr>
           </w:pPr>
-          <w:hyperlink w:anchor="_Toc241748720" w:history="1">
+          <w:hyperlink w:anchor="_Toc241848968" w:history="1">
             <w:r>
               <w:rPr>
                 <w:rStyle w:val="Hiperligao"/>
@@ -390,7 +390,7 @@
               <w:rPr>
                 <w:noProof/>
               </w:rPr>
-              <w:instrText xml:space="preserve"> PAGEREF _Toc241748720 \h </w:instrText>
+              <w:instrText xml:space="preserve"> PAGEREF _Toc241848968 \h </w:instrText>
             </w:r>
             <w:r>
               <w:rPr>
@@ -432,7 +432,7 @@
               <w14:ligatures w14:val="standardContextual"/>
             </w:rPr>
           </w:pPr>
-          <w:hyperlink w:anchor="_Toc241748721" w:history="1">
+          <w:hyperlink w:anchor="_Toc241848969" w:history="1">
             <w:r>
               <w:rPr>
                 <w:rStyle w:val="Hiperligao"/>
@@ -456,7 +456,7 @@
               <w:rPr>
                 <w:noProof/>
               </w:rPr>
-              <w:instrText xml:space="preserve"> PAGEREF _Toc241748721 \h </w:instrText>
+              <w:instrText xml:space="preserve"> PAGEREF _Toc241848969 \h </w:instrText>
             </w:r>
             <w:r>
               <w:rPr>
@@ -498,7 +498,7 @@
               <w14:ligatures w14:val="standardContextual"/>
             </w:rPr>
           </w:pPr>
-          <w:hyperlink w:anchor="_Toc241748722" w:history="1">
+          <w:hyperlink w:anchor="_Toc241848970" w:history="1">
             <w:r>
               <w:rPr>
                 <w:rStyle w:val="Hiperligao"/>
@@ -522,7 +522,7 @@
               <w:rPr>
                 <w:noProof/>
               </w:rPr>
-              <w:instrText xml:space="preserve"> PAGEREF _Toc241748722 \h </w:instrText>
+              <w:instrText xml:space="preserve"> PAGEREF _Toc241848970 \h </w:instrText>
             </w:r>
             <w:r>
               <w:rPr>
@@ -564,7 +564,7 @@
               <w14:ligatures w14:val="standardContextual"/>
             </w:rPr>
           </w:pPr>
-          <w:hyperlink w:anchor="_Toc241748723" w:history="1">
+          <w:hyperlink w:anchor="_Toc241848971" w:history="1">
             <w:r>
               <w:rPr>
                 <w:rStyle w:val="Hiperligao"/>
@@ -588,7 +588,7 @@
               <w:rPr>
                 <w:noProof/>
               </w:rPr>
-              <w:instrText xml:space="preserve"> PAGEREF _Toc241748723 \h </w:instrText>
+              <w:instrText xml:space="preserve"> PAGEREF _Toc241848971 \h </w:instrText>
             </w:r>
             <w:r>
               <w:rPr>
@@ -605,7 +605,7 @@
               <w:rPr>
                 <w:noProof/>
               </w:rPr>
-              <w:t>10</w:t>
+              <w:t>11</w:t>
             </w:r>
             <w:r>
               <w:rPr>
@@ -636,7 +636,7 @@
       <w:pPr>
         <w:pStyle w:val="Ttulo1"/>
       </w:pPr>
-      <w:bookmarkStart w:id="0" w:name="_Toc241748716"/>
+      <w:bookmarkStart w:id="0" w:name="_Toc241848964"/>
       <w:r>
         <w:lastRenderedPageBreak/>
         <w:t>Votre rôle en une page</w:t>
@@ -693,7 +693,7 @@
           <w:left w:w="10" w:type="dxa"/>
           <w:right w:w="10" w:type="dxa"/>
         </w:tblCellMar>
-        <w:tblLook w:val="04A0" w:firstRow="1" w:lastRow="0" w:firstColumn="1" w:lastColumn="0" w:noHBand="0" w:noVBand="1"/>
+        <w:tblLook w:val="0000" w:firstRow="0" w:lastRow="0" w:firstColumn="0" w:lastColumn="0" w:noHBand="0" w:noVBand="0"/>
       </w:tblPr>
       <w:tblGrid>
         <w:gridCol w:w="3423"/>
@@ -1257,10 +1257,10 @@
         </w:rPr>
         <w:lastRenderedPageBreak/>
         <w:drawing>
-          <wp:inline distT="0" distB="0" distL="0" distR="0" wp14:anchorId="1C5E355B" wp14:editId="6531A5EB">
+          <wp:inline distT="0" distB="0" distL="0" distR="0" wp14:anchorId="0A794B55" wp14:editId="6A4BBC17">
             <wp:extent cx="5715000" cy="3571875"/>
             <wp:effectExtent l="0" t="0" r="0" b="0"/>
-            <wp:docPr id="376" name="01-login.png" descr="La page de connexion avec E-mail, Mot de passe, Rester connecté et le bouton Se connecter." title="La page de connexion avec E-mail, Mot de passe, Rester connecté et le bouton Se connecter."/>
+            <wp:docPr id="388" name="01-login.png" descr="La page de connexion avec E-mail, Mot de passe, Rester connecté et le bouton Se connecter." title="La page de connexion avec E-mail, Mot de passe, Rester connecté et le bouton Se connecter."/>
             <wp:cNvGraphicFramePr>
               <a:graphicFrameLocks xmlns:a="http://schemas.openxmlformats.org/drawingml/2006/main" noChangeAspect="1"/>
             </wp:cNvGraphicFramePr>
@@ -1310,7 +1310,7 @@
         <w:pStyle w:val="Ttulo1"/>
         <w:pageBreakBefore/>
       </w:pPr>
-      <w:bookmarkStart w:id="1" w:name="_Toc241748717"/>
+      <w:bookmarkStart w:id="1" w:name="_Toc241848965"/>
       <w:r>
         <w:lastRenderedPageBreak/>
         <w:t>Tableau de bord</w:t>
@@ -1333,10 +1333,10 @@
           <w:noProof/>
         </w:rPr>
         <w:drawing>
-          <wp:inline distT="0" distB="0" distL="0" distR="0" wp14:anchorId="3CB71B9D" wp14:editId="57AB1772">
+          <wp:inline distT="0" distB="0" distL="0" distR="0" wp14:anchorId="767BB1BE" wp14:editId="025EBBBD">
             <wp:extent cx="5715000" cy="3571875"/>
             <wp:effectExtent l="0" t="0" r="0" b="0"/>
-            <wp:docPr id="377" name="45-dashboard.png" descr="Le tableau de bord avec les cartes de synthèse et la liste Cartes récentes." title="Le tableau de bord avec les cartes de synthèse et la liste Cartes récentes."/>
+            <wp:docPr id="389" name="45-dashboard.png" descr="Le tableau de bord avec les cartes de synthèse et la liste Cartes récentes." title="Le tableau de bord avec les cartes de synthèse et la liste Cartes récentes."/>
             <wp:cNvGraphicFramePr>
               <a:graphicFrameLocks xmlns:a="http://schemas.openxmlformats.org/drawingml/2006/main" noChangeAspect="1"/>
             </wp:cNvGraphicFramePr>
@@ -1485,7 +1485,7 @@
         <w:pStyle w:val="Ttulo1"/>
         <w:pageBreakBefore/>
       </w:pPr>
-      <w:bookmarkStart w:id="2" w:name="_Toc241748718"/>
+      <w:bookmarkStart w:id="2" w:name="_Toc241848966"/>
       <w:r>
         <w:lastRenderedPageBreak/>
         <w:t>Cartes</w:t>
@@ -1538,10 +1538,10 @@
           <w:noProof/>
         </w:rPr>
         <w:drawing>
-          <wp:inline distT="0" distB="0" distL="0" distR="0" wp14:anchorId="59AF6035" wp14:editId="380AAB65">
+          <wp:inline distT="0" distB="0" distL="0" distR="0" wp14:anchorId="075502ED" wp14:editId="635DF997">
             <wp:extent cx="5715000" cy="3429000"/>
             <wp:effectExtent l="0" t="0" r="0" b="0"/>
-            <wp:docPr id="378" name="03-maps-mine.png" descr="La liste Cartes, onglet Mes cartes, affichant les icônes d'action sur la ligne de la carte." title="La liste Cartes, onglet Mes cartes, affichant les icônes d'action sur la ligne de la carte."/>
+            <wp:docPr id="390" name="03-maps-mine.png" descr="La liste Cartes, onglet Mes cartes, affichant les icônes d'action sur la ligne de la carte." title="La liste Cartes, onglet Mes cartes, affichant les icônes d'action sur la ligne de la carte."/>
             <wp:cNvGraphicFramePr>
               <a:graphicFrameLocks xmlns:a="http://schemas.openxmlformats.org/drawingml/2006/main" noChangeAspect="1"/>
             </wp:cNvGraphicFramePr>
@@ -1691,7 +1691,7 @@
           <w:left w:w="10" w:type="dxa"/>
           <w:right w:w="10" w:type="dxa"/>
         </w:tblCellMar>
-        <w:tblLook w:val="04A0" w:firstRow="1" w:lastRow="0" w:firstColumn="1" w:lastColumn="0" w:noHBand="0" w:noVBand="1"/>
+        <w:tblLook w:val="0000" w:firstRow="0" w:lastRow="0" w:firstColumn="0" w:lastColumn="0" w:noHBand="0" w:noVBand="0"/>
       </w:tblPr>
       <w:tblGrid>
         <w:gridCol w:w="3800"/>
@@ -2219,7 +2219,7 @@
         <w:pStyle w:val="Ttulo1"/>
         <w:pageBreakBefore/>
       </w:pPr>
-      <w:bookmarkStart w:id="3" w:name="_Toc241748719"/>
+      <w:bookmarkStart w:id="3" w:name="_Toc241848967"/>
       <w:r>
         <w:lastRenderedPageBreak/>
         <w:t>Exécuter et exporter</w:t>
@@ -2242,10 +2242,10 @@
           <w:noProof/>
         </w:rPr>
         <w:drawing>
-          <wp:inline distT="0" distB="0" distL="0" distR="0" wp14:anchorId="0C5E08E0" wp14:editId="0E874249">
+          <wp:inline distT="0" distB="0" distL="0" distR="0" wp14:anchorId="273D0F3B" wp14:editId="6C7E1EE0">
             <wp:extent cx="5715000" cy="3571875"/>
             <wp:effectExtent l="0" t="0" r="0" b="0"/>
-            <wp:docPr id="379" name="25-viewer-results.png" descr="La visionneuse de cartes après une exécution terminée, avec la grille de résultats et les boutons d'exportation." title="La visionneuse de cartes après une exécution terminée, avec la grille de résultats et les boutons d'exportation."/>
+            <wp:docPr id="391" name="25-viewer-results.png" descr="La visionneuse de cartes après une exécution terminée, avec la grille de résultats et les boutons d'exportation." title="La visionneuse de cartes après une exécution terminée, avec la grille de résultats et les boutons d'exportation."/>
             <wp:cNvGraphicFramePr>
               <a:graphicFrameLocks xmlns:a="http://schemas.openxmlformats.org/drawingml/2006/main" noChangeAspect="1"/>
             </wp:cNvGraphicFramePr>
@@ -2445,7 +2445,7 @@
           <w:left w:w="10" w:type="dxa"/>
           <w:right w:w="10" w:type="dxa"/>
         </w:tblCellMar>
-        <w:tblLook w:val="04A0" w:firstRow="1" w:lastRow="0" w:firstColumn="1" w:lastColumn="0" w:noHBand="0" w:noVBand="1"/>
+        <w:tblLook w:val="0000" w:firstRow="0" w:lastRow="0" w:firstColumn="0" w:lastColumn="0" w:noHBand="0" w:noVBand="0"/>
       </w:tblPr>
       <w:tblGrid>
         <w:gridCol w:w="4513"/>
@@ -2771,7 +2771,7 @@
         <w:pStyle w:val="Ttulo1"/>
         <w:pageBreakBefore/>
       </w:pPr>
-      <w:bookmarkStart w:id="4" w:name="_Toc241748720"/>
+      <w:bookmarkStart w:id="4" w:name="_Toc241848968"/>
       <w:r>
         <w:lastRenderedPageBreak/>
         <w:t>Créer et modifier une carte</w:t>
@@ -2794,10 +2794,10 @@
           <w:noProof/>
         </w:rPr>
         <w:drawing>
-          <wp:inline distT="0" distB="0" distL="0" distR="0" wp14:anchorId="760693E1" wp14:editId="756402C4">
+          <wp:inline distT="0" distB="0" distL="0" distR="0" wp14:anchorId="3D736C6A" wp14:editId="1012EDDC">
             <wp:extent cx="5715000" cy="3571875"/>
             <wp:effectExtent l="0" t="0" r="0" b="0"/>
-            <wp:docPr id="380" name="05-builder-overview.png" descr="Le créateur de cartes avec l'arborescence Domaines d'activité, la zone Colonnes et le panneau Propriétés." title="Le créateur de cartes avec l'arborescence Domaines d'activité, la zone Colonnes et le panneau Propriétés."/>
+            <wp:docPr id="392" name="05-builder-overview.png" descr="Le créateur de cartes avec l'arborescence Domaines d'activité, la zone Colonnes et le panneau Propriétés." title="Le créateur de cartes avec l'arborescence Domaines d'activité, la zone Colonnes et le panneau Propriétés."/>
             <wp:cNvGraphicFramePr>
               <a:graphicFrameLocks xmlns:a="http://schemas.openxmlformats.org/drawingml/2006/main" noChangeAspect="1"/>
             </wp:cNvGraphicFramePr>
@@ -3007,7 +3007,7 @@
           <w:left w:w="10" w:type="dxa"/>
           <w:right w:w="10" w:type="dxa"/>
         </w:tblCellMar>
-        <w:tblLook w:val="04A0" w:firstRow="1" w:lastRow="0" w:firstColumn="1" w:lastColumn="0" w:noHBand="0" w:noVBand="1"/>
+        <w:tblLook w:val="0000" w:firstRow="0" w:lastRow="0" w:firstColumn="0" w:lastColumn="0" w:noHBand="0" w:noVBand="0"/>
       </w:tblPr>
       <w:tblGrid>
         <w:gridCol w:w="3800"/>
@@ -3456,7 +3456,7 @@
         <w:pStyle w:val="Ttulo1"/>
         <w:pageBreakBefore/>
       </w:pPr>
-      <w:bookmarkStart w:id="5" w:name="_Toc241748721"/>
+      <w:bookmarkStart w:id="5" w:name="_Toc241848969"/>
       <w:r>
         <w:lastRenderedPageBreak/>
         <w:t>Exécutions et exportations</w:t>
@@ -3496,10 +3496,10 @@
           <w:noProof/>
         </w:rPr>
         <w:drawing>
-          <wp:inline distT="0" distB="0" distL="0" distR="0" wp14:anchorId="18CB05ED" wp14:editId="3FAF1E27">
+          <wp:inline distT="0" distB="0" distL="0" distR="0" wp14:anchorId="413BD21C" wp14:editId="2EF85710">
             <wp:extent cx="5715000" cy="3571875"/>
             <wp:effectExtent l="0" t="0" r="0" b="0"/>
-            <wp:docPr id="381" name="41-runs.png" descr="La page Exécutions avec les filtres et le tableau des exécutions et de leurs boutons d'exportation." title="La page Exécutions avec les filtres et le tableau des exécutions et de leurs boutons d'exportation."/>
+            <wp:docPr id="393" name="41-runs.png" descr="La page Exécutions avec les filtres et le tableau des exécutions et de leurs boutons d'exportation." title="La page Exécutions avec les filtres et le tableau des exécutions et de leurs boutons d'exportation."/>
             <wp:cNvGraphicFramePr>
               <a:graphicFrameLocks xmlns:a="http://schemas.openxmlformats.org/drawingml/2006/main" noChangeAspect="1"/>
             </wp:cNvGraphicFramePr>
@@ -3706,7 +3706,7 @@
           <w:left w:w="10" w:type="dxa"/>
           <w:right w:w="10" w:type="dxa"/>
         </w:tblCellMar>
-        <w:tblLook w:val="04A0" w:firstRow="1" w:lastRow="0" w:firstColumn="1" w:lastColumn="0" w:noHBand="0" w:noVBand="1"/>
+        <w:tblLook w:val="0000" w:firstRow="0" w:lastRow="0" w:firstColumn="0" w:lastColumn="0" w:noHBand="0" w:noVBand="0"/>
       </w:tblPr>
       <w:tblGrid>
         <w:gridCol w:w="4513"/>
@@ -3997,10 +3997,10 @@
         </w:rPr>
         <w:lastRenderedPageBreak/>
         <w:drawing>
-          <wp:inline distT="0" distB="0" distL="0" distR="0" wp14:anchorId="3C249BD4" wp14:editId="637AEFCD">
+          <wp:inline distT="0" distB="0" distL="0" distR="0" wp14:anchorId="0830C0F4" wp14:editId="516716B3">
             <wp:extent cx="5715000" cy="3571875"/>
             <wp:effectExtent l="0" t="0" r="0" b="0"/>
-            <wp:docPr id="382" name="44-exports.png" descr="La page Exportations listant les exportations avec un bouton Télécharger sur celles qui sont terminées." title="La page Exportations listant les exportations avec un bouton Télécharger sur celles qui sont terminées."/>
+            <wp:docPr id="394" name="44-exports.png" descr="La page Exportations listant les exportations avec un bouton Télécharger sur celles qui sont terminées." title="La page Exportations listant les exportations avec un bouton Télécharger sur celles qui sont terminées."/>
             <wp:cNvGraphicFramePr>
               <a:graphicFrameLocks xmlns:a="http://schemas.openxmlformats.org/drawingml/2006/main" noChangeAspect="1"/>
             </wp:cNvGraphicFramePr>
@@ -4050,7 +4050,7 @@
         <w:pStyle w:val="Ttulo1"/>
         <w:pageBreakBefore/>
       </w:pPr>
-      <w:bookmarkStart w:id="6" w:name="_Toc241748722"/>
+      <w:bookmarkStart w:id="6" w:name="_Toc241848970"/>
       <w:r>
         <w:lastRenderedPageBreak/>
         <w:t>Planifications</w:t>
@@ -4073,10 +4073,10 @@
           <w:noProof/>
         </w:rPr>
         <w:drawing>
-          <wp:inline distT="0" distB="0" distL="0" distR="0" wp14:anchorId="7E4E78DD" wp14:editId="237FBDFB">
+          <wp:inline distT="0" distB="0" distL="0" distR="0" wp14:anchorId="7ADEA47F" wp14:editId="4A598350">
             <wp:extent cx="3743325" cy="4676775"/>
             <wp:effectExtent l="0" t="0" r="0" b="0"/>
-            <wp:docPr id="383" name="32-schedule-new-dialog.png" descr="La boîte de dialogue Nouvelle planification avec carte, nom, fréquence, fuseau horaire et format de sortie." title="La boîte de dialogue Nouvelle planification avec carte, nom, fréquence, fuseau horaire et format de sortie."/>
+            <wp:docPr id="395" name="32-schedule-new-dialog.png" descr="La boîte de dialogue Nouvelle planification avec carte, nom, fréquence, fuseau horaire et format de sortie." title="La boîte de dialogue Nouvelle planification avec carte, nom, fréquence, fuseau horaire et format de sortie."/>
             <wp:cNvGraphicFramePr>
               <a:graphicFrameLocks xmlns:a="http://schemas.openxmlformats.org/drawingml/2006/main" noChangeAspect="1"/>
             </wp:cNvGraphicFramePr>
@@ -4359,7 +4359,7 @@
           <w:left w:w="10" w:type="dxa"/>
           <w:right w:w="10" w:type="dxa"/>
         </w:tblCellMar>
-        <w:tblLook w:val="04A0" w:firstRow="1" w:lastRow="0" w:firstColumn="1" w:lastColumn="0" w:noHBand="0" w:noVBand="1"/>
+        <w:tblLook w:val="0000" w:firstRow="0" w:lastRow="0" w:firstColumn="0" w:lastColumn="0" w:noHBand="0" w:noVBand="0"/>
       </w:tblPr>
       <w:tblGrid>
         <w:gridCol w:w="4513"/>
@@ -4503,7 +4503,7 @@
                 <w:b/>
                 <w:bCs/>
               </w:rPr>
-              <w:t>Tous les jours (minuit)</w:t>
+              <w:t>Quotidien</w:t>
             </w:r>
             <w:r>
               <w:t xml:space="preserve">, </w:t>
@@ -4513,7 +4513,7 @@
                 <w:b/>
                 <w:bCs/>
               </w:rPr>
-              <w:t>Toutes les semaines (dimanche, minuit)</w:t>
+              <w:t>Hebdomadaire</w:t>
             </w:r>
             <w:r>
               <w:t xml:space="preserve">, </w:t>
@@ -4523,7 +4523,7 @@
                 <w:b/>
                 <w:bCs/>
               </w:rPr>
-              <w:t>Tous les mois (le 1er, minuit)</w:t>
+              <w:t>Bimensuel (le 1er et le 16)</w:t>
             </w:r>
             <w:r>
               <w:t xml:space="preserve">, </w:t>
@@ -4533,21 +4533,37 @@
                 <w:b/>
                 <w:bCs/>
               </w:rPr>
-              <w:t>Personnalisé</w:t>
-            </w:r>
-            <w:r>
-              <w:t xml:space="preserve"> (cron, par ex. </w:t>
-            </w:r>
-            <w:r>
-              <w:rPr>
-                <w:rFonts w:ascii="Consolas" w:eastAsia="Consolas" w:hAnsi="Consolas" w:cs="Consolas"/>
-                <w:sz w:val="19"/>
-                <w:szCs w:val="19"/>
-              </w:rPr>
-              <w:t>0 9 * * 1-5</w:t>
-            </w:r>
-            <w:r>
-              <w:t>)</w:t>
+              <w:t>Mensuel</w:t>
+            </w:r>
+            <w:r>
+              <w:t xml:space="preserve">, tous les 2, 3, 4 ou 6 mois, </w:t>
+            </w:r>
+            <w:r>
+              <w:rPr>
+                <w:b/>
+                <w:bCs/>
+              </w:rPr>
+              <w:t>Annuel</w:t>
+            </w:r>
+            <w:r>
+              <w:t xml:space="preserve">, avec une </w:t>
+            </w:r>
+            <w:r>
+              <w:rPr>
+                <w:b/>
+                <w:bCs/>
+              </w:rPr>
+              <w:t>Heure</w:t>
+            </w:r>
+            <w:r>
+              <w:t xml:space="preserve"> et un jour ; ou </w:t>
+            </w:r>
+            <w:r>
+              <w:rPr>
+                <w:b/>
+                <w:bCs/>
+              </w:rPr>
+              <w:t>Personnalisé (cron)</w:t>
             </w:r>
           </w:p>
         </w:tc>
@@ -4588,7 +4604,8 @@
                 <w:b/>
                 <w:bCs/>
               </w:rPr>
-              <w:t>Format de sortie</w:t>
+              <w:lastRenderedPageBreak/>
+              <w:t>Préréglages de paramètres</w:t>
             </w:r>
           </w:p>
         </w:tc>
@@ -4618,17 +4635,40 @@
                 <w:b/>
                 <w:bCs/>
               </w:rPr>
-              <w:t>Excel (.xlsx)</w:t>
-            </w:r>
-            <w:r>
-              <w:t xml:space="preserve"> ou </w:t>
+              <w:t>Valeur fixe</w:t>
+            </w:r>
+            <w:r>
+              <w:t xml:space="preserve">, ou </w:t>
             </w:r>
             <w:r>
               <w:rPr>
                 <w:b/>
                 <w:bCs/>
               </w:rPr>
-              <w:t>CSV</w:t>
+              <w:t>Relatif à la date d’exécution</w:t>
+            </w:r>
+            <w:r>
+              <w:t xml:space="preserve"> : -1 </w:t>
+            </w:r>
+            <w:r>
+              <w:rPr>
+                <w:b/>
+                <w:bCs/>
+              </w:rPr>
+              <w:t>mois</w:t>
+            </w:r>
+            <w:r>
+              <w:t xml:space="preserve">, </w:t>
+            </w:r>
+            <w:r>
+              <w:rPr>
+                <w:b/>
+                <w:bCs/>
+              </w:rPr>
+              <w:t>dernier jour de ce mois</w:t>
+            </w:r>
+            <w:r>
+              <w:t xml:space="preserve"> donne la fin du mois dernier</w:t>
             </w:r>
           </w:p>
         </w:tc>
@@ -4664,7 +4704,11 @@
               <w:spacing w:after="0"/>
             </w:pPr>
             <w:r>
-              <w:t>Carte publique</w:t>
+              <w:rPr>
+                <w:b/>
+                <w:bCs/>
+              </w:rPr>
+              <w:t>Format de sortie</w:t>
             </w:r>
           </w:p>
         </w:tc>
@@ -4689,6 +4733,83 @@
               <w:spacing w:after="0"/>
             </w:pPr>
             <w:r>
+              <w:rPr>
+                <w:b/>
+                <w:bCs/>
+              </w:rPr>
+              <w:t>Excel (.xlsx)</w:t>
+            </w:r>
+            <w:r>
+              <w:t xml:space="preserve"> ou </w:t>
+            </w:r>
+            <w:r>
+              <w:rPr>
+                <w:b/>
+                <w:bCs/>
+              </w:rPr>
+              <w:t>CSV</w:t>
+            </w:r>
+          </w:p>
+        </w:tc>
+      </w:tr>
+      <w:tr>
+        <w:tblPrEx>
+          <w:tblCellMar>
+            <w:top w:w="0" w:type="dxa"/>
+            <w:bottom w:w="0" w:type="dxa"/>
+          </w:tblCellMar>
+        </w:tblPrEx>
+        <w:trPr>
+          <w:cantSplit/>
+        </w:trPr>
+        <w:tc>
+          <w:tcPr>
+            <w:tcW w:w="4513" w:type="dxa"/>
+            <w:tcBorders>
+              <w:top w:val="single" w:sz="4" w:space="0" w:color="BFC7D1"/>
+              <w:left w:val="single" w:sz="4" w:space="0" w:color="BFC7D1"/>
+              <w:bottom w:val="single" w:sz="4" w:space="0" w:color="BFC7D1"/>
+              <w:right w:val="single" w:sz="4" w:space="0" w:color="BFC7D1"/>
+            </w:tcBorders>
+            <w:shd w:val="clear" w:color="auto" w:fill="F3F6F9"/>
+            <w:tcMar>
+              <w:top w:w="60" w:type="dxa"/>
+              <w:left w:w="100" w:type="dxa"/>
+              <w:bottom w:w="60" w:type="dxa"/>
+              <w:right w:w="100" w:type="dxa"/>
+            </w:tcMar>
+          </w:tcPr>
+          <w:p>
+            <w:pPr>
+              <w:spacing w:after="0"/>
+            </w:pPr>
+            <w:r>
+              <w:t>Carte publique</w:t>
+            </w:r>
+          </w:p>
+        </w:tc>
+        <w:tc>
+          <w:tcPr>
+            <w:tcW w:w="4513" w:type="dxa"/>
+            <w:tcBorders>
+              <w:top w:val="single" w:sz="4" w:space="0" w:color="BFC7D1"/>
+              <w:left w:val="single" w:sz="4" w:space="0" w:color="BFC7D1"/>
+              <w:bottom w:val="single" w:sz="4" w:space="0" w:color="BFC7D1"/>
+              <w:right w:val="single" w:sz="4" w:space="0" w:color="BFC7D1"/>
+            </w:tcBorders>
+            <w:shd w:val="clear" w:color="auto" w:fill="F3F6F9"/>
+            <w:tcMar>
+              <w:top w:w="60" w:type="dxa"/>
+              <w:left w:w="100" w:type="dxa"/>
+              <w:bottom w:w="60" w:type="dxa"/>
+              <w:right w:w="100" w:type="dxa"/>
+            </w:tcMar>
+          </w:tcPr>
+          <w:p>
+            <w:pPr>
+              <w:spacing w:after="0"/>
+            </w:pPr>
+            <w:r>
               <w:t>Ne peut pas être planifiée</w:t>
             </w:r>
           </w:p>
@@ -4700,7 +4821,7 @@
         <w:pStyle w:val="Ttulo1"/>
         <w:pageBreakBefore/>
       </w:pPr>
-      <w:bookmarkStart w:id="7" w:name="_Toc241748723"/>
+      <w:bookmarkStart w:id="7" w:name="_Toc241848971"/>
       <w:r>
         <w:lastRenderedPageBreak/>
         <w:t>Paramètres</w:t>
@@ -4733,10 +4854,10 @@
           <w:noProof/>
         </w:rPr>
         <w:drawing>
-          <wp:inline distT="0" distB="0" distL="0" distR="0" wp14:anchorId="76A81E39" wp14:editId="2A9C5AF5">
+          <wp:inline distT="0" distB="0" distL="0" distR="0" wp14:anchorId="670F728C" wp14:editId="56AA4092">
             <wp:extent cx="5715000" cy="3571875"/>
             <wp:effectExtent l="0" t="0" r="0" b="0"/>
-            <wp:docPr id="384" name="04-settings.png" descr="La page Paramètres avec les cartes Langue, Thème et Palette de couleurs." title="La page Paramètres avec les cartes Langue, Thème et Palette de couleurs."/>
+            <wp:docPr id="396" name="04-settings.png" descr="La page Paramètres avec les cartes Langue, Thème et Palette de couleurs." title="La page Paramètres avec les cartes Langue, Thème et Palette de couleurs."/>
             <wp:cNvGraphicFramePr>
               <a:graphicFrameLocks xmlns:a="http://schemas.openxmlformats.org/drawingml/2006/main" noChangeAspect="1"/>
             </wp:cNvGraphicFramePr>
@@ -5042,7 +5163,7 @@
         <w:sz w:val="16"/>
         <w:szCs w:val="16"/>
       </w:rPr>
-      <w:t>Discoverer Neo 2.1.1 · Guide rapide · USER</w:t>
+      <w:t>Discoverer Neo 2.2.0 · Guide rapide · USER</w:t>
     </w:r>
   </w:p>
 </w:hdr>
@@ -5051,10 +5172,10 @@
 <file path=word/numbering.xml><?xml version="1.0" encoding="utf-8"?>
 <w:numbering xmlns:wpc="http://schemas.microsoft.com/office/word/2010/wordprocessingCanvas" xmlns:cx="http://schemas.microsoft.com/office/drawing/2014/chartex" xmlns:cx1="http://schemas.microsoft.com/office/drawing/2015/9/8/chartex" xmlns:cx2="http://schemas.microsoft.com/office/drawing/2015/10/21/chartex" xmlns:cx3="http://schemas.microsoft.com/office/drawing/2016/5/9/chartex" xmlns:cx4="http://schemas.microsoft.com/office/drawing/2016/5/10/chartex" xmlns:cx5="http://schemas.microsoft.com/office/drawing/2016/5/11/chartex" xmlns:cx6="http://schemas.microsoft.com/office/drawing/2016/5/12/chartex" xmlns:cx7="http://schemas.microsoft.com/office/drawing/2016/5/13/chartex" xmlns:cx8="http://schemas.microsoft.com/office/drawing/2016/5/14/chartex" xmlns:mc="http://schemas.openxmlformats.org/markup-compatibility/2006" xmlns:aink="http://schemas.microsoft.com/office/drawing/2016/ink" xmlns:am3d="http://schemas.microsoft.com/office/drawing/2017/model3d" xmlns:o="urn:schemas-microsoft-com:office:office" xmlns:oel="http://schemas.microsoft.com/office/2019/extlst" xmlns:r="http://schemas.openxmlformats.org/officeDocument/2006/relationships" xmlns:m="http://schemas.openxmlformats.org/officeDocument/2006/math" xmlns:v="urn:schemas-microsoft-com:vml" xmlns:wp14="http://schemas.microsoft.com/office/word/2010/wordprocessingDrawing" xmlns:wp="http://schemas.openxmlformats.org/drawingml/2006/wordprocessingDrawing" xmlns:w10="urn:schemas-microsoft-com:office:word" xmlns:w="http://schemas.openxmlformats.org/wordprocessingml/2006/main" xmlns:w14="http://schemas.microsoft.com/office/word/2010/wordml" xmlns:w15="http://schemas.microsoft.com/office/word/2012/wordml" xmlns:w16cex="http://schemas.microsoft.com/office/word/2018/wordml/cex" xmlns:w16cid="http://schemas.microsoft.com/office/word/2016/wordml/cid" xmlns:w16="http://schemas.microsoft.com/office/word/2018/wordml" xmlns:w16sdtdh="http://schemas.microsoft.com/office/word/2020/wordml/sdtdatahash" xmlns:w16se="http://schemas.microsoft.com/office/word/2015/wordml/symex" xmlns:wpg="http://schemas.microsoft.com/office/word/2010/wordprocessingGroup" xmlns:wpi="http://schemas.microsoft.com/office/word/2010/wordprocessingInk" xmlns:wne="http://schemas.microsoft.com/office/word/2006/wordml" xmlns:wps="http://schemas.microsoft.com/office/word/2010/wordprocessingShape" mc:Ignorable="w14 w15 w16se w16cid w16 w16cex w16sdtdh wp14">
   <w:abstractNum w:abstractNumId="0" w15:restartNumberingAfterBreak="0">
-    <w:nsid w:val="12340032"/>
+    <w:nsid w:val="01C46627"/>
     <w:multiLevelType w:val="hybridMultilevel"/>
-    <w:tmpl w:val="475E52BA"/>
-    <w:lvl w:ilvl="0" w:tplc="17DCBB18">
+    <w:tmpl w:val="680054F0"/>
+    <w:lvl w:ilvl="0" w:tplc="0C36BD3E">
       <w:start w:val="1"/>
       <w:numFmt w:val="decimal"/>
       <w:lvlText w:val="%1."/>
@@ -5063,7 +5184,7 @@
         <w:ind w:left="360" w:hanging="300"/>
       </w:pPr>
     </w:lvl>
-    <w:lvl w:ilvl="1" w:tplc="0AC6CF08" w:tentative="1">
+    <w:lvl w:ilvl="1" w:tplc="8C9825F8" w:tentative="1">
       <w:start w:val="1"/>
       <w:numFmt w:val="lowerLetter"/>
       <w:lvlText w:val="%2."/>
@@ -5072,47 +5193,221 @@
         <w:ind w:left="720" w:hanging="300"/>
       </w:pPr>
     </w:lvl>
-    <w:lvl w:ilvl="2" w:tplc="0ED66F14">
+    <w:lvl w:ilvl="2" w:tplc="1C5EB622">
       <w:numFmt w:val="decimal"/>
       <w:lvlText w:val=""/>
       <w:lvlJc w:val="left"/>
     </w:lvl>
-    <w:lvl w:ilvl="3" w:tplc="CF044D92">
+    <w:lvl w:ilvl="3" w:tplc="DB3620CC">
       <w:numFmt w:val="decimal"/>
       <w:lvlText w:val=""/>
       <w:lvlJc w:val="left"/>
     </w:lvl>
-    <w:lvl w:ilvl="4" w:tplc="533EC230">
+    <w:lvl w:ilvl="4" w:tplc="736452B4">
       <w:numFmt w:val="decimal"/>
       <w:lvlText w:val=""/>
       <w:lvlJc w:val="left"/>
     </w:lvl>
-    <w:lvl w:ilvl="5" w:tplc="46884EEA">
+    <w:lvl w:ilvl="5" w:tplc="2F986294">
       <w:numFmt w:val="decimal"/>
       <w:lvlText w:val=""/>
       <w:lvlJc w:val="left"/>
     </w:lvl>
-    <w:lvl w:ilvl="6" w:tplc="CE961084">
+    <w:lvl w:ilvl="6" w:tplc="4A2E5DF8">
       <w:numFmt w:val="decimal"/>
       <w:lvlText w:val=""/>
       <w:lvlJc w:val="left"/>
     </w:lvl>
-    <w:lvl w:ilvl="7" w:tplc="DA160A14">
+    <w:lvl w:ilvl="7" w:tplc="4844B9D8">
       <w:numFmt w:val="decimal"/>
       <w:lvlText w:val=""/>
       <w:lvlJc w:val="left"/>
     </w:lvl>
-    <w:lvl w:ilvl="8" w:tplc="12800020">
+    <w:lvl w:ilvl="8" w:tplc="452C3B14">
       <w:numFmt w:val="decimal"/>
       <w:lvlText w:val=""/>
       <w:lvlJc w:val="left"/>
     </w:lvl>
   </w:abstractNum>
   <w:abstractNum w:abstractNumId="1" w15:restartNumberingAfterBreak="0">
-    <w:nsid w:val="28493B52"/>
+    <w:nsid w:val="108C05C6"/>
     <w:multiLevelType w:val="hybridMultilevel"/>
-    <w:tmpl w:val="FF88B020"/>
-    <w:lvl w:ilvl="0" w:tplc="36BE794C" w:tentative="1">
+    <w:tmpl w:val="3A42440A"/>
+    <w:lvl w:ilvl="0" w:tplc="C6B49200">
+      <w:start w:val="1"/>
+      <w:numFmt w:val="decimal"/>
+      <w:lvlText w:val="%1."/>
+      <w:lvlJc w:val="left"/>
+      <w:pPr>
+        <w:ind w:left="360" w:hanging="300"/>
+      </w:pPr>
+    </w:lvl>
+    <w:lvl w:ilvl="1" w:tplc="AB52DCDA" w:tentative="1">
+      <w:start w:val="1"/>
+      <w:numFmt w:val="lowerLetter"/>
+      <w:lvlText w:val="%2."/>
+      <w:lvlJc w:val="left"/>
+      <w:pPr>
+        <w:ind w:left="720" w:hanging="300"/>
+      </w:pPr>
+    </w:lvl>
+    <w:lvl w:ilvl="2" w:tplc="263AF7CA">
+      <w:numFmt w:val="decimal"/>
+      <w:lvlText w:val=""/>
+      <w:lvlJc w:val="left"/>
+    </w:lvl>
+    <w:lvl w:ilvl="3" w:tplc="9ECC9DC4">
+      <w:numFmt w:val="decimal"/>
+      <w:lvlText w:val=""/>
+      <w:lvlJc w:val="left"/>
+    </w:lvl>
+    <w:lvl w:ilvl="4" w:tplc="EA2AC9DE">
+      <w:numFmt w:val="decimal"/>
+      <w:lvlText w:val=""/>
+      <w:lvlJc w:val="left"/>
+    </w:lvl>
+    <w:lvl w:ilvl="5" w:tplc="0504DAAA">
+      <w:numFmt w:val="decimal"/>
+      <w:lvlText w:val=""/>
+      <w:lvlJc w:val="left"/>
+    </w:lvl>
+    <w:lvl w:ilvl="6" w:tplc="30B01A18">
+      <w:numFmt w:val="decimal"/>
+      <w:lvlText w:val=""/>
+      <w:lvlJc w:val="left"/>
+    </w:lvl>
+    <w:lvl w:ilvl="7" w:tplc="64046BC0">
+      <w:numFmt w:val="decimal"/>
+      <w:lvlText w:val=""/>
+      <w:lvlJc w:val="left"/>
+    </w:lvl>
+    <w:lvl w:ilvl="8" w:tplc="14C2D0A8">
+      <w:numFmt w:val="decimal"/>
+      <w:lvlText w:val=""/>
+      <w:lvlJc w:val="left"/>
+    </w:lvl>
+  </w:abstractNum>
+  <w:abstractNum w:abstractNumId="2" w15:restartNumberingAfterBreak="0">
+    <w:nsid w:val="151E6389"/>
+    <w:multiLevelType w:val="hybridMultilevel"/>
+    <w:tmpl w:val="9FECA088"/>
+    <w:lvl w:ilvl="0" w:tplc="EA208CB0">
+      <w:start w:val="1"/>
+      <w:numFmt w:val="decimal"/>
+      <w:lvlText w:val="%1."/>
+      <w:lvlJc w:val="left"/>
+      <w:pPr>
+        <w:ind w:left="360" w:hanging="300"/>
+      </w:pPr>
+    </w:lvl>
+    <w:lvl w:ilvl="1" w:tplc="9CDA081A" w:tentative="1">
+      <w:start w:val="1"/>
+      <w:numFmt w:val="lowerLetter"/>
+      <w:lvlText w:val="%2."/>
+      <w:lvlJc w:val="left"/>
+      <w:pPr>
+        <w:ind w:left="720" w:hanging="300"/>
+      </w:pPr>
+    </w:lvl>
+    <w:lvl w:ilvl="2" w:tplc="48463D10">
+      <w:numFmt w:val="decimal"/>
+      <w:lvlText w:val=""/>
+      <w:lvlJc w:val="left"/>
+    </w:lvl>
+    <w:lvl w:ilvl="3" w:tplc="1862B388">
+      <w:numFmt w:val="decimal"/>
+      <w:lvlText w:val=""/>
+      <w:lvlJc w:val="left"/>
+    </w:lvl>
+    <w:lvl w:ilvl="4" w:tplc="18503D02">
+      <w:numFmt w:val="decimal"/>
+      <w:lvlText w:val=""/>
+      <w:lvlJc w:val="left"/>
+    </w:lvl>
+    <w:lvl w:ilvl="5" w:tplc="D4626080">
+      <w:numFmt w:val="decimal"/>
+      <w:lvlText w:val=""/>
+      <w:lvlJc w:val="left"/>
+    </w:lvl>
+    <w:lvl w:ilvl="6" w:tplc="81E0E792">
+      <w:numFmt w:val="decimal"/>
+      <w:lvlText w:val=""/>
+      <w:lvlJc w:val="left"/>
+    </w:lvl>
+    <w:lvl w:ilvl="7" w:tplc="6B680C78">
+      <w:numFmt w:val="decimal"/>
+      <w:lvlText w:val=""/>
+      <w:lvlJc w:val="left"/>
+    </w:lvl>
+    <w:lvl w:ilvl="8" w:tplc="A914EDEE">
+      <w:numFmt w:val="decimal"/>
+      <w:lvlText w:val=""/>
+      <w:lvlJc w:val="left"/>
+    </w:lvl>
+  </w:abstractNum>
+  <w:abstractNum w:abstractNumId="3" w15:restartNumberingAfterBreak="0">
+    <w:nsid w:val="29362E69"/>
+    <w:multiLevelType w:val="hybridMultilevel"/>
+    <w:tmpl w:val="79E61366"/>
+    <w:lvl w:ilvl="0" w:tplc="72581CCE">
+      <w:start w:val="1"/>
+      <w:numFmt w:val="decimal"/>
+      <w:lvlText w:val="%1."/>
+      <w:lvlJc w:val="left"/>
+      <w:pPr>
+        <w:ind w:left="360" w:hanging="300"/>
+      </w:pPr>
+    </w:lvl>
+    <w:lvl w:ilvl="1" w:tplc="6424565A" w:tentative="1">
+      <w:start w:val="1"/>
+      <w:numFmt w:val="lowerLetter"/>
+      <w:lvlText w:val="%2."/>
+      <w:lvlJc w:val="left"/>
+      <w:pPr>
+        <w:ind w:left="720" w:hanging="300"/>
+      </w:pPr>
+    </w:lvl>
+    <w:lvl w:ilvl="2" w:tplc="30A0D49A">
+      <w:numFmt w:val="decimal"/>
+      <w:lvlText w:val=""/>
+      <w:lvlJc w:val="left"/>
+    </w:lvl>
+    <w:lvl w:ilvl="3" w:tplc="CEC28994">
+      <w:numFmt w:val="decimal"/>
+      <w:lvlText w:val=""/>
+      <w:lvlJc w:val="left"/>
+    </w:lvl>
+    <w:lvl w:ilvl="4" w:tplc="66DA14A0">
+      <w:numFmt w:val="decimal"/>
+      <w:lvlText w:val=""/>
+      <w:lvlJc w:val="left"/>
+    </w:lvl>
+    <w:lvl w:ilvl="5" w:tplc="B58685A0">
+      <w:numFmt w:val="decimal"/>
+      <w:lvlText w:val=""/>
+      <w:lvlJc w:val="left"/>
+    </w:lvl>
+    <w:lvl w:ilvl="6" w:tplc="C4940900">
+      <w:numFmt w:val="decimal"/>
+      <w:lvlText w:val=""/>
+      <w:lvlJc w:val="left"/>
+    </w:lvl>
+    <w:lvl w:ilvl="7" w:tplc="BF281990">
+      <w:numFmt w:val="decimal"/>
+      <w:lvlText w:val=""/>
+      <w:lvlJc w:val="left"/>
+    </w:lvl>
+    <w:lvl w:ilvl="8" w:tplc="25FA4414">
+      <w:numFmt w:val="decimal"/>
+      <w:lvlText w:val=""/>
+      <w:lvlJc w:val="left"/>
+    </w:lvl>
+  </w:abstractNum>
+  <w:abstractNum w:abstractNumId="4" w15:restartNumberingAfterBreak="0">
+    <w:nsid w:val="3C1F3A20"/>
+    <w:multiLevelType w:val="hybridMultilevel"/>
+    <w:tmpl w:val="4C44605C"/>
+    <w:lvl w:ilvl="0" w:tplc="4726CEBC" w:tentative="1">
       <w:start w:val="1"/>
       <w:numFmt w:val="bullet"/>
       <w:lvlText w:val="•"/>
@@ -5121,7 +5416,7 @@
         <w:ind w:left="360" w:hanging="260"/>
       </w:pPr>
     </w:lvl>
-    <w:lvl w:ilvl="1" w:tplc="C29C4D98" w:tentative="1">
+    <w:lvl w:ilvl="1" w:tplc="A2A4E514" w:tentative="1">
       <w:start w:val="1"/>
       <w:numFmt w:val="bullet"/>
       <w:lvlText w:val="–"/>
@@ -5130,47 +5425,133 @@
         <w:ind w:left="720" w:hanging="260"/>
       </w:pPr>
     </w:lvl>
-    <w:lvl w:ilvl="2" w:tplc="2C9EFDA2">
+    <w:lvl w:ilvl="2" w:tplc="B952F368">
       <w:numFmt w:val="decimal"/>
       <w:lvlText w:val=""/>
       <w:lvlJc w:val="left"/>
     </w:lvl>
-    <w:lvl w:ilvl="3" w:tplc="C730F68C">
+    <w:lvl w:ilvl="3" w:tplc="666258F6">
       <w:numFmt w:val="decimal"/>
       <w:lvlText w:val=""/>
       <w:lvlJc w:val="left"/>
     </w:lvl>
-    <w:lvl w:ilvl="4" w:tplc="E30007DC">
+    <w:lvl w:ilvl="4" w:tplc="33907E56">
       <w:numFmt w:val="decimal"/>
       <w:lvlText w:val=""/>
       <w:lvlJc w:val="left"/>
     </w:lvl>
-    <w:lvl w:ilvl="5" w:tplc="FF2E15D4">
+    <w:lvl w:ilvl="5" w:tplc="25DE2960">
       <w:numFmt w:val="decimal"/>
       <w:lvlText w:val=""/>
       <w:lvlJc w:val="left"/>
     </w:lvl>
-    <w:lvl w:ilvl="6" w:tplc="D16CC390">
+    <w:lvl w:ilvl="6" w:tplc="A78ADE00">
       <w:numFmt w:val="decimal"/>
       <w:lvlText w:val=""/>
       <w:lvlJc w:val="left"/>
     </w:lvl>
-    <w:lvl w:ilvl="7" w:tplc="1C22AA8E">
+    <w:lvl w:ilvl="7" w:tplc="35EC169E">
       <w:numFmt w:val="decimal"/>
       <w:lvlText w:val=""/>
       <w:lvlJc w:val="left"/>
     </w:lvl>
-    <w:lvl w:ilvl="8" w:tplc="A6F8E4C2">
+    <w:lvl w:ilvl="8" w:tplc="1A42D55E">
       <w:numFmt w:val="decimal"/>
       <w:lvlText w:val=""/>
       <w:lvlJc w:val="left"/>
     </w:lvl>
   </w:abstractNum>
-  <w:abstractNum w:abstractNumId="2" w15:restartNumberingAfterBreak="0">
-    <w:nsid w:val="30916160"/>
+  <w:abstractNum w:abstractNumId="5" w15:restartNumberingAfterBreak="0">
+    <w:nsid w:val="5DA55D71"/>
     <w:multiLevelType w:val="hybridMultilevel"/>
-    <w:tmpl w:val="DC44B4BC"/>
-    <w:lvl w:ilvl="0" w:tplc="282EC454">
+    <w:tmpl w:val="E39EC514"/>
+    <w:lvl w:ilvl="0" w:tplc="296A2C2A" w:tentative="1">
+      <w:start w:val="1"/>
+      <w:numFmt w:val="bullet"/>
+      <w:lvlText w:val="●"/>
+      <w:lvlJc w:val="left"/>
+      <w:pPr>
+        <w:ind w:left="720" w:hanging="360"/>
+      </w:pPr>
+    </w:lvl>
+    <w:lvl w:ilvl="1" w:tplc="D55604A2" w:tentative="1">
+      <w:start w:val="1"/>
+      <w:numFmt w:val="bullet"/>
+      <w:lvlText w:val="○"/>
+      <w:lvlJc w:val="left"/>
+      <w:pPr>
+        <w:ind w:left="1440" w:hanging="360"/>
+      </w:pPr>
+    </w:lvl>
+    <w:lvl w:ilvl="2" w:tplc="1C94D5EE" w:tentative="1">
+      <w:start w:val="1"/>
+      <w:numFmt w:val="bullet"/>
+      <w:lvlText w:val="■"/>
+      <w:lvlJc w:val="left"/>
+      <w:pPr>
+        <w:ind w:left="2160" w:hanging="360"/>
+      </w:pPr>
+    </w:lvl>
+    <w:lvl w:ilvl="3" w:tplc="A780872A" w:tentative="1">
+      <w:start w:val="1"/>
+      <w:numFmt w:val="bullet"/>
+      <w:lvlText w:val="●"/>
+      <w:lvlJc w:val="left"/>
+      <w:pPr>
+        <w:ind w:left="2880" w:hanging="360"/>
+      </w:pPr>
+    </w:lvl>
+    <w:lvl w:ilvl="4" w:tplc="C6CE5C5E" w:tentative="1">
+      <w:start w:val="1"/>
+      <w:numFmt w:val="bullet"/>
+      <w:lvlText w:val="○"/>
+      <w:lvlJc w:val="left"/>
+      <w:pPr>
+        <w:ind w:left="3600" w:hanging="360"/>
+      </w:pPr>
+    </w:lvl>
+    <w:lvl w:ilvl="5" w:tplc="E2D48352" w:tentative="1">
+      <w:start w:val="1"/>
+      <w:numFmt w:val="bullet"/>
+      <w:lvlText w:val="■"/>
+      <w:lvlJc w:val="left"/>
+      <w:pPr>
+        <w:ind w:left="4320" w:hanging="360"/>
+      </w:pPr>
+    </w:lvl>
+    <w:lvl w:ilvl="6" w:tplc="7D3E569E" w:tentative="1">
+      <w:start w:val="1"/>
+      <w:numFmt w:val="bullet"/>
+      <w:lvlText w:val="●"/>
+      <w:lvlJc w:val="left"/>
+      <w:pPr>
+        <w:ind w:left="5040" w:hanging="360"/>
+      </w:pPr>
+    </w:lvl>
+    <w:lvl w:ilvl="7" w:tplc="3FE81290" w:tentative="1">
+      <w:start w:val="1"/>
+      <w:numFmt w:val="bullet"/>
+      <w:lvlText w:val="●"/>
+      <w:lvlJc w:val="left"/>
+      <w:pPr>
+        <w:ind w:left="5760" w:hanging="360"/>
+      </w:pPr>
+    </w:lvl>
+    <w:lvl w:ilvl="8" w:tplc="5B88CB24" w:tentative="1">
+      <w:start w:val="1"/>
+      <w:numFmt w:val="bullet"/>
+      <w:lvlText w:val="●"/>
+      <w:lvlJc w:val="left"/>
+      <w:pPr>
+        <w:ind w:left="6480" w:hanging="360"/>
+      </w:pPr>
+    </w:lvl>
+  </w:abstractNum>
+  <w:abstractNum w:abstractNumId="6" w15:restartNumberingAfterBreak="0">
+    <w:nsid w:val="683C22EF"/>
+    <w:multiLevelType w:val="hybridMultilevel"/>
+    <w:tmpl w:val="C98A62C0"/>
+    <w:lvl w:ilvl="0" w:tplc="FDF8C6F6">
       <w:start w:val="1"/>
       <w:numFmt w:val="decimal"/>
       <w:lvlText w:val="%1."/>
@@ -5179,7 +5560,7 @@
         <w:ind w:left="360" w:hanging="300"/>
       </w:pPr>
     </w:lvl>
-    <w:lvl w:ilvl="1" w:tplc="3E1AE194" w:tentative="1">
+    <w:lvl w:ilvl="1" w:tplc="79D68FE8" w:tentative="1">
       <w:start w:val="1"/>
       <w:numFmt w:val="lowerLetter"/>
       <w:lvlText w:val="%2."/>
@@ -5188,47 +5569,47 @@
         <w:ind w:left="720" w:hanging="300"/>
       </w:pPr>
     </w:lvl>
-    <w:lvl w:ilvl="2" w:tplc="ADF63D80">
+    <w:lvl w:ilvl="2" w:tplc="4094BD7E">
       <w:numFmt w:val="decimal"/>
       <w:lvlText w:val=""/>
       <w:lvlJc w:val="left"/>
     </w:lvl>
-    <w:lvl w:ilvl="3" w:tplc="A5C06376">
+    <w:lvl w:ilvl="3" w:tplc="2D36F632">
       <w:numFmt w:val="decimal"/>
       <w:lvlText w:val=""/>
       <w:lvlJc w:val="left"/>
     </w:lvl>
-    <w:lvl w:ilvl="4" w:tplc="2A127ACE">
+    <w:lvl w:ilvl="4" w:tplc="94840F58">
       <w:numFmt w:val="decimal"/>
       <w:lvlText w:val=""/>
       <w:lvlJc w:val="left"/>
     </w:lvl>
-    <w:lvl w:ilvl="5" w:tplc="ACB08D3A">
+    <w:lvl w:ilvl="5" w:tplc="DF3E0638">
       <w:numFmt w:val="decimal"/>
       <w:lvlText w:val=""/>
       <w:lvlJc w:val="left"/>
     </w:lvl>
-    <w:lvl w:ilvl="6" w:tplc="5C0C967C">
+    <w:lvl w:ilvl="6" w:tplc="DCAC68BA">
       <w:numFmt w:val="decimal"/>
       <w:lvlText w:val=""/>
       <w:lvlJc w:val="left"/>
     </w:lvl>
-    <w:lvl w:ilvl="7" w:tplc="9A6A5824">
+    <w:lvl w:ilvl="7" w:tplc="210E8890">
       <w:numFmt w:val="decimal"/>
       <w:lvlText w:val=""/>
       <w:lvlJc w:val="left"/>
     </w:lvl>
-    <w:lvl w:ilvl="8" w:tplc="EE8029B2">
+    <w:lvl w:ilvl="8" w:tplc="5C3A90F4">
       <w:numFmt w:val="decimal"/>
       <w:lvlText w:val=""/>
       <w:lvlJc w:val="left"/>
     </w:lvl>
   </w:abstractNum>
-  <w:abstractNum w:abstractNumId="3" w15:restartNumberingAfterBreak="0">
-    <w:nsid w:val="3F2F22F4"/>
+  <w:abstractNum w:abstractNumId="7" w15:restartNumberingAfterBreak="0">
+    <w:nsid w:val="6F0733BA"/>
     <w:multiLevelType w:val="hybridMultilevel"/>
-    <w:tmpl w:val="22E40BB6"/>
-    <w:lvl w:ilvl="0" w:tplc="86C807CE">
+    <w:tmpl w:val="5CAE0746"/>
+    <w:lvl w:ilvl="0" w:tplc="6A9EA51C">
       <w:start w:val="1"/>
       <w:numFmt w:val="decimal"/>
       <w:lvlText w:val="%1."/>
@@ -5237,7 +5618,7 @@
         <w:ind w:left="360" w:hanging="300"/>
       </w:pPr>
     </w:lvl>
-    <w:lvl w:ilvl="1" w:tplc="DD06EBDE" w:tentative="1">
+    <w:lvl w:ilvl="1" w:tplc="B0C035F8" w:tentative="1">
       <w:start w:val="1"/>
       <w:numFmt w:val="lowerLetter"/>
       <w:lvlText w:val="%2."/>
@@ -5246,47 +5627,47 @@
         <w:ind w:left="720" w:hanging="300"/>
       </w:pPr>
     </w:lvl>
-    <w:lvl w:ilvl="2" w:tplc="455EA7BA">
+    <w:lvl w:ilvl="2" w:tplc="C5B42BD0">
       <w:numFmt w:val="decimal"/>
       <w:lvlText w:val=""/>
       <w:lvlJc w:val="left"/>
     </w:lvl>
-    <w:lvl w:ilvl="3" w:tplc="2868964E">
+    <w:lvl w:ilvl="3" w:tplc="43989FD8">
       <w:numFmt w:val="decimal"/>
       <w:lvlText w:val=""/>
       <w:lvlJc w:val="left"/>
     </w:lvl>
-    <w:lvl w:ilvl="4" w:tplc="D5CEBB02">
+    <w:lvl w:ilvl="4" w:tplc="BC38220C">
       <w:numFmt w:val="decimal"/>
       <w:lvlText w:val=""/>
       <w:lvlJc w:val="left"/>
     </w:lvl>
-    <w:lvl w:ilvl="5" w:tplc="BFC45EBC">
+    <w:lvl w:ilvl="5" w:tplc="AB0A4F9E">
       <w:numFmt w:val="decimal"/>
       <w:lvlText w:val=""/>
       <w:lvlJc w:val="left"/>
     </w:lvl>
-    <w:lvl w:ilvl="6" w:tplc="EA8A335E">
+    <w:lvl w:ilvl="6" w:tplc="F9468EFC">
       <w:numFmt w:val="decimal"/>
       <w:lvlText w:val=""/>
       <w:lvlJc w:val="left"/>
     </w:lvl>
-    <w:lvl w:ilvl="7" w:tplc="2D5A4234">
+    <w:lvl w:ilvl="7" w:tplc="CCF69B52">
       <w:numFmt w:val="decimal"/>
       <w:lvlText w:val=""/>
       <w:lvlJc w:val="left"/>
     </w:lvl>
-    <w:lvl w:ilvl="8" w:tplc="20327FF4">
+    <w:lvl w:ilvl="8" w:tplc="47BED2A4">
       <w:numFmt w:val="decimal"/>
       <w:lvlText w:val=""/>
       <w:lvlJc w:val="left"/>
     </w:lvl>
   </w:abstractNum>
-  <w:abstractNum w:abstractNumId="4" w15:restartNumberingAfterBreak="0">
-    <w:nsid w:val="493E0639"/>
+  <w:abstractNum w:abstractNumId="8" w15:restartNumberingAfterBreak="0">
+    <w:nsid w:val="755A514E"/>
     <w:multiLevelType w:val="hybridMultilevel"/>
-    <w:tmpl w:val="D8A6045E"/>
-    <w:lvl w:ilvl="0" w:tplc="07301FB4">
+    <w:tmpl w:val="BB60C16A"/>
+    <w:lvl w:ilvl="0" w:tplc="725251CC">
       <w:start w:val="1"/>
       <w:numFmt w:val="decimal"/>
       <w:lvlText w:val="%1."/>
@@ -5295,7 +5676,7 @@
         <w:ind w:left="360" w:hanging="300"/>
       </w:pPr>
     </w:lvl>
-    <w:lvl w:ilvl="1" w:tplc="C3C26DE0" w:tentative="1">
+    <w:lvl w:ilvl="1" w:tplc="9A26250C" w:tentative="1">
       <w:start w:val="1"/>
       <w:numFmt w:val="lowerLetter"/>
       <w:lvlText w:val="%2."/>
@@ -5304,346 +5685,86 @@
         <w:ind w:left="720" w:hanging="300"/>
       </w:pPr>
     </w:lvl>
-    <w:lvl w:ilvl="2" w:tplc="8BBC136A">
+    <w:lvl w:ilvl="2" w:tplc="9EA6D41C">
       <w:numFmt w:val="decimal"/>
       <w:lvlText w:val=""/>
       <w:lvlJc w:val="left"/>
     </w:lvl>
-    <w:lvl w:ilvl="3" w:tplc="4E5ECA12">
+    <w:lvl w:ilvl="3" w:tplc="E612FAEE">
       <w:numFmt w:val="decimal"/>
       <w:lvlText w:val=""/>
       <w:lvlJc w:val="left"/>
     </w:lvl>
-    <w:lvl w:ilvl="4" w:tplc="9DBCE5CA">
+    <w:lvl w:ilvl="4" w:tplc="1BA85FD2">
       <w:numFmt w:val="decimal"/>
       <w:lvlText w:val=""/>
       <w:lvlJc w:val="left"/>
     </w:lvl>
-    <w:lvl w:ilvl="5" w:tplc="FCE8EECA">
+    <w:lvl w:ilvl="5" w:tplc="7DD2790A">
       <w:numFmt w:val="decimal"/>
       <w:lvlText w:val=""/>
       <w:lvlJc w:val="left"/>
     </w:lvl>
-    <w:lvl w:ilvl="6" w:tplc="64163C68">
+    <w:lvl w:ilvl="6" w:tplc="DAFC7D1C">
       <w:numFmt w:val="decimal"/>
       <w:lvlText w:val=""/>
       <w:lvlJc w:val="left"/>
     </w:lvl>
-    <w:lvl w:ilvl="7" w:tplc="CC86CA0A">
+    <w:lvl w:ilvl="7" w:tplc="3D4E476C">
       <w:numFmt w:val="decimal"/>
       <w:lvlText w:val=""/>
       <w:lvlJc w:val="left"/>
     </w:lvl>
-    <w:lvl w:ilvl="8" w:tplc="9DDED636">
+    <w:lvl w:ilvl="8" w:tplc="4698CB92">
       <w:numFmt w:val="decimal"/>
       <w:lvlText w:val=""/>
       <w:lvlJc w:val="left"/>
     </w:lvl>
   </w:abstractNum>
-  <w:abstractNum w:abstractNumId="5" w15:restartNumberingAfterBreak="0">
-    <w:nsid w:val="4B5A7867"/>
-    <w:multiLevelType w:val="hybridMultilevel"/>
-    <w:tmpl w:val="9BDCE51A"/>
-    <w:lvl w:ilvl="0" w:tplc="DA4E7596">
-      <w:start w:val="1"/>
-      <w:numFmt w:val="decimal"/>
-      <w:lvlText w:val="%1."/>
-      <w:lvlJc w:val="left"/>
-      <w:pPr>
-        <w:ind w:left="360" w:hanging="300"/>
-      </w:pPr>
-    </w:lvl>
-    <w:lvl w:ilvl="1" w:tplc="A170CCB8" w:tentative="1">
-      <w:start w:val="1"/>
-      <w:numFmt w:val="lowerLetter"/>
-      <w:lvlText w:val="%2."/>
-      <w:lvlJc w:val="left"/>
-      <w:pPr>
-        <w:ind w:left="720" w:hanging="300"/>
-      </w:pPr>
-    </w:lvl>
-    <w:lvl w:ilvl="2" w:tplc="2D50B464">
-      <w:numFmt w:val="decimal"/>
-      <w:lvlText w:val=""/>
-      <w:lvlJc w:val="left"/>
-    </w:lvl>
-    <w:lvl w:ilvl="3" w:tplc="E7FEA4AE">
-      <w:numFmt w:val="decimal"/>
-      <w:lvlText w:val=""/>
-      <w:lvlJc w:val="left"/>
-    </w:lvl>
-    <w:lvl w:ilvl="4" w:tplc="5A3289E0">
-      <w:numFmt w:val="decimal"/>
-      <w:lvlText w:val=""/>
-      <w:lvlJc w:val="left"/>
-    </w:lvl>
-    <w:lvl w:ilvl="5" w:tplc="EE68B0FA">
-      <w:numFmt w:val="decimal"/>
-      <w:lvlText w:val=""/>
-      <w:lvlJc w:val="left"/>
-    </w:lvl>
-    <w:lvl w:ilvl="6" w:tplc="EA960602">
-      <w:numFmt w:val="decimal"/>
-      <w:lvlText w:val=""/>
-      <w:lvlJc w:val="left"/>
-    </w:lvl>
-    <w:lvl w:ilvl="7" w:tplc="E026CBFE">
-      <w:numFmt w:val="decimal"/>
-      <w:lvlText w:val=""/>
-      <w:lvlJc w:val="left"/>
-    </w:lvl>
-    <w:lvl w:ilvl="8" w:tplc="8E864792">
-      <w:numFmt w:val="decimal"/>
-      <w:lvlText w:val=""/>
-      <w:lvlJc w:val="left"/>
-    </w:lvl>
-  </w:abstractNum>
-  <w:abstractNum w:abstractNumId="6" w15:restartNumberingAfterBreak="0">
-    <w:nsid w:val="5FA34727"/>
-    <w:multiLevelType w:val="hybridMultilevel"/>
-    <w:tmpl w:val="ED067FC4"/>
-    <w:lvl w:ilvl="0" w:tplc="FAF2B386" w:tentative="1">
-      <w:start w:val="1"/>
-      <w:numFmt w:val="bullet"/>
-      <w:lvlText w:val="●"/>
-      <w:lvlJc w:val="left"/>
-      <w:pPr>
-        <w:ind w:left="720" w:hanging="360"/>
-      </w:pPr>
-    </w:lvl>
-    <w:lvl w:ilvl="1" w:tplc="C840B76E" w:tentative="1">
-      <w:start w:val="1"/>
-      <w:numFmt w:val="bullet"/>
-      <w:lvlText w:val="○"/>
-      <w:lvlJc w:val="left"/>
-      <w:pPr>
-        <w:ind w:left="1440" w:hanging="360"/>
-      </w:pPr>
-    </w:lvl>
-    <w:lvl w:ilvl="2" w:tplc="AA5C30D2" w:tentative="1">
-      <w:start w:val="1"/>
-      <w:numFmt w:val="bullet"/>
-      <w:lvlText w:val="■"/>
-      <w:lvlJc w:val="left"/>
-      <w:pPr>
-        <w:ind w:left="2160" w:hanging="360"/>
-      </w:pPr>
-    </w:lvl>
-    <w:lvl w:ilvl="3" w:tplc="5F50DC5E" w:tentative="1">
-      <w:start w:val="1"/>
-      <w:numFmt w:val="bullet"/>
-      <w:lvlText w:val="●"/>
-      <w:lvlJc w:val="left"/>
-      <w:pPr>
-        <w:ind w:left="2880" w:hanging="360"/>
-      </w:pPr>
-    </w:lvl>
-    <w:lvl w:ilvl="4" w:tplc="BD249AF6" w:tentative="1">
-      <w:start w:val="1"/>
-      <w:numFmt w:val="bullet"/>
-      <w:lvlText w:val="○"/>
-      <w:lvlJc w:val="left"/>
-      <w:pPr>
-        <w:ind w:left="3600" w:hanging="360"/>
-      </w:pPr>
-    </w:lvl>
-    <w:lvl w:ilvl="5" w:tplc="63DEDBDE" w:tentative="1">
-      <w:start w:val="1"/>
-      <w:numFmt w:val="bullet"/>
-      <w:lvlText w:val="■"/>
-      <w:lvlJc w:val="left"/>
-      <w:pPr>
-        <w:ind w:left="4320" w:hanging="360"/>
-      </w:pPr>
-    </w:lvl>
-    <w:lvl w:ilvl="6" w:tplc="4EBCFAE0" w:tentative="1">
-      <w:start w:val="1"/>
-      <w:numFmt w:val="bullet"/>
-      <w:lvlText w:val="●"/>
-      <w:lvlJc w:val="left"/>
-      <w:pPr>
-        <w:ind w:left="5040" w:hanging="360"/>
-      </w:pPr>
-    </w:lvl>
-    <w:lvl w:ilvl="7" w:tplc="F5DCA532" w:tentative="1">
-      <w:start w:val="1"/>
-      <w:numFmt w:val="bullet"/>
-      <w:lvlText w:val="●"/>
-      <w:lvlJc w:val="left"/>
-      <w:pPr>
-        <w:ind w:left="5760" w:hanging="360"/>
-      </w:pPr>
-    </w:lvl>
-    <w:lvl w:ilvl="8" w:tplc="00365A28" w:tentative="1">
-      <w:start w:val="1"/>
-      <w:numFmt w:val="bullet"/>
-      <w:lvlText w:val="●"/>
-      <w:lvlJc w:val="left"/>
-      <w:pPr>
-        <w:ind w:left="6480" w:hanging="360"/>
-      </w:pPr>
-    </w:lvl>
-  </w:abstractNum>
-  <w:abstractNum w:abstractNumId="7" w15:restartNumberingAfterBreak="0">
-    <w:nsid w:val="6A2A0946"/>
-    <w:multiLevelType w:val="hybridMultilevel"/>
-    <w:tmpl w:val="F8C8B3E4"/>
-    <w:lvl w:ilvl="0" w:tplc="D004D032">
-      <w:start w:val="1"/>
-      <w:numFmt w:val="decimal"/>
-      <w:lvlText w:val="%1."/>
-      <w:lvlJc w:val="left"/>
-      <w:pPr>
-        <w:ind w:left="360" w:hanging="300"/>
-      </w:pPr>
-    </w:lvl>
-    <w:lvl w:ilvl="1" w:tplc="9BF817DE" w:tentative="1">
-      <w:start w:val="1"/>
-      <w:numFmt w:val="lowerLetter"/>
-      <w:lvlText w:val="%2."/>
-      <w:lvlJc w:val="left"/>
-      <w:pPr>
-        <w:ind w:left="720" w:hanging="300"/>
-      </w:pPr>
-    </w:lvl>
-    <w:lvl w:ilvl="2" w:tplc="FAEE3A0E">
-      <w:numFmt w:val="decimal"/>
-      <w:lvlText w:val=""/>
-      <w:lvlJc w:val="left"/>
-    </w:lvl>
-    <w:lvl w:ilvl="3" w:tplc="8B9EC9D8">
-      <w:numFmt w:val="decimal"/>
-      <w:lvlText w:val=""/>
-      <w:lvlJc w:val="left"/>
-    </w:lvl>
-    <w:lvl w:ilvl="4" w:tplc="DF2EA0AC">
-      <w:numFmt w:val="decimal"/>
-      <w:lvlText w:val=""/>
-      <w:lvlJc w:val="left"/>
-    </w:lvl>
-    <w:lvl w:ilvl="5" w:tplc="806057FE">
-      <w:numFmt w:val="decimal"/>
-      <w:lvlText w:val=""/>
-      <w:lvlJc w:val="left"/>
-    </w:lvl>
-    <w:lvl w:ilvl="6" w:tplc="327884C4">
-      <w:numFmt w:val="decimal"/>
-      <w:lvlText w:val=""/>
-      <w:lvlJc w:val="left"/>
-    </w:lvl>
-    <w:lvl w:ilvl="7" w:tplc="B7E8DF68">
-      <w:numFmt w:val="decimal"/>
-      <w:lvlText w:val=""/>
-      <w:lvlJc w:val="left"/>
-    </w:lvl>
-    <w:lvl w:ilvl="8" w:tplc="2850CDDA">
-      <w:numFmt w:val="decimal"/>
-      <w:lvlText w:val=""/>
-      <w:lvlJc w:val="left"/>
-    </w:lvl>
-  </w:abstractNum>
-  <w:abstractNum w:abstractNumId="8" w15:restartNumberingAfterBreak="0">
-    <w:nsid w:val="7F582044"/>
-    <w:multiLevelType w:val="hybridMultilevel"/>
-    <w:tmpl w:val="02FE0C6E"/>
-    <w:lvl w:ilvl="0" w:tplc="5712C782">
-      <w:start w:val="1"/>
-      <w:numFmt w:val="decimal"/>
-      <w:lvlText w:val="%1."/>
-      <w:lvlJc w:val="left"/>
-      <w:pPr>
-        <w:ind w:left="360" w:hanging="300"/>
-      </w:pPr>
-    </w:lvl>
-    <w:lvl w:ilvl="1" w:tplc="45928828" w:tentative="1">
-      <w:start w:val="1"/>
-      <w:numFmt w:val="lowerLetter"/>
-      <w:lvlText w:val="%2."/>
-      <w:lvlJc w:val="left"/>
-      <w:pPr>
-        <w:ind w:left="720" w:hanging="300"/>
-      </w:pPr>
-    </w:lvl>
-    <w:lvl w:ilvl="2" w:tplc="EDE65A80">
-      <w:numFmt w:val="decimal"/>
-      <w:lvlText w:val=""/>
-      <w:lvlJc w:val="left"/>
-    </w:lvl>
-    <w:lvl w:ilvl="3" w:tplc="753E57D0">
-      <w:numFmt w:val="decimal"/>
-      <w:lvlText w:val=""/>
-      <w:lvlJc w:val="left"/>
-    </w:lvl>
-    <w:lvl w:ilvl="4" w:tplc="20780B64">
-      <w:numFmt w:val="decimal"/>
-      <w:lvlText w:val=""/>
-      <w:lvlJc w:val="left"/>
-    </w:lvl>
-    <w:lvl w:ilvl="5" w:tplc="4AA0346A">
-      <w:numFmt w:val="decimal"/>
-      <w:lvlText w:val=""/>
-      <w:lvlJc w:val="left"/>
-    </w:lvl>
-    <w:lvl w:ilvl="6" w:tplc="23A6EC66">
-      <w:numFmt w:val="decimal"/>
-      <w:lvlText w:val=""/>
-      <w:lvlJc w:val="left"/>
-    </w:lvl>
-    <w:lvl w:ilvl="7" w:tplc="CA6080A8">
-      <w:numFmt w:val="decimal"/>
-      <w:lvlText w:val=""/>
-      <w:lvlJc w:val="left"/>
-    </w:lvl>
-    <w:lvl w:ilvl="8" w:tplc="3C1A3C5C">
-      <w:numFmt w:val="decimal"/>
-      <w:lvlText w:val=""/>
-      <w:lvlJc w:val="left"/>
-    </w:lvl>
-  </w:abstractNum>
-  <w:num w:numId="1" w16cid:durableId="291640013">
+  <w:num w:numId="1" w16cid:durableId="1939674332">
+    <w:abstractNumId w:val="5"/>
+    <w:lvlOverride w:ilvl="0">
+      <w:startOverride w:val="1"/>
+    </w:lvlOverride>
+  </w:num>
+  <w:num w:numId="2" w16cid:durableId="1449473876">
     <w:abstractNumId w:val="6"/>
     <w:lvlOverride w:ilvl="0">
       <w:startOverride w:val="1"/>
     </w:lvlOverride>
   </w:num>
-  <w:num w:numId="2" w16cid:durableId="1716659876">
-    <w:abstractNumId w:val="0"/>
+  <w:num w:numId="3" w16cid:durableId="571963553">
+    <w:abstractNumId w:val="7"/>
     <w:lvlOverride w:ilvl="0">
       <w:startOverride w:val="1"/>
     </w:lvlOverride>
   </w:num>
-  <w:num w:numId="3" w16cid:durableId="1548562797">
+  <w:num w:numId="4" w16cid:durableId="50155779">
+    <w:abstractNumId w:val="2"/>
+    <w:lvlOverride w:ilvl="0">
+      <w:startOverride w:val="1"/>
+    </w:lvlOverride>
+  </w:num>
+  <w:num w:numId="5" w16cid:durableId="902956062">
     <w:abstractNumId w:val="8"/>
     <w:lvlOverride w:ilvl="0">
       <w:startOverride w:val="1"/>
     </w:lvlOverride>
   </w:num>
-  <w:num w:numId="4" w16cid:durableId="1142120469">
-    <w:abstractNumId w:val="2"/>
+  <w:num w:numId="6" w16cid:durableId="1914581382">
+    <w:abstractNumId w:val="1"/>
     <w:lvlOverride w:ilvl="0">
       <w:startOverride w:val="1"/>
     </w:lvlOverride>
   </w:num>
-  <w:num w:numId="5" w16cid:durableId="1972056737">
-    <w:abstractNumId w:val="4"/>
-    <w:lvlOverride w:ilvl="0">
-      <w:startOverride w:val="1"/>
-    </w:lvlOverride>
-  </w:num>
-  <w:num w:numId="6" w16cid:durableId="1557813952">
+  <w:num w:numId="7" w16cid:durableId="1109467587">
     <w:abstractNumId w:val="3"/>
     <w:lvlOverride w:ilvl="0">
       <w:startOverride w:val="1"/>
     </w:lvlOverride>
   </w:num>
-  <w:num w:numId="7" w16cid:durableId="2084793641">
-    <w:abstractNumId w:val="5"/>
-    <w:lvlOverride w:ilvl="0">
-      <w:startOverride w:val="1"/>
-    </w:lvlOverride>
-  </w:num>
-  <w:num w:numId="8" w16cid:durableId="1812551168">
-    <w:abstractNumId w:val="7"/>
+  <w:num w:numId="8" w16cid:durableId="871193395">
+    <w:abstractNumId w:val="0"/>
     <w:lvlOverride w:ilvl="0">
       <w:startOverride w:val="1"/>
     </w:lvlOverride>
@@ -6324,7 +6445,7 @@
     <w:autoRedefine/>
     <w:uiPriority w:val="39"/>
     <w:unhideWhenUsed/>
-    <w:rsid w:val="00C82568"/>
+    <w:rsid w:val="00A355EA"/>
     <w:pPr>
       <w:spacing w:after="100"/>
     </w:pPr>
